--- a/SWARD/Lectures/Lecture 9.docx
+++ b/SWARD/Lectures/Lecture 9.docx
@@ -63,134 +63,226 @@
           <w:u w:val="single"/>
           <w:lang w:val="en-US"/>
         </w:rPr>
-        <w:t xml:space="preserve">What is </w:t>
-      </w:r>
-      <w:proofErr w:type="gramStart"/>
-      <w:r>
-        <w:rPr>
-          <w:color w:val="000000" w:themeColor="text1"/>
-          <w:u w:val="single"/>
+        <w:t>What is a layered architecture:</w:t>
+      </w:r>
+    </w:p>
+    <w:p>
+      <w:pPr>
+        <w:rPr>
+          <w:color w:val="000000" w:themeColor="text1"/>
           <w:lang w:val="en-US"/>
         </w:rPr>
-        <w:t>a layered</w:t>
-      </w:r>
-      <w:proofErr w:type="gramEnd"/>
-      <w:r>
-        <w:rPr>
-          <w:color w:val="000000" w:themeColor="text1"/>
-          <w:u w:val="single"/>
+      </w:pPr>
+      <w:r>
+        <w:rPr>
+          <w:color w:val="000000" w:themeColor="text1"/>
+        </w:rPr>
+        <w:t>A layered software architecture is an architectural pattern that organizes a software system into distinct layers, where each layer is responsible for a specific set of functionalities. Typically, a layer communicates only with the layers directly above or below it. separation of concerns</w:t>
+      </w:r>
+      <w:r>
+        <w:rPr>
+          <w:color w:val="000000" w:themeColor="text1"/>
+        </w:rPr>
+        <w:t xml:space="preserve"> </w:t>
+      </w:r>
+      <w:r>
+        <w:rPr>
+          <w:color w:val="000000" w:themeColor="text1"/>
+        </w:rPr>
+        <w:t>improves maintainability, and testability, making the system easier to develop, understand, and modify.</w:t>
+      </w:r>
+    </w:p>
+    <w:p>
+      <w:pPr>
+        <w:rPr>
+          <w:color w:val="000000" w:themeColor="text1"/>
+          <w:u w:val="single"/>
+        </w:rPr>
+      </w:pPr>
+    </w:p>
+    <w:p>
+      <w:pPr>
+        <w:rPr>
+          <w:color w:val="000000" w:themeColor="text1"/>
+          <w:u w:val="single"/>
+        </w:rPr>
+      </w:pPr>
+      <w:r>
+        <w:rPr>
+          <w:color w:val="000000" w:themeColor="text1"/>
+          <w:u w:val="single"/>
+        </w:rPr>
+        <w:t>How does a layered architecture affect the people working with it?</w:t>
+      </w:r>
+      <w:r>
+        <w:rPr>
+          <w:color w:val="000000" w:themeColor="text1"/>
+          <w:u w:val="single"/>
+        </w:rPr>
+        <w:t>:</w:t>
+      </w:r>
+    </w:p>
+    <w:p>
+      <w:pPr>
+        <w:rPr>
+          <w:color w:val="000000" w:themeColor="text1"/>
+        </w:rPr>
+      </w:pPr>
+      <w:r>
+        <w:rPr>
+          <w:color w:val="000000" w:themeColor="text1"/>
+        </w:rPr>
+        <w:t>Faster development process since different teams and developers work at the same time on different layers. Easier maintenance, improved collaboration, simpler testing, faster onboarding since a new developer can understand only one layer and start contributing to the team instead of understanding the entire system.</w:t>
+      </w:r>
+    </w:p>
+    <w:p>
+      <w:pPr>
+        <w:rPr>
+          <w:color w:val="000000" w:themeColor="text1"/>
           <w:lang w:val="en-US"/>
         </w:rPr>
-        <w:t xml:space="preserve"> architecture:</w:t>
-      </w:r>
-    </w:p>
-    <w:p>
-      <w:pPr>
-        <w:rPr>
-          <w:color w:val="000000" w:themeColor="text1"/>
-          <w:lang w:val="en-US"/>
-        </w:rPr>
-      </w:pPr>
-      <w:r>
-        <w:rPr>
-          <w:color w:val="000000" w:themeColor="text1"/>
-        </w:rPr>
-        <w:t>A layered software architecture is an architectural pattern that organizes a software system into distinct layers, where each layer is responsible for a specific set of functionalities. Typically, a layer communicates only with the layers directly above or below it. separation of concerns</w:t>
-      </w:r>
-      <w:r>
-        <w:rPr>
-          <w:color w:val="000000" w:themeColor="text1"/>
-        </w:rPr>
-        <w:t xml:space="preserve"> </w:t>
-      </w:r>
-      <w:r>
-        <w:rPr>
-          <w:color w:val="000000" w:themeColor="text1"/>
-        </w:rPr>
-        <w:t>improves maintainability, and testability, making the system easier to develop, understand, and modify.</w:t>
-      </w:r>
-    </w:p>
-    <w:p>
-      <w:pPr>
-        <w:rPr>
-          <w:color w:val="000000" w:themeColor="text1"/>
-          <w:u w:val="single"/>
-        </w:rPr>
-      </w:pPr>
-    </w:p>
-    <w:p>
-      <w:pPr>
-        <w:rPr>
-          <w:color w:val="000000" w:themeColor="text1"/>
-          <w:u w:val="single"/>
-        </w:rPr>
-      </w:pPr>
-      <w:r>
-        <w:rPr>
-          <w:color w:val="000000" w:themeColor="text1"/>
-          <w:u w:val="single"/>
-        </w:rPr>
-        <w:t xml:space="preserve">How does a layered architecture affect the people working with </w:t>
-      </w:r>
-      <w:proofErr w:type="gramStart"/>
-      <w:r>
-        <w:rPr>
-          <w:color w:val="000000" w:themeColor="text1"/>
-          <w:u w:val="single"/>
-        </w:rPr>
-        <w:t>it?</w:t>
-      </w:r>
-      <w:r>
-        <w:rPr>
-          <w:color w:val="000000" w:themeColor="text1"/>
+      </w:pPr>
+    </w:p>
+    <w:p>
+      <w:pPr>
+        <w:rPr>
+          <w:b/>
+          <w:bCs/>
+          <w:color w:val="000000" w:themeColor="text1"/>
+          <w:sz w:val="24"/>
+          <w:szCs w:val="24"/>
+          <w:u w:val="single"/>
+        </w:rPr>
+      </w:pPr>
+      <w:r>
+        <w:rPr>
+          <w:b/>
+          <w:bCs/>
+          <w:color w:val="000000" w:themeColor="text1"/>
+          <w:sz w:val="24"/>
+          <w:szCs w:val="24"/>
+          <w:u w:val="single"/>
+        </w:rPr>
+        <w:t>Modern Web Applications 101</w:t>
+      </w:r>
+      <w:r>
+        <w:rPr>
+          <w:b/>
+          <w:bCs/>
+          <w:color w:val="000000" w:themeColor="text1"/>
+          <w:sz w:val="24"/>
+          <w:szCs w:val="24"/>
           <w:u w:val="single"/>
         </w:rPr>
         <w:t>:</w:t>
       </w:r>
-      <w:proofErr w:type="gramEnd"/>
-    </w:p>
-    <w:p>
-      <w:pPr>
-        <w:rPr>
-          <w:color w:val="000000" w:themeColor="text1"/>
-        </w:rPr>
-      </w:pPr>
-      <w:r>
-        <w:rPr>
-          <w:color w:val="000000" w:themeColor="text1"/>
-        </w:rPr>
-        <w:t>Faster development process since different teams and developers work at the same time on different layers. Easier maintenance, improved collaboration, simpler testing, faster onboarding since a new developer can understand only one layer and start contributing to the team instead of understanding the entire system.</w:t>
-      </w:r>
-    </w:p>
-    <w:p>
-      <w:pPr>
-        <w:rPr>
-          <w:color w:val="000000" w:themeColor="text1"/>
-          <w:lang w:val="en-US"/>
-        </w:rPr>
-      </w:pPr>
-    </w:p>
-    <w:p>
-      <w:pPr>
-        <w:rPr>
-          <w:b/>
-          <w:bCs/>
-          <w:color w:val="000000" w:themeColor="text1"/>
-          <w:sz w:val="24"/>
-          <w:szCs w:val="24"/>
-          <w:u w:val="single"/>
-        </w:rPr>
-      </w:pPr>
-      <w:r>
-        <w:rPr>
-          <w:b/>
-          <w:bCs/>
-          <w:color w:val="000000" w:themeColor="text1"/>
-          <w:sz w:val="24"/>
-          <w:szCs w:val="24"/>
-          <w:u w:val="single"/>
-        </w:rPr>
-        <w:t>Modern Web Applications 101</w:t>
+    </w:p>
+    <w:p>
+      <w:pPr>
+        <w:rPr>
+          <w:color w:val="000000" w:themeColor="text1"/>
+        </w:rPr>
+      </w:pPr>
+      <w:r>
+        <w:rPr>
+          <w:color w:val="000000" w:themeColor="text1"/>
+        </w:rPr>
+        <w:t>In a basic web application architecture, we have a frontend and a backend. The frontend runs in the user's browser and is typically built using HTML, CSS, and JavaScript. It is responsible for the user interface (UI) and user interactions. The backend runs on one or more servers and provides web services that contain the application's business logic and data processing. The frontend and backend communicate through the HTTP protocol using requests and responses.</w:t>
+      </w:r>
+    </w:p>
+    <w:p>
+      <w:pPr>
+        <w:rPr>
+          <w:color w:val="000000" w:themeColor="text1"/>
+        </w:rPr>
+      </w:pPr>
+    </w:p>
+    <w:p>
+      <w:pPr>
+        <w:rPr>
+          <w:b/>
+          <w:bCs/>
+          <w:color w:val="000000" w:themeColor="text1"/>
+          <w:u w:val="single"/>
+        </w:rPr>
+      </w:pPr>
+      <w:r>
+        <w:rPr>
+          <w:b/>
+          <w:bCs/>
+          <w:color w:val="000000" w:themeColor="text1"/>
+          <w:u w:val="single"/>
+        </w:rPr>
+        <w:t>The Cloud:</w:t>
+      </w:r>
+    </w:p>
+    <w:p>
+      <w:pPr>
+        <w:rPr>
+          <w:color w:val="000000" w:themeColor="text1"/>
+        </w:rPr>
+      </w:pPr>
+      <w:r>
+        <w:rPr>
+          <w:color w:val="000000" w:themeColor="text1"/>
+        </w:rPr>
+        <w:t>The cloud is the principle of renting hardware and software instead of owning physical resources like servers, OS, CPU, RAM and so on. Simply we rent these software and hardware from a cloud provider and pay per use. Examples: Microsoft azure, google cloud, AWS.</w:t>
+      </w:r>
+    </w:p>
+    <w:p>
+      <w:pPr>
+        <w:rPr>
+          <w:color w:val="000000" w:themeColor="text1"/>
+        </w:rPr>
+      </w:pPr>
+      <w:r>
+        <w:rPr>
+          <w:color w:val="000000" w:themeColor="text1"/>
+        </w:rPr>
+        <w:t>The basic principles is to pay per use, we rent software (OS), and hardware (server).</w:t>
+      </w:r>
+    </w:p>
+    <w:p>
+      <w:pPr>
+        <w:rPr>
+          <w:color w:val="000000" w:themeColor="text1"/>
+        </w:rPr>
+      </w:pPr>
+      <w:r>
+        <w:rPr>
+          <w:color w:val="000000" w:themeColor="text1"/>
+        </w:rPr>
+        <w:t>The ability to rent virtual servers, and pay per second/minute</w:t>
+      </w:r>
+    </w:p>
+    <w:p>
+      <w:pPr>
+        <w:rPr>
+          <w:color w:val="000000" w:themeColor="text1"/>
+        </w:rPr>
+      </w:pPr>
+    </w:p>
+    <w:p>
+      <w:pPr>
+        <w:rPr>
+          <w:b/>
+          <w:bCs/>
+          <w:color w:val="000000" w:themeColor="text1"/>
+          <w:sz w:val="24"/>
+          <w:szCs w:val="24"/>
+          <w:u w:val="single"/>
+        </w:rPr>
+      </w:pPr>
+      <w:r>
+        <w:rPr>
+          <w:b/>
+          <w:bCs/>
+          <w:color w:val="000000" w:themeColor="text1"/>
+          <w:sz w:val="24"/>
+          <w:szCs w:val="24"/>
+          <w:u w:val="single"/>
+        </w:rPr>
+        <w:t>Web Site is slow under Load What can we do? (without touching the code)</w:t>
       </w:r>
       <w:r>
         <w:rPr>
@@ -214,139 +306,6 @@
         <w:rPr>
           <w:color w:val="000000" w:themeColor="text1"/>
         </w:rPr>
-        <w:t>In a basic web application architecture, we have a frontend and a backend. The frontend runs in the user's browser and is typically built using HTML, CSS, and JavaScript. It is responsible for the user interface (UI) and user interactions. The backend runs on one or more servers and provides web services that contain the application's business logic and data processing. The frontend and backend communicate through the HTTP protocol using requests and responses.</w:t>
-      </w:r>
-    </w:p>
-    <w:p>
-      <w:pPr>
-        <w:rPr>
-          <w:color w:val="000000" w:themeColor="text1"/>
-        </w:rPr>
-      </w:pPr>
-    </w:p>
-    <w:p>
-      <w:pPr>
-        <w:rPr>
-          <w:b/>
-          <w:bCs/>
-          <w:color w:val="000000" w:themeColor="text1"/>
-          <w:u w:val="single"/>
-        </w:rPr>
-      </w:pPr>
-      <w:r>
-        <w:rPr>
-          <w:b/>
-          <w:bCs/>
-          <w:color w:val="000000" w:themeColor="text1"/>
-          <w:u w:val="single"/>
-        </w:rPr>
-        <w:t>The Cloud:</w:t>
-      </w:r>
-    </w:p>
-    <w:p>
-      <w:pPr>
-        <w:rPr>
-          <w:color w:val="000000" w:themeColor="text1"/>
-        </w:rPr>
-      </w:pPr>
-      <w:r>
-        <w:rPr>
-          <w:color w:val="000000" w:themeColor="text1"/>
-        </w:rPr>
-        <w:t>The cloud is the principle of renting hardware and software instead of owning physical resources like servers, OS, CPU, RAM and so on. Simply we rent these software and hardware from a cloud provider and pay per use. Examples: Microsoft azure, google cloud, AWS.</w:t>
-      </w:r>
-    </w:p>
-    <w:p>
-      <w:pPr>
-        <w:rPr>
-          <w:color w:val="000000" w:themeColor="text1"/>
-        </w:rPr>
-      </w:pPr>
-      <w:r>
-        <w:rPr>
-          <w:color w:val="000000" w:themeColor="text1"/>
-        </w:rPr>
-        <w:t xml:space="preserve">The basic principles </w:t>
-      </w:r>
-      <w:proofErr w:type="gramStart"/>
-      <w:r>
-        <w:rPr>
-          <w:color w:val="000000" w:themeColor="text1"/>
-        </w:rPr>
-        <w:t>is</w:t>
-      </w:r>
-      <w:proofErr w:type="gramEnd"/>
-      <w:r>
-        <w:rPr>
-          <w:color w:val="000000" w:themeColor="text1"/>
-        </w:rPr>
-        <w:t xml:space="preserve"> to pay per use, we rent software (OS), and hardware (server).</w:t>
-      </w:r>
-    </w:p>
-    <w:p>
-      <w:pPr>
-        <w:rPr>
-          <w:color w:val="000000" w:themeColor="text1"/>
-        </w:rPr>
-      </w:pPr>
-      <w:r>
-        <w:rPr>
-          <w:color w:val="000000" w:themeColor="text1"/>
-        </w:rPr>
-        <w:t>The ability to rent virtual servers, and pay per second/minute</w:t>
-      </w:r>
-    </w:p>
-    <w:p>
-      <w:pPr>
-        <w:rPr>
-          <w:color w:val="000000" w:themeColor="text1"/>
-        </w:rPr>
-      </w:pPr>
-    </w:p>
-    <w:p>
-      <w:pPr>
-        <w:rPr>
-          <w:b/>
-          <w:bCs/>
-          <w:color w:val="000000" w:themeColor="text1"/>
-          <w:sz w:val="24"/>
-          <w:szCs w:val="24"/>
-          <w:u w:val="single"/>
-        </w:rPr>
-      </w:pPr>
-      <w:r>
-        <w:rPr>
-          <w:b/>
-          <w:bCs/>
-          <w:color w:val="000000" w:themeColor="text1"/>
-          <w:sz w:val="24"/>
-          <w:szCs w:val="24"/>
-          <w:u w:val="single"/>
-        </w:rPr>
-        <w:t>Web Site is slow under Load What can we do? (without touching the code)</w:t>
-      </w:r>
-      <w:r>
-        <w:rPr>
-          <w:b/>
-          <w:bCs/>
-          <w:color w:val="000000" w:themeColor="text1"/>
-          <w:sz w:val="24"/>
-          <w:szCs w:val="24"/>
-          <w:u w:val="single"/>
-        </w:rPr>
-        <w:t>:</w:t>
-      </w:r>
-    </w:p>
-    <w:p>
-      <w:pPr>
-        <w:rPr>
-          <w:color w:val="000000" w:themeColor="text1"/>
-        </w:rPr>
-      </w:pPr>
-      <w:r>
-        <w:rPr>
-          <w:color w:val="000000" w:themeColor="text1"/>
-        </w:rPr>
         <w:t>We rent a server. (add more computing power)</w:t>
       </w:r>
     </w:p>
@@ -387,21 +346,7 @@
         <w:rPr>
           <w:color w:val="000000" w:themeColor="text1"/>
         </w:rPr>
-        <w:t xml:space="preserve"> (</w:t>
-      </w:r>
-      <w:proofErr w:type="gramStart"/>
-      <w:r>
-        <w:rPr>
-          <w:color w:val="000000" w:themeColor="text1"/>
-        </w:rPr>
-        <w:t>the</w:t>
-      </w:r>
-      <w:proofErr w:type="gramEnd"/>
-      <w:r>
-        <w:rPr>
-          <w:color w:val="000000" w:themeColor="text1"/>
-        </w:rPr>
-        <w:t xml:space="preserve"> second approach adds downtime and other risks while migrating.) </w:t>
+        <w:t xml:space="preserve"> (the second approach adds downtime and other risks while migrating.) </w:t>
       </w:r>
     </w:p>
     <w:p>
@@ -444,35 +389,7 @@
         <w:rPr>
           <w:color w:val="000000" w:themeColor="text1"/>
         </w:rPr>
-        <w:t xml:space="preserve">Downtime needed since when we upgrade a </w:t>
-      </w:r>
-      <w:proofErr w:type="gramStart"/>
-      <w:r>
-        <w:rPr>
-          <w:color w:val="000000" w:themeColor="text1"/>
-        </w:rPr>
-        <w:t>server</w:t>
-      </w:r>
-      <w:proofErr w:type="gramEnd"/>
-      <w:r>
-        <w:rPr>
-          <w:color w:val="000000" w:themeColor="text1"/>
-        </w:rPr>
-        <w:t xml:space="preserve"> we need to turn it off upgrade it then </w:t>
-      </w:r>
-      <w:proofErr w:type="gramStart"/>
-      <w:r>
-        <w:rPr>
-          <w:color w:val="000000" w:themeColor="text1"/>
-        </w:rPr>
-        <w:t>restart</w:t>
-      </w:r>
-      <w:proofErr w:type="gramEnd"/>
-      <w:r>
-        <w:rPr>
-          <w:color w:val="000000" w:themeColor="text1"/>
-        </w:rPr>
-        <w:t xml:space="preserve"> it again. One server with high abilities costs much more than 3 small servers with the sum of the same abilities so vertical scaling is much expensive.</w:t>
+        <w:t>Downtime needed since when we upgrade a server we need to turn it off upgrade it then restart it again. One server with high abilities costs much more than 3 small servers with the sum of the same abilities so vertical scaling is much expensive.</w:t>
       </w:r>
     </w:p>
     <w:p>
@@ -566,21 +483,7 @@
         <w:rPr>
           <w:color w:val="000000" w:themeColor="text1"/>
         </w:rPr>
-        <w:t xml:space="preserve">The architecture of the application must support the horizontal scaling this makes the system harder. We need a load </w:t>
-      </w:r>
-      <w:proofErr w:type="gramStart"/>
-      <w:r>
-        <w:rPr>
-          <w:color w:val="000000" w:themeColor="text1"/>
-        </w:rPr>
-        <w:t>balancer</w:t>
-      </w:r>
-      <w:proofErr w:type="gramEnd"/>
-      <w:r>
-        <w:rPr>
-          <w:color w:val="000000" w:themeColor="text1"/>
-        </w:rPr>
-        <w:t xml:space="preserve"> so requests are split almost equally between all servers.</w:t>
+        <w:t>The architecture of the application must support the horizontal scaling this makes the system harder. We need a load balancer so requests are split almost equally between all servers.</w:t>
       </w:r>
     </w:p>
     <w:p>
@@ -742,123 +645,37 @@
         <w:rPr>
           <w:color w:val="000000" w:themeColor="text1"/>
         </w:rPr>
-        <w:t xml:space="preserve">An instance is a running process of a certain backend service or the </w:t>
-      </w:r>
-      <w:proofErr w:type="gramStart"/>
-      <w:r>
-        <w:rPr>
-          <w:color w:val="000000" w:themeColor="text1"/>
-        </w:rPr>
-        <w:t>application,</w:t>
-      </w:r>
-      <w:proofErr w:type="gramEnd"/>
-      <w:r>
-        <w:rPr>
-          <w:color w:val="000000" w:themeColor="text1"/>
-        </w:rPr>
-        <w:t xml:space="preserve"> a certain application and services can have multiple instances. </w:t>
-      </w:r>
-    </w:p>
-    <w:p>
-      <w:pPr>
-        <w:rPr>
-          <w:color w:val="000000" w:themeColor="text1"/>
-        </w:rPr>
-      </w:pPr>
-    </w:p>
-    <w:p>
-      <w:pPr>
-        <w:rPr>
-          <w:b/>
-          <w:bCs/>
-          <w:color w:val="000000" w:themeColor="text1"/>
-          <w:sz w:val="24"/>
-          <w:szCs w:val="24"/>
-          <w:u w:val="single"/>
-        </w:rPr>
-      </w:pPr>
-      <w:r>
-        <w:rPr>
-          <w:b/>
-          <w:bCs/>
-          <w:color w:val="000000" w:themeColor="text1"/>
-          <w:sz w:val="24"/>
-          <w:szCs w:val="24"/>
-          <w:u w:val="single"/>
-        </w:rPr>
-        <w:t xml:space="preserve">What Makes </w:t>
-      </w:r>
-      <w:proofErr w:type="gramStart"/>
-      <w:r>
-        <w:rPr>
-          <w:b/>
-          <w:bCs/>
-          <w:color w:val="000000" w:themeColor="text1"/>
-          <w:sz w:val="24"/>
-          <w:szCs w:val="24"/>
-          <w:u w:val="single"/>
-        </w:rPr>
-        <w:t>A</w:t>
-      </w:r>
-      <w:proofErr w:type="gramEnd"/>
-      <w:r>
-        <w:rPr>
-          <w:b/>
-          <w:bCs/>
-          <w:color w:val="000000" w:themeColor="text1"/>
-          <w:sz w:val="24"/>
-          <w:szCs w:val="24"/>
-          <w:u w:val="single"/>
-        </w:rPr>
-        <w:t xml:space="preserve"> Services </w:t>
-      </w:r>
-      <w:proofErr w:type="gramStart"/>
-      <w:r>
-        <w:rPr>
-          <w:b/>
-          <w:bCs/>
-          <w:color w:val="000000" w:themeColor="text1"/>
-          <w:sz w:val="24"/>
-          <w:szCs w:val="24"/>
-          <w:u w:val="single"/>
-        </w:rPr>
-        <w:t>Or</w:t>
-      </w:r>
-      <w:proofErr w:type="gramEnd"/>
-      <w:r>
-        <w:rPr>
-          <w:b/>
-          <w:bCs/>
-          <w:color w:val="000000" w:themeColor="text1"/>
-          <w:sz w:val="24"/>
-          <w:szCs w:val="24"/>
-          <w:u w:val="single"/>
-        </w:rPr>
-        <w:t xml:space="preserve"> </w:t>
-      </w:r>
-      <w:proofErr w:type="gramStart"/>
-      <w:r>
-        <w:rPr>
-          <w:b/>
-          <w:bCs/>
-          <w:color w:val="000000" w:themeColor="text1"/>
-          <w:sz w:val="24"/>
-          <w:szCs w:val="24"/>
-          <w:u w:val="single"/>
-        </w:rPr>
-        <w:t>A</w:t>
-      </w:r>
-      <w:proofErr w:type="gramEnd"/>
-      <w:r>
-        <w:rPr>
-          <w:b/>
-          <w:bCs/>
-          <w:color w:val="000000" w:themeColor="text1"/>
-          <w:sz w:val="24"/>
-          <w:szCs w:val="24"/>
-          <w:u w:val="single"/>
-        </w:rPr>
-        <w:t xml:space="preserve"> Software Horizontally Scalable:</w:t>
+        <w:t xml:space="preserve">An instance is a running process of a certain backend service or the application, a certain application and services can have multiple instances. </w:t>
+      </w:r>
+    </w:p>
+    <w:p>
+      <w:pPr>
+        <w:rPr>
+          <w:color w:val="000000" w:themeColor="text1"/>
+        </w:rPr>
+      </w:pPr>
+    </w:p>
+    <w:p>
+      <w:pPr>
+        <w:rPr>
+          <w:b/>
+          <w:bCs/>
+          <w:color w:val="000000" w:themeColor="text1"/>
+          <w:sz w:val="24"/>
+          <w:szCs w:val="24"/>
+          <w:u w:val="single"/>
+        </w:rPr>
+      </w:pPr>
+      <w:r>
+        <w:rPr>
+          <w:b/>
+          <w:bCs/>
+          <w:color w:val="000000" w:themeColor="text1"/>
+          <w:sz w:val="24"/>
+          <w:szCs w:val="24"/>
+          <w:u w:val="single"/>
+        </w:rPr>
+        <w:t>What Makes A Services Or A Software Horizontally Scalable:</w:t>
       </w:r>
     </w:p>
     <w:p>
@@ -1213,21 +1030,7 @@
         <w:rPr>
           <w:color w:val="000000" w:themeColor="text1"/>
         </w:rPr>
-        <w:t xml:space="preserve">And in microservices the different part of the system (services) </w:t>
-      </w:r>
-      <w:proofErr w:type="gramStart"/>
-      <w:r>
-        <w:rPr>
-          <w:color w:val="000000" w:themeColor="text1"/>
-        </w:rPr>
-        <w:t>need</w:t>
-      </w:r>
-      <w:proofErr w:type="gramEnd"/>
-      <w:r>
-        <w:rPr>
-          <w:color w:val="000000" w:themeColor="text1"/>
-        </w:rPr>
-        <w:t xml:space="preserve"> to know the same information about each other. </w:t>
+        <w:t xml:space="preserve">And in microservices the different part of the system (services) need to know the same information about each other. </w:t>
       </w:r>
     </w:p>
     <w:p>
@@ -1301,21 +1104,7 @@
         <w:rPr>
           <w:color w:val="000000" w:themeColor="text1"/>
         </w:rPr>
-        <w:t xml:space="preserve"> </w:t>
-      </w:r>
-      <w:proofErr w:type="gramStart"/>
-      <w:r>
-        <w:rPr>
-          <w:color w:val="000000" w:themeColor="text1"/>
-        </w:rPr>
-        <w:t>So</w:t>
-      </w:r>
-      <w:proofErr w:type="gramEnd"/>
-      <w:r>
-        <w:rPr>
-          <w:color w:val="000000" w:themeColor="text1"/>
-        </w:rPr>
-        <w:t xml:space="preserve"> we have a load balancer and a registry that is separated. </w:t>
+        <w:t xml:space="preserve"> So we have a load balancer and a registry that is separated. </w:t>
       </w:r>
     </w:p>
     <w:p>
@@ -1342,35 +1131,7 @@
         <w:rPr>
           <w:color w:val="000000" w:themeColor="text1"/>
         </w:rPr>
-        <w:t xml:space="preserve"> themselves. </w:t>
-      </w:r>
-      <w:proofErr w:type="gramStart"/>
-      <w:r>
-        <w:rPr>
-          <w:color w:val="000000" w:themeColor="text1"/>
-        </w:rPr>
-        <w:t>So</w:t>
-      </w:r>
-      <w:proofErr w:type="gramEnd"/>
-      <w:r>
-        <w:rPr>
-          <w:color w:val="000000" w:themeColor="text1"/>
-        </w:rPr>
-        <w:t xml:space="preserve"> when a </w:t>
-      </w:r>
-      <w:proofErr w:type="gramStart"/>
-      <w:r>
-        <w:rPr>
-          <w:color w:val="000000" w:themeColor="text1"/>
-        </w:rPr>
-        <w:t>services</w:t>
-      </w:r>
-      <w:proofErr w:type="gramEnd"/>
-      <w:r>
-        <w:rPr>
-          <w:color w:val="000000" w:themeColor="text1"/>
-        </w:rPr>
-        <w:t xml:space="preserve"> starts or an instance it should register itself in the registry and when it stops it should remove itself.</w:t>
+        <w:t xml:space="preserve"> themselves. So when a services starts or an instance it should register itself in the registry and when it stops it should remove itself.</w:t>
       </w:r>
     </w:p>
     <w:p>
@@ -1427,35 +1188,7 @@
         <w:rPr>
           <w:color w:val="000000" w:themeColor="text1"/>
         </w:rPr>
-        <w:t xml:space="preserve">In a scenario we have a sudden increased load coming to the load </w:t>
-      </w:r>
-      <w:proofErr w:type="gramStart"/>
-      <w:r>
-        <w:rPr>
-          <w:color w:val="000000" w:themeColor="text1"/>
-        </w:rPr>
-        <w:t>balancer</w:t>
-      </w:r>
-      <w:proofErr w:type="gramEnd"/>
-      <w:r>
-        <w:rPr>
-          <w:color w:val="000000" w:themeColor="text1"/>
-        </w:rPr>
-        <w:t xml:space="preserve"> so the platform registry starts and registers a new instance aka server and mark it as available. The load balancer directly </w:t>
-      </w:r>
-      <w:proofErr w:type="gramStart"/>
-      <w:r>
-        <w:rPr>
-          <w:color w:val="000000" w:themeColor="text1"/>
-        </w:rPr>
-        <w:t>start</w:t>
-      </w:r>
-      <w:proofErr w:type="gramEnd"/>
-      <w:r>
-        <w:rPr>
-          <w:color w:val="000000" w:themeColor="text1"/>
-        </w:rPr>
-        <w:t xml:space="preserve"> directing request to this new instance, but this instance is still loading its dependencies so its marked as ready too early. This is a bug.</w:t>
+        <w:t>In a scenario we have a sudden increased load coming to the load balancer so the platform registry starts and registers a new instance aka server and mark it as available. The load balancer directly start directing request to this new instance, but this instance is still loading its dependencies so its marked as ready too early. This is a bug.</w:t>
       </w:r>
     </w:p>
     <w:p>
@@ -1544,35 +1277,7 @@
         <w:rPr>
           <w:color w:val="000000" w:themeColor="text1"/>
         </w:rPr>
-        <w:t xml:space="preserve">The Instance (running application) provide an API to check its health and availability. This API is available over the </w:t>
-      </w:r>
-      <w:proofErr w:type="gramStart"/>
-      <w:r>
-        <w:rPr>
-          <w:color w:val="000000" w:themeColor="text1"/>
-        </w:rPr>
-        <w:t>network</w:t>
-      </w:r>
-      <w:proofErr w:type="gramEnd"/>
-      <w:r>
-        <w:rPr>
-          <w:color w:val="000000" w:themeColor="text1"/>
-        </w:rPr>
-        <w:t xml:space="preserve"> and the registry use it to check, the registry </w:t>
-      </w:r>
-      <w:proofErr w:type="gramStart"/>
-      <w:r>
-        <w:rPr>
-          <w:color w:val="000000" w:themeColor="text1"/>
-        </w:rPr>
-        <w:t>mark</w:t>
-      </w:r>
-      <w:proofErr w:type="gramEnd"/>
-      <w:r>
-        <w:rPr>
-          <w:color w:val="000000" w:themeColor="text1"/>
-        </w:rPr>
-        <w:t xml:space="preserve"> the instance as healthy only if the API returned okay. </w:t>
+        <w:t xml:space="preserve">The Instance (running application) provide an API to check its health and availability. This API is available over the network and the registry use it to check, the registry mark the instance as healthy only if the API returned okay. </w:t>
       </w:r>
     </w:p>
     <w:p>
@@ -1627,67 +1332,35 @@
         <w:rPr>
           <w:color w:val="000000" w:themeColor="text1"/>
         </w:rPr>
+        <w:t xml:space="preserve"> So it keeps the cost efficient and the performance efficient as well.</w:t>
+      </w:r>
+    </w:p>
+    <w:p>
+      <w:pPr>
+        <w:rPr>
+          <w:b/>
+          <w:bCs/>
+          <w:color w:val="000000" w:themeColor="text1"/>
+        </w:rPr>
+      </w:pPr>
+      <w:r>
+        <w:rPr>
+          <w:b/>
+          <w:bCs/>
+          <w:color w:val="000000" w:themeColor="text1"/>
+        </w:rPr>
+        <w:t>Elasticity:</w:t>
+      </w:r>
+      <w:r>
         <w:t xml:space="preserve"> </w:t>
       </w:r>
-      <w:proofErr w:type="gramStart"/>
-      <w:r>
-        <w:rPr>
-          <w:color w:val="000000" w:themeColor="text1"/>
-        </w:rPr>
-        <w:t>So</w:t>
-      </w:r>
-      <w:proofErr w:type="gramEnd"/>
-      <w:r>
-        <w:rPr>
-          <w:color w:val="000000" w:themeColor="text1"/>
-        </w:rPr>
-        <w:t xml:space="preserve"> it keeps the cost efficient and the performance efficient as well.</w:t>
-      </w:r>
-    </w:p>
-    <w:p>
-      <w:pPr>
-        <w:rPr>
-          <w:b/>
-          <w:bCs/>
-          <w:color w:val="000000" w:themeColor="text1"/>
-        </w:rPr>
-      </w:pPr>
-      <w:r>
-        <w:rPr>
-          <w:b/>
-          <w:bCs/>
-          <w:color w:val="000000" w:themeColor="text1"/>
-        </w:rPr>
-        <w:t>Elasticity:</w:t>
-      </w:r>
-      <w:r>
-        <w:t xml:space="preserve"> </w:t>
-      </w:r>
-      <w:r>
-        <w:rPr>
-          <w:b/>
-          <w:bCs/>
-          <w:color w:val="000000" w:themeColor="text1"/>
-        </w:rPr>
-        <w:t xml:space="preserve">“the degree to which a system </w:t>
-      </w:r>
-      <w:proofErr w:type="gramStart"/>
-      <w:r>
-        <w:rPr>
-          <w:b/>
-          <w:bCs/>
-          <w:color w:val="000000" w:themeColor="text1"/>
-        </w:rPr>
-        <w:t>is able to</w:t>
-      </w:r>
-      <w:proofErr w:type="gramEnd"/>
-      <w:r>
-        <w:rPr>
-          <w:b/>
-          <w:bCs/>
-          <w:color w:val="000000" w:themeColor="text1"/>
-        </w:rPr>
-        <w:t xml:space="preserve"> adapt to workload changes [...] in an autonomic manner, such that at each point in time the available resources match the current demand as closely as possible</w:t>
+      <w:r>
+        <w:rPr>
+          <w:b/>
+          <w:bCs/>
+          <w:color w:val="000000" w:themeColor="text1"/>
+        </w:rPr>
+        <w:t>“the degree to which a system is able to adapt to workload changes [...] in an autonomic manner, such that at each point in time the available resources match the current demand as closely as possible</w:t>
       </w:r>
       <w:r>
         <w:rPr>
@@ -2002,296 +1675,414 @@
           <w:bCs/>
           <w:color w:val="000000" w:themeColor="text1"/>
         </w:rPr>
-        <w:t xml:space="preserve">A monolith </w:t>
-      </w:r>
-      <w:proofErr w:type="gramStart"/>
-      <w:r>
-        <w:rPr>
-          <w:b/>
-          <w:bCs/>
-          <w:color w:val="000000" w:themeColor="text1"/>
-        </w:rPr>
-        <w:t>system</w:t>
-      </w:r>
-      <w:r>
-        <w:rPr>
-          <w:color w:val="000000" w:themeColor="text1"/>
+        <w:t>A monolith system</w:t>
+      </w:r>
+      <w:r>
+        <w:rPr>
+          <w:color w:val="000000" w:themeColor="text1"/>
+        </w:rPr>
+        <w:t xml:space="preserve">: is a system that is deployable as one building unit or one package, pro is </w:t>
+      </w:r>
+      <w:proofErr w:type="spellStart"/>
+      <w:r>
+        <w:rPr>
+          <w:color w:val="000000" w:themeColor="text1"/>
+        </w:rPr>
+        <w:t>its</w:t>
+      </w:r>
+      <w:proofErr w:type="spellEnd"/>
+      <w:r>
+        <w:rPr>
+          <w:color w:val="000000" w:themeColor="text1"/>
+        </w:rPr>
+        <w:t xml:space="preserve"> easy to design, the con is that it has one point of failure.</w:t>
+      </w:r>
+    </w:p>
+    <w:p>
+      <w:pPr>
+        <w:rPr>
+          <w:color w:val="000000" w:themeColor="text1"/>
+        </w:rPr>
+      </w:pPr>
+      <w:r>
+        <w:rPr>
+          <w:b/>
+          <w:bCs/>
+          <w:color w:val="000000" w:themeColor="text1"/>
+        </w:rPr>
+        <w:t>Distributed:</w:t>
+      </w:r>
+      <w:r>
+        <w:rPr>
+          <w:color w:val="000000" w:themeColor="text1"/>
+        </w:rPr>
+        <w:t xml:space="preserve"> The system is deployed into multiple (independent) units communicating over a network</w:t>
+      </w:r>
+    </w:p>
+    <w:p>
+      <w:pPr>
+        <w:rPr>
+          <w:color w:val="000000" w:themeColor="text1"/>
+        </w:rPr>
+      </w:pPr>
+      <w:r>
+        <w:rPr>
+          <w:b/>
+          <w:bCs/>
+          <w:color w:val="000000" w:themeColor="text1"/>
+        </w:rPr>
+        <w:t>Pro:</w:t>
+      </w:r>
+      <w:r>
+        <w:rPr>
+          <w:color w:val="000000" w:themeColor="text1"/>
+        </w:rPr>
+        <w:t xml:space="preserve"> Scalability, elasticity, robustness, and availability</w:t>
+      </w:r>
+    </w:p>
+    <w:p>
+      <w:pPr>
+        <w:rPr>
+          <w:color w:val="000000" w:themeColor="text1"/>
+        </w:rPr>
+      </w:pPr>
+      <w:r>
+        <w:rPr>
+          <w:b/>
+          <w:bCs/>
+          <w:color w:val="000000" w:themeColor="text1"/>
+        </w:rPr>
+        <w:t>Cons:</w:t>
+      </w:r>
+      <w:r>
+        <w:rPr>
+          <w:b/>
+          <w:bCs/>
+          <w:color w:val="000000" w:themeColor="text1"/>
+        </w:rPr>
+        <w:t xml:space="preserve"> </w:t>
+      </w:r>
+      <w:r>
+        <w:rPr>
+          <w:color w:val="000000" w:themeColor="text1"/>
+        </w:rPr>
+        <w:t>more complex architecture and more problems while implementing than a monolithically one. Heavily depends on the underlying topology of the network; reliability, availability and so on</w:t>
+      </w:r>
+    </w:p>
+    <w:p>
+      <w:pPr>
+        <w:rPr>
+          <w:color w:val="000000" w:themeColor="text1"/>
+        </w:rPr>
+      </w:pPr>
+      <w:r>
+        <w:rPr>
+          <w:b/>
+          <w:bCs/>
+          <w:color w:val="000000" w:themeColor="text1"/>
+        </w:rPr>
+        <w:t xml:space="preserve">Advantages: </w:t>
+      </w:r>
+      <w:r>
+        <w:rPr>
+          <w:color w:val="000000" w:themeColor="text1"/>
+        </w:rPr>
+        <w:t>resource sharing</w:t>
+      </w:r>
+      <w:r>
+        <w:rPr>
+          <w:color w:val="000000" w:themeColor="text1"/>
+        </w:rPr>
+        <w:t>,</w:t>
+      </w:r>
+      <w:r>
+        <w:rPr>
+          <w:color w:val="000000" w:themeColor="text1"/>
+        </w:rPr>
+        <w:t xml:space="preserve"> openness</w:t>
+      </w:r>
+      <w:r>
+        <w:rPr>
+          <w:color w:val="000000" w:themeColor="text1"/>
+        </w:rPr>
+        <w:t>,</w:t>
+      </w:r>
+      <w:r>
+        <w:rPr>
+          <w:color w:val="000000" w:themeColor="text1"/>
+        </w:rPr>
+        <w:t xml:space="preserve"> concurrency</w:t>
+      </w:r>
+      <w:r>
+        <w:rPr>
+          <w:color w:val="000000" w:themeColor="text1"/>
+        </w:rPr>
+        <w:t>,</w:t>
+      </w:r>
+      <w:r>
+        <w:rPr>
+          <w:color w:val="000000" w:themeColor="text1"/>
+        </w:rPr>
+        <w:t xml:space="preserve"> scalability</w:t>
+      </w:r>
+      <w:r>
+        <w:rPr>
+          <w:color w:val="000000" w:themeColor="text1"/>
+        </w:rPr>
+        <w:t>,</w:t>
+      </w:r>
+      <w:r>
+        <w:rPr>
+          <w:color w:val="000000" w:themeColor="text1"/>
+        </w:rPr>
+        <w:t xml:space="preserve"> fault tolerance</w:t>
+      </w:r>
+      <w:r>
+        <w:rPr>
+          <w:color w:val="000000" w:themeColor="text1"/>
+        </w:rPr>
+        <w:t>,</w:t>
+      </w:r>
+      <w:r>
+        <w:rPr>
+          <w:color w:val="000000" w:themeColor="text1"/>
+        </w:rPr>
+        <w:t xml:space="preserve"> transparency</w:t>
+      </w:r>
+    </w:p>
+    <w:p>
+      <w:pPr>
+        <w:rPr>
+          <w:color w:val="000000" w:themeColor="text1"/>
+        </w:rPr>
+      </w:pPr>
+      <w:r>
+        <w:rPr>
+          <w:b/>
+          <w:bCs/>
+          <w:color w:val="000000" w:themeColor="text1"/>
+        </w:rPr>
+        <w:t xml:space="preserve">Disadvantages:  </w:t>
+      </w:r>
+      <w:r>
+        <w:rPr>
+          <w:color w:val="000000" w:themeColor="text1"/>
+        </w:rPr>
+        <w:t>complexity</w:t>
+      </w:r>
+      <w:r>
+        <w:rPr>
+          <w:color w:val="000000" w:themeColor="text1"/>
+        </w:rPr>
+        <w:t>,</w:t>
+      </w:r>
+      <w:r>
+        <w:rPr>
+          <w:color w:val="000000" w:themeColor="text1"/>
+        </w:rPr>
+        <w:t xml:space="preserve"> security</w:t>
+      </w:r>
+      <w:r>
+        <w:rPr>
+          <w:color w:val="000000" w:themeColor="text1"/>
+        </w:rPr>
+        <w:t>,</w:t>
+      </w:r>
+      <w:r>
+        <w:rPr>
+          <w:color w:val="000000" w:themeColor="text1"/>
+        </w:rPr>
+        <w:t xml:space="preserve"> manageability</w:t>
+      </w:r>
+      <w:r>
+        <w:rPr>
+          <w:color w:val="000000" w:themeColor="text1"/>
+        </w:rPr>
+        <w:t xml:space="preserve">, </w:t>
+      </w:r>
+      <w:r>
+        <w:rPr>
+          <w:color w:val="000000" w:themeColor="text1"/>
+        </w:rPr>
+        <w:t>unpredictability</w:t>
+      </w:r>
+      <w:r>
+        <w:rPr>
+          <w:color w:val="000000" w:themeColor="text1"/>
+        </w:rPr>
+        <w:t>,</w:t>
+      </w:r>
+      <w:r>
+        <w:rPr>
+          <w:color w:val="000000" w:themeColor="text1"/>
+        </w:rPr>
+        <w:t xml:space="preserve"> testability</w:t>
+      </w:r>
+    </w:p>
+    <w:p>
+      <w:pPr>
+        <w:rPr>
+          <w:color w:val="000000" w:themeColor="text1"/>
+        </w:rPr>
+      </w:pPr>
+    </w:p>
+    <w:p>
+      <w:pPr>
+        <w:rPr>
+          <w:b/>
+          <w:bCs/>
+          <w:color w:val="000000" w:themeColor="text1"/>
+          <w:sz w:val="24"/>
+          <w:szCs w:val="24"/>
+          <w:u w:val="single"/>
+        </w:rPr>
+      </w:pPr>
+      <w:r>
+        <w:rPr>
+          <w:b/>
+          <w:bCs/>
+          <w:color w:val="000000" w:themeColor="text1"/>
+          <w:sz w:val="24"/>
+          <w:szCs w:val="24"/>
+          <w:u w:val="single"/>
+        </w:rPr>
+        <w:t>(Classic) Distributed Architectures</w:t>
+      </w:r>
+      <w:r>
+        <w:rPr>
+          <w:b/>
+          <w:bCs/>
+          <w:color w:val="000000" w:themeColor="text1"/>
+          <w:sz w:val="24"/>
+          <w:szCs w:val="24"/>
+          <w:u w:val="single"/>
         </w:rPr>
         <w:t>:</w:t>
       </w:r>
-      <w:proofErr w:type="gramEnd"/>
-      <w:r>
-        <w:rPr>
-          <w:color w:val="000000" w:themeColor="text1"/>
-        </w:rPr>
-        <w:t xml:space="preserve"> is a system that is deployable as one building unit or one package, pro is </w:t>
-      </w:r>
-      <w:proofErr w:type="spellStart"/>
-      <w:proofErr w:type="gramStart"/>
-      <w:r>
-        <w:rPr>
-          <w:color w:val="000000" w:themeColor="text1"/>
-        </w:rPr>
-        <w:t>its</w:t>
-      </w:r>
-      <w:proofErr w:type="spellEnd"/>
-      <w:proofErr w:type="gramEnd"/>
-      <w:r>
-        <w:rPr>
-          <w:color w:val="000000" w:themeColor="text1"/>
-        </w:rPr>
-        <w:t xml:space="preserve"> easy to design, the con is that it has one point of failure.</w:t>
-      </w:r>
-    </w:p>
-    <w:p>
-      <w:pPr>
-        <w:rPr>
-          <w:color w:val="000000" w:themeColor="text1"/>
-        </w:rPr>
-      </w:pPr>
-      <w:r>
-        <w:rPr>
-          <w:b/>
-          <w:bCs/>
-          <w:color w:val="000000" w:themeColor="text1"/>
-        </w:rPr>
-        <w:t>Distributed:</w:t>
-      </w:r>
-      <w:r>
-        <w:rPr>
-          <w:color w:val="000000" w:themeColor="text1"/>
-        </w:rPr>
-        <w:t xml:space="preserve"> The system is deployed into multiple (independent) units communicating over a network</w:t>
-      </w:r>
-    </w:p>
-    <w:p>
-      <w:pPr>
-        <w:rPr>
-          <w:color w:val="000000" w:themeColor="text1"/>
-        </w:rPr>
-      </w:pPr>
-      <w:r>
-        <w:rPr>
-          <w:b/>
-          <w:bCs/>
-          <w:color w:val="000000" w:themeColor="text1"/>
-        </w:rPr>
-        <w:t>Pro:</w:t>
-      </w:r>
-      <w:r>
-        <w:rPr>
-          <w:color w:val="000000" w:themeColor="text1"/>
-        </w:rPr>
-        <w:t xml:space="preserve"> Scalability, elasticity, robustness, and availability</w:t>
-      </w:r>
-    </w:p>
-    <w:p>
-      <w:pPr>
-        <w:rPr>
-          <w:color w:val="000000" w:themeColor="text1"/>
-        </w:rPr>
-      </w:pPr>
-      <w:r>
-        <w:rPr>
-          <w:b/>
-          <w:bCs/>
-          <w:color w:val="000000" w:themeColor="text1"/>
-        </w:rPr>
-        <w:t>Cons:</w:t>
-      </w:r>
-      <w:r>
-        <w:rPr>
-          <w:b/>
-          <w:bCs/>
-          <w:color w:val="000000" w:themeColor="text1"/>
-        </w:rPr>
-        <w:t xml:space="preserve"> </w:t>
-      </w:r>
-      <w:r>
-        <w:rPr>
-          <w:color w:val="000000" w:themeColor="text1"/>
-        </w:rPr>
-        <w:t>more complex architecture and more problems while implementing than a monolithically one. Heavily depends on the underlying topology of the network; reliability, availability and so on</w:t>
-      </w:r>
-    </w:p>
-    <w:p>
-      <w:pPr>
-        <w:rPr>
-          <w:color w:val="000000" w:themeColor="text1"/>
-        </w:rPr>
-      </w:pPr>
-      <w:r>
-        <w:rPr>
-          <w:b/>
-          <w:bCs/>
-          <w:color w:val="000000" w:themeColor="text1"/>
-        </w:rPr>
-        <w:t xml:space="preserve">Advantages: </w:t>
-      </w:r>
-      <w:r>
-        <w:rPr>
-          <w:color w:val="000000" w:themeColor="text1"/>
-        </w:rPr>
-        <w:t>resource sharing</w:t>
-      </w:r>
-      <w:r>
-        <w:rPr>
-          <w:color w:val="000000" w:themeColor="text1"/>
-        </w:rPr>
-        <w:t>,</w:t>
-      </w:r>
-      <w:r>
-        <w:rPr>
-          <w:color w:val="000000" w:themeColor="text1"/>
-        </w:rPr>
-        <w:t xml:space="preserve"> openness</w:t>
-      </w:r>
-      <w:r>
-        <w:rPr>
-          <w:color w:val="000000" w:themeColor="text1"/>
-        </w:rPr>
-        <w:t>,</w:t>
-      </w:r>
-      <w:r>
-        <w:rPr>
-          <w:color w:val="000000" w:themeColor="text1"/>
-        </w:rPr>
-        <w:t xml:space="preserve"> concurrency</w:t>
-      </w:r>
-      <w:r>
-        <w:rPr>
-          <w:color w:val="000000" w:themeColor="text1"/>
-        </w:rPr>
-        <w:t>,</w:t>
-      </w:r>
-      <w:r>
-        <w:rPr>
-          <w:color w:val="000000" w:themeColor="text1"/>
-        </w:rPr>
-        <w:t xml:space="preserve"> scalability</w:t>
-      </w:r>
-      <w:r>
-        <w:rPr>
-          <w:color w:val="000000" w:themeColor="text1"/>
-        </w:rPr>
-        <w:t>,</w:t>
-      </w:r>
-      <w:r>
-        <w:rPr>
-          <w:color w:val="000000" w:themeColor="text1"/>
-        </w:rPr>
-        <w:t xml:space="preserve"> fault tolerance</w:t>
-      </w:r>
-      <w:r>
-        <w:rPr>
-          <w:color w:val="000000" w:themeColor="text1"/>
-        </w:rPr>
-        <w:t>,</w:t>
-      </w:r>
-      <w:r>
-        <w:rPr>
-          <w:color w:val="000000" w:themeColor="text1"/>
-        </w:rPr>
-        <w:t xml:space="preserve"> transparency</w:t>
-      </w:r>
-    </w:p>
-    <w:p>
-      <w:pPr>
-        <w:rPr>
-          <w:color w:val="000000" w:themeColor="text1"/>
-        </w:rPr>
-      </w:pPr>
-      <w:r>
-        <w:rPr>
-          <w:b/>
-          <w:bCs/>
-          <w:color w:val="000000" w:themeColor="text1"/>
-        </w:rPr>
-        <w:t xml:space="preserve">Disadvantages:  </w:t>
-      </w:r>
-      <w:r>
-        <w:rPr>
-          <w:color w:val="000000" w:themeColor="text1"/>
-        </w:rPr>
-        <w:t>complexity</w:t>
-      </w:r>
-      <w:r>
-        <w:rPr>
-          <w:color w:val="000000" w:themeColor="text1"/>
-        </w:rPr>
-        <w:t>,</w:t>
-      </w:r>
-      <w:r>
-        <w:rPr>
-          <w:color w:val="000000" w:themeColor="text1"/>
-        </w:rPr>
-        <w:t xml:space="preserve"> security</w:t>
-      </w:r>
-      <w:r>
-        <w:rPr>
-          <w:color w:val="000000" w:themeColor="text1"/>
-        </w:rPr>
-        <w:t>,</w:t>
-      </w:r>
-      <w:r>
-        <w:rPr>
-          <w:color w:val="000000" w:themeColor="text1"/>
-        </w:rPr>
-        <w:t xml:space="preserve"> manageability</w:t>
-      </w:r>
-      <w:r>
-        <w:rPr>
-          <w:color w:val="000000" w:themeColor="text1"/>
-        </w:rPr>
-        <w:t xml:space="preserve">, </w:t>
-      </w:r>
-      <w:r>
-        <w:rPr>
-          <w:color w:val="000000" w:themeColor="text1"/>
-        </w:rPr>
-        <w:t>unpredictability</w:t>
-      </w:r>
-      <w:r>
-        <w:rPr>
-          <w:color w:val="000000" w:themeColor="text1"/>
-        </w:rPr>
-        <w:t>,</w:t>
-      </w:r>
-      <w:r>
-        <w:rPr>
-          <w:color w:val="000000" w:themeColor="text1"/>
-        </w:rPr>
-        <w:t xml:space="preserve"> testability</w:t>
-      </w:r>
-    </w:p>
-    <w:p>
-      <w:pPr>
-        <w:rPr>
-          <w:color w:val="000000" w:themeColor="text1"/>
-        </w:rPr>
-      </w:pPr>
-    </w:p>
-    <w:p>
-      <w:pPr>
-        <w:rPr>
-          <w:b/>
-          <w:bCs/>
-          <w:color w:val="000000" w:themeColor="text1"/>
-          <w:sz w:val="24"/>
-          <w:szCs w:val="24"/>
-          <w:u w:val="single"/>
-        </w:rPr>
-      </w:pPr>
-      <w:r>
-        <w:rPr>
-          <w:b/>
-          <w:bCs/>
-          <w:color w:val="000000" w:themeColor="text1"/>
-          <w:sz w:val="24"/>
-          <w:szCs w:val="24"/>
-          <w:u w:val="single"/>
-        </w:rPr>
-        <w:t>(Classic) Distributed Architectures</w:t>
+    </w:p>
+    <w:p>
+      <w:pPr>
+        <w:rPr>
+          <w:color w:val="000000" w:themeColor="text1"/>
+        </w:rPr>
+      </w:pPr>
+      <w:r>
+        <w:rPr>
+          <w:b/>
+          <w:bCs/>
+          <w:color w:val="000000" w:themeColor="text1"/>
+        </w:rPr>
+        <w:t xml:space="preserve">Client Server: </w:t>
+      </w:r>
+      <w:r>
+        <w:rPr>
+          <w:color w:val="000000" w:themeColor="text1"/>
+        </w:rPr>
+        <w:t>Structuring of a system that partitions tasks or workloads between the providers of a resource or service, called servers, and service requesters, called clients</w:t>
+      </w:r>
+    </w:p>
+    <w:p>
+      <w:pPr>
+        <w:rPr>
+          <w:color w:val="000000" w:themeColor="text1"/>
+        </w:rPr>
+      </w:pPr>
+      <w:r>
+        <w:rPr>
+          <w:b/>
+          <w:bCs/>
+          <w:color w:val="000000" w:themeColor="text1"/>
+        </w:rPr>
+        <w:t xml:space="preserve">Multi-tier: </w:t>
+      </w:r>
+      <w:r>
+        <w:rPr>
+          <w:color w:val="000000" w:themeColor="text1"/>
+        </w:rPr>
+        <w:t>separates the responsibilities of a server to layers usually still has a client server layers. But includes also database layer, business logic layer and so on.</w:t>
+      </w:r>
+    </w:p>
+    <w:p>
+      <w:pPr>
+        <w:rPr>
+          <w:color w:val="000000" w:themeColor="text1"/>
+        </w:rPr>
+      </w:pPr>
+      <w:r>
+        <w:rPr>
+          <w:b/>
+          <w:bCs/>
+          <w:color w:val="000000" w:themeColor="text1"/>
+        </w:rPr>
+        <w:t xml:space="preserve">Peer to peer: </w:t>
+      </w:r>
+      <w:r>
+        <w:rPr>
+          <w:color w:val="000000" w:themeColor="text1"/>
+        </w:rPr>
+        <w:t>each node acts as both a client and a server with direct communication and no main point of authority. Its designed to be scaling on its own. Each node acts as a client or a server</w:t>
+      </w:r>
+    </w:p>
+    <w:p>
+      <w:pPr>
+        <w:rPr>
+          <w:color w:val="000000" w:themeColor="text1"/>
+        </w:rPr>
+      </w:pPr>
+      <w:r>
+        <w:rPr>
+          <w:b/>
+          <w:bCs/>
+          <w:color w:val="000000" w:themeColor="text1"/>
+        </w:rPr>
+        <w:t xml:space="preserve">Distributed Object Architecture: </w:t>
+      </w:r>
+      <w:r>
+        <w:rPr>
+          <w:color w:val="000000" w:themeColor="text1"/>
+        </w:rPr>
+        <w:t>the system is divided into objects that can live on different servers and they can call methods on each other to request or send data to each other as if they were in the same machine.</w:t>
+      </w:r>
+    </w:p>
+    <w:p>
+      <w:pPr>
+        <w:rPr>
+          <w:color w:val="000000" w:themeColor="text1"/>
+        </w:rPr>
+      </w:pPr>
+    </w:p>
+    <w:p>
+      <w:pPr>
+        <w:rPr>
+          <w:b/>
+          <w:bCs/>
+          <w:color w:val="000000" w:themeColor="text1"/>
+          <w:sz w:val="24"/>
+          <w:szCs w:val="24"/>
+          <w:u w:val="single"/>
+        </w:rPr>
+      </w:pPr>
+      <w:r>
+        <w:rPr>
+          <w:b/>
+          <w:bCs/>
+          <w:color w:val="000000" w:themeColor="text1"/>
+          <w:sz w:val="24"/>
+          <w:szCs w:val="24"/>
+          <w:u w:val="single"/>
+        </w:rPr>
+        <w:t xml:space="preserve">Deeper Dive </w:t>
+      </w:r>
+      <w:r>
+        <w:rPr>
+          <w:b/>
+          <w:bCs/>
+          <w:color w:val="000000" w:themeColor="text1"/>
+          <w:sz w:val="24"/>
+          <w:szCs w:val="24"/>
+          <w:u w:val="single"/>
+        </w:rPr>
+        <w:t>Client-Server Architecture</w:t>
       </w:r>
       <w:r>
         <w:rPr>
@@ -2313,163 +2104,58 @@
       </w:pPr>
       <w:r>
         <w:rPr>
-          <w:b/>
-          <w:bCs/>
-          <w:color w:val="000000" w:themeColor="text1"/>
-        </w:rPr>
-        <w:t xml:space="preserve">Client Server: </w:t>
-      </w:r>
-      <w:r>
-        <w:rPr>
-          <w:color w:val="000000" w:themeColor="text1"/>
-        </w:rPr>
-        <w:t>Structuring of a system that partitions tasks or workloads between the providers of a resource or service, called servers, and service requesters, called clients</w:t>
-      </w:r>
-    </w:p>
-    <w:p>
-      <w:pPr>
-        <w:rPr>
-          <w:color w:val="000000" w:themeColor="text1"/>
-        </w:rPr>
-      </w:pPr>
-      <w:r>
-        <w:rPr>
-          <w:b/>
-          <w:bCs/>
-          <w:color w:val="000000" w:themeColor="text1"/>
-        </w:rPr>
-        <w:t xml:space="preserve">Multi-tier: </w:t>
-      </w:r>
-      <w:r>
-        <w:rPr>
-          <w:color w:val="000000" w:themeColor="text1"/>
-        </w:rPr>
-        <w:t xml:space="preserve">separates the responsibilities of a server to layers usually still has a client server </w:t>
-      </w:r>
-      <w:proofErr w:type="gramStart"/>
-      <w:r>
-        <w:rPr>
-          <w:color w:val="000000" w:themeColor="text1"/>
-        </w:rPr>
-        <w:t>layers</w:t>
-      </w:r>
-      <w:proofErr w:type="gramEnd"/>
-      <w:r>
-        <w:rPr>
-          <w:color w:val="000000" w:themeColor="text1"/>
-        </w:rPr>
-        <w:t>. But includes also database layer, business logic layer and so on.</w:t>
-      </w:r>
-    </w:p>
-    <w:p>
-      <w:pPr>
-        <w:rPr>
-          <w:color w:val="000000" w:themeColor="text1"/>
-        </w:rPr>
-      </w:pPr>
-      <w:r>
-        <w:rPr>
-          <w:b/>
-          <w:bCs/>
-          <w:color w:val="000000" w:themeColor="text1"/>
-        </w:rPr>
-        <w:t xml:space="preserve">Peer to peer: </w:t>
-      </w:r>
-      <w:r>
-        <w:rPr>
-          <w:color w:val="000000" w:themeColor="text1"/>
-        </w:rPr>
-        <w:t xml:space="preserve">each node acts as both a client and a server with direct communication and no main point of authority. </w:t>
-      </w:r>
-      <w:proofErr w:type="gramStart"/>
-      <w:r>
-        <w:rPr>
-          <w:color w:val="000000" w:themeColor="text1"/>
-        </w:rPr>
-        <w:t>Its</w:t>
-      </w:r>
-      <w:proofErr w:type="gramEnd"/>
-      <w:r>
-        <w:rPr>
-          <w:color w:val="000000" w:themeColor="text1"/>
-        </w:rPr>
-        <w:t xml:space="preserve"> designed to be scaling on its own. Each node acts as a client or a server</w:t>
-      </w:r>
-    </w:p>
-    <w:p>
-      <w:pPr>
-        <w:rPr>
-          <w:color w:val="000000" w:themeColor="text1"/>
-        </w:rPr>
-      </w:pPr>
-      <w:r>
-        <w:rPr>
-          <w:b/>
-          <w:bCs/>
-          <w:color w:val="000000" w:themeColor="text1"/>
-        </w:rPr>
-        <w:t xml:space="preserve">Distributed Object Architecture: </w:t>
-      </w:r>
-      <w:r>
-        <w:rPr>
-          <w:color w:val="000000" w:themeColor="text1"/>
-        </w:rPr>
-        <w:t xml:space="preserve">the system is divided into objects that can live on different </w:t>
-      </w:r>
-      <w:proofErr w:type="gramStart"/>
-      <w:r>
-        <w:rPr>
-          <w:color w:val="000000" w:themeColor="text1"/>
-        </w:rPr>
-        <w:t>servers</w:t>
-      </w:r>
-      <w:proofErr w:type="gramEnd"/>
-      <w:r>
-        <w:rPr>
-          <w:color w:val="000000" w:themeColor="text1"/>
-        </w:rPr>
-        <w:t xml:space="preserve"> and they can call methods on each other to request or send data to each other as if they were in the same machine.</w:t>
-      </w:r>
-    </w:p>
-    <w:p>
-      <w:pPr>
-        <w:rPr>
-          <w:color w:val="000000" w:themeColor="text1"/>
-        </w:rPr>
-      </w:pPr>
-    </w:p>
-    <w:p>
-      <w:pPr>
-        <w:rPr>
-          <w:b/>
-          <w:bCs/>
-          <w:color w:val="000000" w:themeColor="text1"/>
-          <w:sz w:val="24"/>
-          <w:szCs w:val="24"/>
-          <w:u w:val="single"/>
-        </w:rPr>
-      </w:pPr>
-      <w:r>
-        <w:rPr>
-          <w:b/>
-          <w:bCs/>
-          <w:color w:val="000000" w:themeColor="text1"/>
-          <w:sz w:val="24"/>
-          <w:szCs w:val="24"/>
-          <w:u w:val="single"/>
-        </w:rPr>
-        <w:t xml:space="preserve">Deeper Dive </w:t>
-      </w:r>
-      <w:r>
-        <w:rPr>
-          <w:b/>
-          <w:bCs/>
-          <w:color w:val="000000" w:themeColor="text1"/>
-          <w:sz w:val="24"/>
-          <w:szCs w:val="24"/>
-          <w:u w:val="single"/>
-        </w:rPr>
-        <w:t>Client-Server Architecture</w:t>
+          <w:color w:val="000000" w:themeColor="text1"/>
+        </w:rPr>
+        <w:t>A client-server architecture consists of multiple clients requesting services from specialized servers over a network, where each server provides a specific type of service.</w:t>
+      </w:r>
+    </w:p>
+    <w:p>
+      <w:pPr>
+        <w:rPr>
+          <w:color w:val="000000" w:themeColor="text1"/>
+        </w:rPr>
+      </w:pPr>
+      <w:r>
+        <w:rPr>
+          <w:color w:val="000000" w:themeColor="text1"/>
+        </w:rPr>
+        <w:t xml:space="preserve">The architecture consists of independent servers each that provide certain functionality, a server for print data, a server for showing videos and so on. </w:t>
+      </w:r>
+    </w:p>
+    <w:p>
+      <w:pPr>
+        <w:rPr>
+          <w:color w:val="000000" w:themeColor="text1"/>
+        </w:rPr>
+      </w:pPr>
+      <w:r>
+        <w:rPr>
+          <w:color w:val="000000" w:themeColor="text1"/>
+        </w:rPr>
+        <w:t>Clients that are calling for these servers. And a network that is carrying the communication.</w:t>
+      </w:r>
+    </w:p>
+    <w:p>
+      <w:pPr>
+        <w:rPr>
+          <w:b/>
+          <w:bCs/>
+          <w:color w:val="000000" w:themeColor="text1"/>
+          <w:sz w:val="24"/>
+          <w:szCs w:val="24"/>
+          <w:u w:val="single"/>
+        </w:rPr>
+      </w:pPr>
+      <w:r>
+        <w:rPr>
+          <w:b/>
+          <w:bCs/>
+          <w:color w:val="000000" w:themeColor="text1"/>
+          <w:sz w:val="24"/>
+          <w:szCs w:val="24"/>
+          <w:u w:val="single"/>
+        </w:rPr>
+        <w:t>(Classic) Thin- and Fat-Client Architecture</w:t>
       </w:r>
       <w:r>
         <w:rPr>
@@ -2491,79 +2177,6 @@
       </w:pPr>
       <w:r>
         <w:rPr>
-          <w:color w:val="000000" w:themeColor="text1"/>
-        </w:rPr>
-        <w:t>A client-server architecture consists of multiple clients requesting services from specialized servers over a network, where each server provides a specific type of service.</w:t>
-      </w:r>
-    </w:p>
-    <w:p>
-      <w:pPr>
-        <w:rPr>
-          <w:color w:val="000000" w:themeColor="text1"/>
-        </w:rPr>
-      </w:pPr>
-      <w:r>
-        <w:rPr>
-          <w:color w:val="000000" w:themeColor="text1"/>
-        </w:rPr>
-        <w:t xml:space="preserve">The architecture consists of independent servers each that provide certain functionality, a server for print data, a server for showing videos and so on. </w:t>
-      </w:r>
-    </w:p>
-    <w:p>
-      <w:pPr>
-        <w:rPr>
-          <w:color w:val="000000" w:themeColor="text1"/>
-        </w:rPr>
-      </w:pPr>
-      <w:r>
-        <w:rPr>
-          <w:color w:val="000000" w:themeColor="text1"/>
-        </w:rPr>
-        <w:t>Clients that are calling for these servers. And a network that is carrying the communication.</w:t>
-      </w:r>
-    </w:p>
-    <w:p>
-      <w:pPr>
-        <w:rPr>
-          <w:b/>
-          <w:bCs/>
-          <w:color w:val="000000" w:themeColor="text1"/>
-          <w:sz w:val="24"/>
-          <w:szCs w:val="24"/>
-          <w:u w:val="single"/>
-        </w:rPr>
-      </w:pPr>
-      <w:r>
-        <w:rPr>
-          <w:b/>
-          <w:bCs/>
-          <w:color w:val="000000" w:themeColor="text1"/>
-          <w:sz w:val="24"/>
-          <w:szCs w:val="24"/>
-          <w:u w:val="single"/>
-        </w:rPr>
-        <w:t>(Classic) Thin- and Fat-Client Architecture</w:t>
-      </w:r>
-      <w:r>
-        <w:rPr>
-          <w:b/>
-          <w:bCs/>
-          <w:color w:val="000000" w:themeColor="text1"/>
-          <w:sz w:val="24"/>
-          <w:szCs w:val="24"/>
-          <w:u w:val="single"/>
-        </w:rPr>
-        <w:t>:</w:t>
-      </w:r>
-    </w:p>
-    <w:p>
-      <w:pPr>
-        <w:rPr>
-          <w:color w:val="000000" w:themeColor="text1"/>
-        </w:rPr>
-      </w:pPr>
-      <w:r>
-        <w:rPr>
           <w:b/>
           <w:bCs/>
           <w:color w:val="000000" w:themeColor="text1"/>
@@ -2574,35 +2187,7 @@
         <w:rPr>
           <w:color w:val="000000" w:themeColor="text1"/>
         </w:rPr>
-        <w:t xml:space="preserve">almost everything happens on the server side of the application, the data processing and the application processing, the client side becomes only for showing the UI and data presentation. </w:t>
-      </w:r>
-      <w:proofErr w:type="gramStart"/>
-      <w:r>
-        <w:rPr>
-          <w:color w:val="000000" w:themeColor="text1"/>
-        </w:rPr>
-        <w:t>Its</w:t>
-      </w:r>
-      <w:proofErr w:type="gramEnd"/>
-      <w:r>
-        <w:rPr>
-          <w:color w:val="000000" w:themeColor="text1"/>
-        </w:rPr>
-        <w:t xml:space="preserve"> used when old systems are migrated into client server </w:t>
-      </w:r>
-      <w:proofErr w:type="gramStart"/>
-      <w:r>
-        <w:rPr>
-          <w:color w:val="000000" w:themeColor="text1"/>
-        </w:rPr>
-        <w:t>architecture</w:t>
-      </w:r>
-      <w:proofErr w:type="gramEnd"/>
-      <w:r>
-        <w:rPr>
-          <w:color w:val="000000" w:themeColor="text1"/>
-        </w:rPr>
-        <w:t xml:space="preserve"> so they just keep all the logic on the server. Place heavy load on the server and the network.</w:t>
+        <w:t>almost everything happens on the server side of the application, the data processing and the application processing, the client side becomes only for showing the UI and data presentation. Its used when old systems are migrated into client server architecture so they just keep all the logic on the server. Place heavy load on the server and the network.</w:t>
       </w:r>
     </w:p>
     <w:p>
@@ -2680,35 +2265,7 @@
         <w:rPr>
           <w:color w:val="000000" w:themeColor="text1"/>
         </w:rPr>
-        <w:t xml:space="preserve">Nowadays as applications get </w:t>
-      </w:r>
-      <w:proofErr w:type="gramStart"/>
-      <w:r>
-        <w:rPr>
-          <w:color w:val="000000" w:themeColor="text1"/>
-        </w:rPr>
-        <w:t>heavy</w:t>
-      </w:r>
-      <w:proofErr w:type="gramEnd"/>
-      <w:r>
-        <w:rPr>
-          <w:color w:val="000000" w:themeColor="text1"/>
-        </w:rPr>
-        <w:t xml:space="preserve"> we can have a </w:t>
-      </w:r>
-      <w:proofErr w:type="gramStart"/>
-      <w:r>
-        <w:rPr>
-          <w:color w:val="000000" w:themeColor="text1"/>
-        </w:rPr>
-        <w:t>4 tier</w:t>
-      </w:r>
-      <w:proofErr w:type="gramEnd"/>
-      <w:r>
-        <w:rPr>
-          <w:color w:val="000000" w:themeColor="text1"/>
-        </w:rPr>
-        <w:t xml:space="preserve"> architecture, where we split the application processing layer into 2 one for the </w:t>
+        <w:t xml:space="preserve">Nowadays as applications get heavy we can have a 4 tier architecture, where we split the application processing layer into 2 one for the </w:t>
       </w:r>
       <w:r>
         <w:rPr>
@@ -2740,17 +2297,7 @@
           <w:color w:val="000000" w:themeColor="text1"/>
           <w:u w:val="single"/>
         </w:rPr>
-        <w:t xml:space="preserve">Question Regarding Conway’s law: How might the presented classical distributed architectures influence people and </w:t>
-      </w:r>
-      <w:proofErr w:type="gramStart"/>
-      <w:r>
-        <w:rPr>
-          <w:b/>
-          <w:bCs/>
-          <w:color w:val="000000" w:themeColor="text1"/>
-          <w:u w:val="single"/>
-        </w:rPr>
-        <w:t>organizations?</w:t>
+        <w:t>Question Regarding Conway’s law: How might the presented classical distributed architectures influence people and organizations?</w:t>
       </w:r>
       <w:r>
         <w:rPr>
@@ -2761,7 +2308,6 @@
         </w:rPr>
         <w:t>:</w:t>
       </w:r>
-      <w:proofErr w:type="gramEnd"/>
     </w:p>
     <w:p>
       <w:pPr>
@@ -2846,35 +2392,7 @@
         <w:rPr>
           <w:color w:val="000000" w:themeColor="text1"/>
         </w:rPr>
-        <w:t xml:space="preserve">Each service provides an independent </w:t>
-      </w:r>
-      <w:proofErr w:type="gramStart"/>
-      <w:r>
-        <w:rPr>
-          <w:color w:val="000000" w:themeColor="text1"/>
-        </w:rPr>
-        <w:t>an</w:t>
-      </w:r>
-      <w:proofErr w:type="gramEnd"/>
-      <w:r>
-        <w:rPr>
-          <w:color w:val="000000" w:themeColor="text1"/>
-        </w:rPr>
-        <w:t xml:space="preserve"> reusable functionality; example, a payment service can be used in many different unrelated </w:t>
-      </w:r>
-      <w:proofErr w:type="gramStart"/>
-      <w:r>
-        <w:rPr>
-          <w:color w:val="000000" w:themeColor="text1"/>
-        </w:rPr>
-        <w:t>application</w:t>
-      </w:r>
-      <w:proofErr w:type="gramEnd"/>
-      <w:r>
-        <w:rPr>
-          <w:color w:val="000000" w:themeColor="text1"/>
-        </w:rPr>
-        <w:t>.</w:t>
+        <w:t>Each service provides an independent an reusable functionality; example, a payment service can be used in many different unrelated application.</w:t>
       </w:r>
     </w:p>
     <w:p>
@@ -2934,21 +2452,7 @@
         <w:rPr>
           <w:color w:val="000000" w:themeColor="text1"/>
         </w:rPr>
-        <w:t xml:space="preserve">Each </w:t>
-      </w:r>
-      <w:proofErr w:type="gramStart"/>
-      <w:r>
-        <w:rPr>
-          <w:color w:val="000000" w:themeColor="text1"/>
-        </w:rPr>
-        <w:t>services</w:t>
-      </w:r>
-      <w:proofErr w:type="gramEnd"/>
-      <w:r>
-        <w:rPr>
-          <w:color w:val="000000" w:themeColor="text1"/>
-        </w:rPr>
-        <w:t xml:space="preserve"> clearly defines what it provides and how to use it.</w:t>
+        <w:t>Each services clearly defines what it provides and how to use it.</w:t>
       </w:r>
     </w:p>
     <w:p>
@@ -3311,36 +2815,16 @@
           <w:color w:val="000000" w:themeColor="text1"/>
           <w:u w:val="single"/>
         </w:rPr>
-        <w:t xml:space="preserve">Regarding Conway’s law: How can the adoption of services increase an organizations speed and </w:t>
-      </w:r>
-      <w:proofErr w:type="gramStart"/>
-      <w:r>
-        <w:rPr>
-          <w:b/>
-          <w:bCs/>
-          <w:color w:val="000000" w:themeColor="text1"/>
-          <w:u w:val="single"/>
-        </w:rPr>
-        <w:t>agility?</w:t>
-      </w:r>
-      <w:r>
-        <w:rPr>
-          <w:b/>
-          <w:bCs/>
-          <w:color w:val="000000" w:themeColor="text1"/>
-          <w:u w:val="single"/>
-        </w:rPr>
-        <w:t>:</w:t>
-      </w:r>
-      <w:proofErr w:type="gramEnd"/>
-      <w:r>
-        <w:rPr>
-          <w:b/>
-          <w:bCs/>
-          <w:color w:val="000000" w:themeColor="text1"/>
-          <w:u w:val="single"/>
-        </w:rPr>
-        <w:t xml:space="preserve"> </w:t>
+        <w:t>Regarding Conway’s law: How can the adoption of services increase an organizations speed and agility?</w:t>
+      </w:r>
+      <w:r>
+        <w:rPr>
+          <w:b/>
+          <w:bCs/>
+          <w:color w:val="000000" w:themeColor="text1"/>
+          <w:u w:val="single"/>
+        </w:rPr>
+        <w:t xml:space="preserve">: </w:t>
       </w:r>
       <w:r>
         <w:rPr>
@@ -3787,21 +3271,7 @@
         <w:rPr>
           <w:color w:val="000000" w:themeColor="text1"/>
         </w:rPr>
-        <w:t xml:space="preserve">Before the DevOps Team, we had 3 teams, one to Dev, Ops </w:t>
-      </w:r>
-      <w:proofErr w:type="gramStart"/>
-      <w:r>
-        <w:rPr>
-          <w:color w:val="000000" w:themeColor="text1"/>
-        </w:rPr>
-        <w:t>To</w:t>
-      </w:r>
-      <w:proofErr w:type="gramEnd"/>
-      <w:r>
-        <w:rPr>
-          <w:color w:val="000000" w:themeColor="text1"/>
-        </w:rPr>
-        <w:t xml:space="preserve"> Run the server, and one for QA usually testing. </w:t>
+        <w:t xml:space="preserve">Before the DevOps Team, we had 3 teams, one to Dev, Ops To Run the server, and one for QA usually testing. </w:t>
       </w:r>
     </w:p>
     <w:p>
@@ -3850,17 +3320,7 @@
           <w:color w:val="000000" w:themeColor="text1"/>
           <w:u w:val="single"/>
         </w:rPr>
-        <w:t xml:space="preserve">Why is “Single Team should be possible to deliver customer value all on its own!” a good </w:t>
-      </w:r>
-      <w:proofErr w:type="gramStart"/>
-      <w:r>
-        <w:rPr>
-          <w:b/>
-          <w:bCs/>
-          <w:color w:val="000000" w:themeColor="text1"/>
-          <w:u w:val="single"/>
-        </w:rPr>
-        <w:t>idea?</w:t>
+        <w:t>Why is “Single Team should be possible to deliver customer value all on its own!” a good idea?</w:t>
       </w:r>
       <w:r>
         <w:rPr>
@@ -3871,7 +3331,6 @@
         </w:rPr>
         <w:t>:</w:t>
       </w:r>
-      <w:proofErr w:type="gramEnd"/>
       <w:r>
         <w:rPr>
           <w:b/>
@@ -3914,17 +3373,7 @@
           <w:color w:val="000000" w:themeColor="text1"/>
           <w:u w:val="single"/>
         </w:rPr>
-        <w:t xml:space="preserve">Why is “Single Team should be possible to deliver customer value all on its own!” usually not the </w:t>
-      </w:r>
-      <w:proofErr w:type="gramStart"/>
-      <w:r>
-        <w:rPr>
-          <w:b/>
-          <w:bCs/>
-          <w:color w:val="000000" w:themeColor="text1"/>
-          <w:u w:val="single"/>
-        </w:rPr>
-        <w:t>case?</w:t>
+        <w:t>Why is “Single Team should be possible to deliver customer value all on its own!” usually not the case?</w:t>
       </w:r>
       <w:r>
         <w:rPr>
@@ -3935,7 +3384,6 @@
         </w:rPr>
         <w:t>:</w:t>
       </w:r>
-      <w:proofErr w:type="gramEnd"/>
       <w:r>
         <w:rPr>
           <w:b/>
@@ -3955,21 +3403,7 @@
         <w:rPr>
           <w:color w:val="000000" w:themeColor="text1"/>
         </w:rPr>
-        <w:t xml:space="preserve"> Too many skills needed for the </w:t>
-      </w:r>
-      <w:proofErr w:type="gramStart"/>
-      <w:r>
-        <w:rPr>
-          <w:color w:val="000000" w:themeColor="text1"/>
-        </w:rPr>
-        <w:t>team,</w:t>
-      </w:r>
-      <w:proofErr w:type="gramEnd"/>
-      <w:r>
-        <w:rPr>
-          <w:color w:val="000000" w:themeColor="text1"/>
-        </w:rPr>
-        <w:t xml:space="preserve"> software is too big and complex.</w:t>
+        <w:t xml:space="preserve"> Too many skills needed for the team, software is too big and complex.</w:t>
       </w:r>
     </w:p>
     <w:p>
@@ -4061,21 +3495,7 @@
         <w:rPr>
           <w:color w:val="000000" w:themeColor="text1"/>
         </w:rPr>
-        <w:t xml:space="preserve">, we don’t know how </w:t>
-      </w:r>
-      <w:proofErr w:type="gramStart"/>
-      <w:r>
-        <w:rPr>
-          <w:color w:val="000000" w:themeColor="text1"/>
-        </w:rPr>
-        <w:t>are they</w:t>
-      </w:r>
-      <w:proofErr w:type="gramEnd"/>
-      <w:r>
-        <w:rPr>
-          <w:color w:val="000000" w:themeColor="text1"/>
-        </w:rPr>
-        <w:t xml:space="preserve"> working from with inside. </w:t>
+        <w:t xml:space="preserve">, we don’t know how are they working from with inside. </w:t>
       </w:r>
     </w:p>
     <w:p>
@@ -4165,21 +3585,7 @@
         <w:rPr>
           <w:color w:val="000000" w:themeColor="text1"/>
         </w:rPr>
-        <w:t xml:space="preserve">In microservices architecture each service works on its own independently and usually is deployed on a different machine or container and communicate over the network and has its own </w:t>
-      </w:r>
-      <w:proofErr w:type="gramStart"/>
-      <w:r>
-        <w:rPr>
-          <w:color w:val="000000" w:themeColor="text1"/>
-        </w:rPr>
-        <w:t>domain</w:t>
-      </w:r>
-      <w:proofErr w:type="gramEnd"/>
-      <w:r>
-        <w:rPr>
-          <w:color w:val="000000" w:themeColor="text1"/>
-        </w:rPr>
-        <w:t xml:space="preserve"> so it handles a specific task.</w:t>
+        <w:t>In microservices architecture each service works on its own independently and usually is deployed on a different machine or container and communicate over the network and has its own domain so it handles a specific task.</w:t>
       </w:r>
     </w:p>
     <w:p>
@@ -4386,7 +3792,6 @@
         </w:rPr>
         <w:t xml:space="preserve">longer implementation time, large number of services to maintain, networking issues like latency and </w:t>
       </w:r>
-      <w:proofErr w:type="gramStart"/>
       <w:r>
         <w:rPr>
           <w:color w:val="000000" w:themeColor="text1"/>
@@ -4397,14 +3802,7 @@
         <w:rPr>
           <w:color w:val="000000" w:themeColor="text1"/>
         </w:rPr>
-        <w:t xml:space="preserve">  overhead</w:t>
-      </w:r>
-      <w:proofErr w:type="gramEnd"/>
-      <w:r>
-        <w:rPr>
-          <w:color w:val="000000" w:themeColor="text1"/>
-        </w:rPr>
-        <w:t xml:space="preserve">, </w:t>
+        <w:t xml:space="preserve">  overhead, </w:t>
       </w:r>
       <w:r>
         <w:rPr>
@@ -4422,16 +3820,852 @@
     <w:p>
       <w:pPr>
         <w:rPr>
-          <w:color w:val="000000" w:themeColor="text1"/>
-        </w:rPr>
-      </w:pPr>
-    </w:p>
-    <w:p>
-      <w:pPr>
-        <w:rPr>
-          <w:color w:val="000000" w:themeColor="text1"/>
-        </w:rPr>
-      </w:pPr>
+          <w:b/>
+          <w:bCs/>
+          <w:color w:val="000000" w:themeColor="text1"/>
+          <w:sz w:val="24"/>
+          <w:szCs w:val="24"/>
+          <w:u w:val="single"/>
+        </w:rPr>
+      </w:pPr>
+    </w:p>
+    <w:p>
+      <w:pPr>
+        <w:rPr>
+          <w:b/>
+          <w:bCs/>
+          <w:color w:val="000000" w:themeColor="text1"/>
+          <w:sz w:val="24"/>
+          <w:szCs w:val="24"/>
+          <w:u w:val="single"/>
+        </w:rPr>
+      </w:pPr>
+      <w:r>
+        <w:rPr>
+          <w:b/>
+          <w:bCs/>
+          <w:color w:val="000000" w:themeColor="text1"/>
+          <w:sz w:val="24"/>
+          <w:szCs w:val="24"/>
+          <w:u w:val="single"/>
+        </w:rPr>
+        <w:t>Microservice Trade-Offs</w:t>
+      </w:r>
+      <w:r>
+        <w:rPr>
+          <w:b/>
+          <w:bCs/>
+          <w:color w:val="000000" w:themeColor="text1"/>
+          <w:sz w:val="24"/>
+          <w:szCs w:val="24"/>
+          <w:u w:val="single"/>
+        </w:rPr>
+        <w:t>:</w:t>
+      </w:r>
+    </w:p>
+    <w:p>
+      <w:pPr>
+        <w:rPr>
+          <w:color w:val="000000" w:themeColor="text1"/>
+        </w:rPr>
+      </w:pPr>
+      <w:r>
+        <w:rPr>
+          <w:b/>
+          <w:bCs/>
+          <w:color w:val="000000" w:themeColor="text1"/>
+        </w:rPr>
+        <w:t>Benefits:</w:t>
+      </w:r>
+      <w:r>
+        <w:rPr>
+          <w:b/>
+          <w:bCs/>
+          <w:color w:val="000000" w:themeColor="text1"/>
+        </w:rPr>
+        <w:t xml:space="preserve"> </w:t>
+      </w:r>
+    </w:p>
+    <w:p>
+      <w:pPr>
+        <w:ind w:left="720"/>
+        <w:rPr>
+          <w:color w:val="000000" w:themeColor="text1"/>
+        </w:rPr>
+      </w:pPr>
+      <w:r>
+        <w:rPr>
+          <w:color w:val="000000" w:themeColor="text1"/>
+        </w:rPr>
+        <w:t>Microservices force your system to be split into clear, separate parts (modules), and each part has a well-defined job.</w:t>
+      </w:r>
+    </w:p>
+    <w:p>
+      <w:pPr>
+        <w:ind w:left="720"/>
+        <w:rPr>
+          <w:color w:val="000000" w:themeColor="text1"/>
+        </w:rPr>
+      </w:pPr>
+      <w:r>
+        <w:rPr>
+          <w:b/>
+          <w:bCs/>
+          <w:color w:val="000000" w:themeColor="text1"/>
+        </w:rPr>
+        <w:t>Independent deployment:</w:t>
+      </w:r>
+      <w:r>
+        <w:rPr>
+          <w:color w:val="000000" w:themeColor="text1"/>
+        </w:rPr>
+        <w:t xml:space="preserve"> each module or service can be deployed independently making releases easier and erases the single point of failure issue</w:t>
+      </w:r>
+    </w:p>
+    <w:p>
+      <w:pPr>
+        <w:ind w:left="720"/>
+        <w:rPr>
+          <w:color w:val="000000" w:themeColor="text1"/>
+        </w:rPr>
+      </w:pPr>
+      <w:r>
+        <w:rPr>
+          <w:b/>
+          <w:bCs/>
+          <w:color w:val="000000" w:themeColor="text1"/>
+        </w:rPr>
+        <w:t>Technology flexibility:</w:t>
+      </w:r>
+      <w:r>
+        <w:rPr>
+          <w:color w:val="000000" w:themeColor="text1"/>
+        </w:rPr>
+        <w:t xml:space="preserve"> Different services can use different programming languages, frameworks, and databases depending on what fits best.</w:t>
+      </w:r>
+    </w:p>
+    <w:p>
+      <w:pPr>
+        <w:rPr>
+          <w:b/>
+          <w:bCs/>
+        </w:rPr>
+      </w:pPr>
+      <w:r>
+        <w:rPr>
+          <w:b/>
+          <w:bCs/>
+        </w:rPr>
+        <w:t>Downfalls:</w:t>
+      </w:r>
+    </w:p>
+    <w:p>
+      <w:pPr>
+        <w:ind w:left="720"/>
+      </w:pPr>
+      <w:r>
+        <w:rPr>
+          <w:b/>
+          <w:bCs/>
+        </w:rPr>
+        <w:t xml:space="preserve">Distribution: </w:t>
+      </w:r>
+      <w:r>
+        <w:t>Distributed systems are harder to program, since remote calls are slow and are always at risk of failure</w:t>
+      </w:r>
+    </w:p>
+    <w:p>
+      <w:pPr>
+        <w:ind w:left="720"/>
+        <w:rPr>
+          <w:color w:val="000000" w:themeColor="text1"/>
+        </w:rPr>
+      </w:pPr>
+      <w:r>
+        <w:rPr>
+          <w:b/>
+          <w:bCs/>
+          <w:color w:val="000000" w:themeColor="text1"/>
+        </w:rPr>
+        <w:t>Eventual Consistency:</w:t>
+      </w:r>
+      <w:r>
+        <w:rPr>
+          <w:color w:val="000000" w:themeColor="text1"/>
+        </w:rPr>
+        <w:t xml:space="preserve"> Maintaining strong consistency is extremely difficult for a distributed system, which means everyone has to manage eventual consistency.</w:t>
+      </w:r>
+    </w:p>
+    <w:p>
+      <w:pPr>
+        <w:ind w:left="720"/>
+        <w:rPr>
+          <w:color w:val="000000" w:themeColor="text1"/>
+        </w:rPr>
+      </w:pPr>
+      <w:r>
+        <w:rPr>
+          <w:color w:val="000000" w:themeColor="text1"/>
+        </w:rPr>
+        <w:t>You need a mature operations team to manage lots of services</w:t>
+      </w:r>
+      <w:r>
+        <w:rPr>
+          <w:color w:val="000000" w:themeColor="text1"/>
+        </w:rPr>
+        <w:t>.</w:t>
+      </w:r>
+    </w:p>
+    <w:p>
+      <w:pPr>
+        <w:rPr>
+          <w:b/>
+          <w:bCs/>
+          <w:color w:val="000000" w:themeColor="text1"/>
+          <w:u w:val="single"/>
+        </w:rPr>
+      </w:pPr>
+      <w:r>
+        <w:rPr>
+          <w:b/>
+          <w:bCs/>
+          <w:color w:val="000000" w:themeColor="text1"/>
+          <w:u w:val="single"/>
+        </w:rPr>
+        <w:lastRenderedPageBreak/>
+        <w:t>Regarding Conway’s law: Summarize how microservices affect the workflow within an organization</w:t>
+      </w:r>
+      <w:r>
+        <w:rPr>
+          <w:b/>
+          <w:bCs/>
+          <w:color w:val="000000" w:themeColor="text1"/>
+          <w:u w:val="single"/>
+        </w:rPr>
+        <w:t>:</w:t>
+      </w:r>
+    </w:p>
+    <w:p>
+      <w:pPr>
+        <w:rPr>
+          <w:color w:val="000000" w:themeColor="text1"/>
+        </w:rPr>
+      </w:pPr>
+      <w:r>
+        <w:rPr>
+          <w:color w:val="000000" w:themeColor="text1"/>
+        </w:rPr>
+        <w:t xml:space="preserve">Microservices usually make organizations split work into small, independent </w:t>
+      </w:r>
+      <w:proofErr w:type="spellStart"/>
+      <w:r>
+        <w:rPr>
+          <w:color w:val="000000" w:themeColor="text1"/>
+        </w:rPr>
+        <w:t>teams.Each</w:t>
+      </w:r>
+      <w:proofErr w:type="spellEnd"/>
+      <w:r>
+        <w:rPr>
+          <w:color w:val="000000" w:themeColor="text1"/>
+        </w:rPr>
+        <w:t xml:space="preserve"> team owns a specific service and can build, test, and deploy it on its own.</w:t>
+      </w:r>
+      <w:r>
+        <w:rPr>
+          <w:color w:val="000000" w:themeColor="text1"/>
+        </w:rPr>
+        <w:t xml:space="preserve"> </w:t>
+      </w:r>
+      <w:r>
+        <w:rPr>
+          <w:color w:val="000000" w:themeColor="text1"/>
+        </w:rPr>
+        <w:t>So the workflow becomes more parallel and less dependent on other teams, with each team focusing on one part of the system.</w:t>
+      </w:r>
+    </w:p>
+    <w:p>
+      <w:pPr>
+        <w:rPr>
+          <w:b/>
+          <w:bCs/>
+          <w:color w:val="000000" w:themeColor="text1"/>
+          <w:sz w:val="24"/>
+          <w:szCs w:val="24"/>
+          <w:u w:val="single"/>
+        </w:rPr>
+      </w:pPr>
+    </w:p>
+    <w:p>
+      <w:pPr>
+        <w:rPr>
+          <w:b/>
+          <w:bCs/>
+          <w:color w:val="000000" w:themeColor="text1"/>
+          <w:sz w:val="24"/>
+          <w:szCs w:val="24"/>
+          <w:u w:val="single"/>
+        </w:rPr>
+      </w:pPr>
+      <w:r>
+        <w:rPr>
+          <w:b/>
+          <w:bCs/>
+          <w:color w:val="000000" w:themeColor="text1"/>
+          <w:sz w:val="24"/>
+          <w:szCs w:val="24"/>
+          <w:u w:val="single"/>
+        </w:rPr>
+        <w:t>NIST Definition of Cloud Computing</w:t>
+      </w:r>
+      <w:r>
+        <w:rPr>
+          <w:b/>
+          <w:bCs/>
+          <w:color w:val="000000" w:themeColor="text1"/>
+          <w:sz w:val="24"/>
+          <w:szCs w:val="24"/>
+          <w:u w:val="single"/>
+        </w:rPr>
+        <w:t>:</w:t>
+      </w:r>
+    </w:p>
+    <w:p>
+      <w:pPr>
+        <w:rPr>
+          <w:color w:val="000000" w:themeColor="text1"/>
+        </w:rPr>
+      </w:pPr>
+      <w:r>
+        <w:rPr>
+          <w:color w:val="000000" w:themeColor="text1"/>
+        </w:rPr>
+        <w:t>Some characteristics:</w:t>
+      </w:r>
+    </w:p>
+    <w:p>
+      <w:pPr>
+        <w:rPr>
+          <w:color w:val="000000" w:themeColor="text1"/>
+        </w:rPr>
+      </w:pPr>
+      <w:r>
+        <w:rPr>
+          <w:color w:val="000000" w:themeColor="text1"/>
+        </w:rPr>
+        <w:t>On-demand self-service</w:t>
+      </w:r>
+      <w:r>
+        <w:rPr>
+          <w:color w:val="000000" w:themeColor="text1"/>
+        </w:rPr>
+        <w:t>; means that users can add or remove resources without the approval or contact with humans.</w:t>
+      </w:r>
+    </w:p>
+    <w:p>
+      <w:pPr>
+        <w:rPr>
+          <w:color w:val="000000" w:themeColor="text1"/>
+        </w:rPr>
+      </w:pPr>
+      <w:r>
+        <w:rPr>
+          <w:color w:val="000000" w:themeColor="text1"/>
+        </w:rPr>
+        <w:t>Broad Network access; means that these cloud services are available on the internet and can be accessed from anywhere (laptop, mobile, pc).</w:t>
+      </w:r>
+    </w:p>
+    <w:p>
+      <w:pPr>
+        <w:rPr>
+          <w:color w:val="000000" w:themeColor="text1"/>
+        </w:rPr>
+      </w:pPr>
+      <w:r>
+        <w:rPr>
+          <w:color w:val="000000" w:themeColor="text1"/>
+        </w:rPr>
+        <w:t xml:space="preserve">Resource pooling; means that the cloud provider shares those resources (computing power) with many users. </w:t>
+      </w:r>
+    </w:p>
+    <w:p>
+      <w:pPr>
+        <w:rPr>
+          <w:color w:val="000000" w:themeColor="text1"/>
+        </w:rPr>
+      </w:pPr>
+      <w:r>
+        <w:rPr>
+          <w:color w:val="000000" w:themeColor="text1"/>
+        </w:rPr>
+        <w:t>Rapid elasti</w:t>
+      </w:r>
+      <w:r>
+        <w:rPr>
+          <w:color w:val="000000" w:themeColor="text1"/>
+        </w:rPr>
+        <w:t xml:space="preserve">city: </w:t>
+      </w:r>
+      <w:r>
+        <w:rPr>
+          <w:color w:val="000000" w:themeColor="text1"/>
+        </w:rPr>
+        <w:t>Resources can be quickly increased or decreased depending on demand.</w:t>
+      </w:r>
+    </w:p>
+    <w:p>
+      <w:pPr>
+        <w:rPr>
+          <w:color w:val="000000" w:themeColor="text1"/>
+        </w:rPr>
+      </w:pPr>
+      <w:r>
+        <w:rPr>
+          <w:color w:val="000000" w:themeColor="text1"/>
+        </w:rPr>
+        <w:t>Measured service</w:t>
+      </w:r>
+      <w:r>
+        <w:rPr>
+          <w:color w:val="000000" w:themeColor="text1"/>
+        </w:rPr>
+        <w:t xml:space="preserve">: </w:t>
+      </w:r>
+      <w:r>
+        <w:rPr>
+          <w:color w:val="000000" w:themeColor="text1"/>
+        </w:rPr>
+        <w:t>Cloud usage is tracked and billed based on how much you use</w:t>
+      </w:r>
+      <w:r>
+        <w:rPr>
+          <w:color w:val="000000" w:themeColor="text1"/>
+        </w:rPr>
+        <w:t>.</w:t>
+      </w:r>
+    </w:p>
+    <w:p>
+      <w:pPr>
+        <w:rPr>
+          <w:color w:val="000000" w:themeColor="text1"/>
+        </w:rPr>
+      </w:pPr>
+    </w:p>
+    <w:p>
+      <w:pPr>
+        <w:rPr>
+          <w:color w:val="000000" w:themeColor="text1"/>
+        </w:rPr>
+      </w:pPr>
+      <w:r>
+        <w:rPr>
+          <w:b/>
+          <w:bCs/>
+          <w:color w:val="000000" w:themeColor="text1"/>
+        </w:rPr>
+        <w:t>Service models</w:t>
+      </w:r>
+      <w:r>
+        <w:rPr>
+          <w:b/>
+          <w:bCs/>
+          <w:color w:val="000000" w:themeColor="text1"/>
+        </w:rPr>
+        <w:t>:</w:t>
+      </w:r>
+      <w:r>
+        <w:rPr>
+          <w:b/>
+          <w:bCs/>
+          <w:color w:val="000000" w:themeColor="text1"/>
+        </w:rPr>
+        <w:t xml:space="preserve"> </w:t>
+      </w:r>
+      <w:r>
+        <w:rPr>
+          <w:color w:val="000000" w:themeColor="text1"/>
+        </w:rPr>
+        <w:t>Software-as-a-Service (SaaS)</w:t>
+      </w:r>
+      <w:r>
+        <w:rPr>
+          <w:color w:val="000000" w:themeColor="text1"/>
+        </w:rPr>
+        <w:t>,</w:t>
+      </w:r>
+      <w:r>
+        <w:rPr>
+          <w:color w:val="000000" w:themeColor="text1"/>
+        </w:rPr>
+        <w:t xml:space="preserve"> Platform-as-a-Service (PaaS)</w:t>
+      </w:r>
+      <w:r>
+        <w:rPr>
+          <w:color w:val="000000" w:themeColor="text1"/>
+        </w:rPr>
+        <w:t>,</w:t>
+      </w:r>
+      <w:r>
+        <w:rPr>
+          <w:color w:val="000000" w:themeColor="text1"/>
+        </w:rPr>
+        <w:t xml:space="preserve"> Infrastructure-as-a-Service (IaaS)</w:t>
+      </w:r>
+      <w:r>
+        <w:rPr>
+          <w:color w:val="000000" w:themeColor="text1"/>
+        </w:rPr>
+        <w:t>.</w:t>
+      </w:r>
+    </w:p>
+    <w:p>
+      <w:pPr>
+        <w:rPr>
+          <w:color w:val="000000" w:themeColor="text1"/>
+        </w:rPr>
+      </w:pPr>
+    </w:p>
+    <w:p>
+      <w:pPr>
+        <w:rPr>
+          <w:color w:val="000000" w:themeColor="text1"/>
+        </w:rPr>
+      </w:pPr>
+      <w:r>
+        <w:rPr>
+          <w:b/>
+          <w:bCs/>
+          <w:color w:val="000000" w:themeColor="text1"/>
+        </w:rPr>
+        <w:t>Deployment Model</w:t>
+      </w:r>
+      <w:r>
+        <w:rPr>
+          <w:b/>
+          <w:bCs/>
+          <w:color w:val="000000" w:themeColor="text1"/>
+        </w:rPr>
+        <w:t>s:</w:t>
+      </w:r>
+      <w:r>
+        <w:rPr>
+          <w:color w:val="000000" w:themeColor="text1"/>
+        </w:rPr>
+        <w:t xml:space="preserve"> Private cloud Community cloud Public cloud Hybrid cloud</w:t>
+      </w:r>
+      <w:r>
+        <w:rPr>
+          <w:color w:val="000000" w:themeColor="text1"/>
+        </w:rPr>
+        <w:t>.</w:t>
+      </w:r>
+    </w:p>
+    <w:p>
+      <w:pPr>
+        <w:rPr>
+          <w:color w:val="000000" w:themeColor="text1"/>
+        </w:rPr>
+      </w:pPr>
+    </w:p>
+    <w:p>
+      <w:pPr>
+        <w:rPr>
+          <w:color w:val="000000" w:themeColor="text1"/>
+        </w:rPr>
+      </w:pPr>
+      <w:r>
+        <w:rPr>
+          <w:color w:val="000000" w:themeColor="text1"/>
+        </w:rPr>
+        <w:t xml:space="preserve">SAAS: includes the hosted application, configurations tools and database for it, operating systems,  servers and </w:t>
+      </w:r>
+      <w:proofErr w:type="spellStart"/>
+      <w:r>
+        <w:rPr>
+          <w:color w:val="000000" w:themeColor="text1"/>
+        </w:rPr>
+        <w:t>cpus</w:t>
+      </w:r>
+      <w:proofErr w:type="spellEnd"/>
+      <w:r>
+        <w:rPr>
+          <w:color w:val="000000" w:themeColor="text1"/>
+        </w:rPr>
+        <w:t xml:space="preserve">, networking and firewalls, Data </w:t>
+      </w:r>
+      <w:proofErr w:type="spellStart"/>
+      <w:r>
+        <w:rPr>
+          <w:color w:val="000000" w:themeColor="text1"/>
+        </w:rPr>
+        <w:t>centers</w:t>
+      </w:r>
+      <w:proofErr w:type="spellEnd"/>
+      <w:r>
+        <w:rPr>
+          <w:color w:val="000000" w:themeColor="text1"/>
+        </w:rPr>
+        <w:t>.</w:t>
+      </w:r>
+    </w:p>
+    <w:p>
+      <w:pPr>
+        <w:rPr>
+          <w:color w:val="000000" w:themeColor="text1"/>
+        </w:rPr>
+      </w:pPr>
+      <w:r>
+        <w:rPr>
+          <w:color w:val="000000" w:themeColor="text1"/>
+        </w:rPr>
+        <w:t xml:space="preserve">PaaS; includes the operating system, server and storage, the networking and firewalls, and data </w:t>
+      </w:r>
+      <w:proofErr w:type="spellStart"/>
+      <w:r>
+        <w:rPr>
+          <w:color w:val="000000" w:themeColor="text1"/>
+        </w:rPr>
+        <w:t>centers</w:t>
+      </w:r>
+      <w:proofErr w:type="spellEnd"/>
+      <w:r>
+        <w:rPr>
+          <w:color w:val="000000" w:themeColor="text1"/>
+        </w:rPr>
+        <w:t>.</w:t>
+      </w:r>
+    </w:p>
+    <w:p>
+      <w:pPr>
+        <w:rPr>
+          <w:color w:val="000000" w:themeColor="text1"/>
+        </w:rPr>
+      </w:pPr>
+      <w:r>
+        <w:rPr>
+          <w:color w:val="000000" w:themeColor="text1"/>
+        </w:rPr>
+        <w:t>IaaS: includes the servers and storage, network and firewalls, and data centres.</w:t>
+      </w:r>
+    </w:p>
+    <w:p>
+      <w:pPr>
+        <w:rPr>
+          <w:color w:val="000000" w:themeColor="text1"/>
+        </w:rPr>
+      </w:pPr>
+    </w:p>
+    <w:p>
+      <w:pPr>
+        <w:rPr>
+          <w:color w:val="000000" w:themeColor="text1"/>
+        </w:rPr>
+      </w:pPr>
+      <w:r>
+        <w:rPr>
+          <w:b/>
+          <w:bCs/>
+          <w:color w:val="000000" w:themeColor="text1"/>
+        </w:rPr>
+        <w:t>Service Level Objective (SLO)</w:t>
+      </w:r>
+      <w:r>
+        <w:rPr>
+          <w:b/>
+          <w:bCs/>
+          <w:color w:val="000000" w:themeColor="text1"/>
+        </w:rPr>
+        <w:t>;</w:t>
+      </w:r>
+      <w:r>
+        <w:rPr>
+          <w:color w:val="000000" w:themeColor="text1"/>
+        </w:rPr>
+        <w:t xml:space="preserve"> is the performance efficiency that is needed for a service to be considered efficient for example a request should be processed within 2 seconds.</w:t>
+      </w:r>
+    </w:p>
+    <w:p>
+      <w:pPr>
+        <w:rPr>
+          <w:color w:val="000000" w:themeColor="text1"/>
+        </w:rPr>
+      </w:pPr>
+      <w:r>
+        <w:rPr>
+          <w:b/>
+          <w:bCs/>
+          <w:color w:val="000000" w:themeColor="text1"/>
+        </w:rPr>
+        <w:t>Resource Demand</w:t>
+      </w:r>
+      <w:r>
+        <w:rPr>
+          <w:b/>
+          <w:bCs/>
+          <w:color w:val="000000" w:themeColor="text1"/>
+        </w:rPr>
+        <w:t>:</w:t>
+      </w:r>
+      <w:r>
+        <w:rPr>
+          <w:color w:val="000000" w:themeColor="text1"/>
+        </w:rPr>
+        <w:t xml:space="preserve"> Minimal amount of resources required to ensure SLOs</w:t>
+      </w:r>
+    </w:p>
+    <w:p>
+      <w:pPr>
+        <w:rPr>
+          <w:color w:val="000000" w:themeColor="text1"/>
+        </w:rPr>
+      </w:pPr>
+      <w:r>
+        <w:rPr>
+          <w:color w:val="000000" w:themeColor="text1"/>
+        </w:rPr>
+        <w:t>The overprovision is the resources that are active but idle which means we pay for it but its not being used. One of the pros in terms of elasticity is that with cloud computing these resources can be automatically let go.</w:t>
+      </w:r>
+    </w:p>
+    <w:p>
+      <w:pPr>
+        <w:rPr>
+          <w:color w:val="000000" w:themeColor="text1"/>
+        </w:rPr>
+      </w:pPr>
+    </w:p>
+    <w:p>
+      <w:pPr>
+        <w:rPr>
+          <w:b/>
+          <w:bCs/>
+          <w:color w:val="000000" w:themeColor="text1"/>
+          <w:sz w:val="24"/>
+          <w:szCs w:val="24"/>
+          <w:u w:val="single"/>
+        </w:rPr>
+      </w:pPr>
+      <w:r>
+        <w:rPr>
+          <w:b/>
+          <w:bCs/>
+          <w:color w:val="000000" w:themeColor="text1"/>
+          <w:sz w:val="24"/>
+          <w:szCs w:val="24"/>
+          <w:u w:val="single"/>
+        </w:rPr>
+        <w:lastRenderedPageBreak/>
+        <w:t>Cloud-Native Architecture</w:t>
+      </w:r>
+      <w:r>
+        <w:rPr>
+          <w:b/>
+          <w:bCs/>
+          <w:color w:val="000000" w:themeColor="text1"/>
+          <w:sz w:val="24"/>
+          <w:szCs w:val="24"/>
+          <w:u w:val="single"/>
+        </w:rPr>
+        <w:t>:</w:t>
+      </w:r>
+    </w:p>
+    <w:p>
+      <w:pPr>
+        <w:rPr>
+          <w:color w:val="000000" w:themeColor="text1"/>
+        </w:rPr>
+      </w:pPr>
+      <w:r>
+        <w:rPr>
+          <w:color w:val="000000" w:themeColor="text1"/>
+        </w:rPr>
+        <w:t>A cloud-native architecture is an application that is designed specifically to run in the cloud.</w:t>
+      </w:r>
+    </w:p>
+    <w:p>
+      <w:pPr>
+        <w:rPr>
+          <w:color w:val="000000" w:themeColor="text1"/>
+        </w:rPr>
+      </w:pPr>
+      <w:r>
+        <w:rPr>
+          <w:color w:val="000000" w:themeColor="text1"/>
+        </w:rPr>
+        <w:t xml:space="preserve">Today, many applications are </w:t>
+      </w:r>
+      <w:r>
+        <w:rPr>
+          <w:b/>
+          <w:bCs/>
+          <w:color w:val="000000" w:themeColor="text1"/>
+        </w:rPr>
+        <w:t>split into small services (microservices)</w:t>
+      </w:r>
+      <w:r>
+        <w:rPr>
+          <w:color w:val="000000" w:themeColor="text1"/>
+        </w:rPr>
+        <w:t xml:space="preserve"> instead of being one large program (monolith).</w:t>
+      </w:r>
+      <w:r>
+        <w:rPr>
+          <w:color w:val="000000" w:themeColor="text1"/>
+        </w:rPr>
+        <w:t xml:space="preserve"> Instead of one application we have, user service, auth service, payment service, cart service.</w:t>
+      </w:r>
+    </w:p>
+    <w:p>
+      <w:pPr>
+        <w:rPr>
+          <w:color w:val="000000" w:themeColor="text1"/>
+        </w:rPr>
+      </w:pPr>
+      <w:r>
+        <w:rPr>
+          <w:color w:val="000000" w:themeColor="text1"/>
+        </w:rPr>
+        <w:t>The application runs on cloud platforms instead of your own computers.</w:t>
+      </w:r>
+    </w:p>
+    <w:p>
+      <w:pPr>
+        <w:rPr>
+          <w:color w:val="000000" w:themeColor="text1"/>
+        </w:rPr>
+      </w:pPr>
+      <w:r>
+        <w:rPr>
+          <w:color w:val="000000" w:themeColor="text1"/>
+        </w:rPr>
+        <w:t xml:space="preserve">Usually has different services communicating through an API, uses container based deployment for example docker + </w:t>
+      </w:r>
+      <w:proofErr w:type="spellStart"/>
+      <w:r>
+        <w:rPr>
+          <w:color w:val="000000" w:themeColor="text1"/>
+        </w:rPr>
+        <w:t>kubernets</w:t>
+      </w:r>
+      <w:proofErr w:type="spellEnd"/>
+      <w:r>
+        <w:rPr>
+          <w:color w:val="000000" w:themeColor="text1"/>
+        </w:rPr>
+        <w:t xml:space="preserve">. </w:t>
+      </w:r>
+    </w:p>
+    <w:p>
+      <w:pPr>
+        <w:rPr>
+          <w:color w:val="000000" w:themeColor="text1"/>
+        </w:rPr>
+      </w:pPr>
+      <w:r>
+        <w:rPr>
+          <w:color w:val="000000" w:themeColor="text1"/>
+        </w:rPr>
+        <w:t>Use of DevOps and Continuous Integration and Continuous Delivery (CI/CD) processes</w:t>
+      </w:r>
     </w:p>
     <w:sectPr>
       <w:pgSz w:w="11906" w:h="16838"/>

--- a/SWARD/Lectures/Lecture 9.docx
+++ b/SWARD/Lectures/Lecture 9.docx
@@ -63,15 +63,33 @@
           <w:u w:val="single"/>
           <w:lang w:val="en-US"/>
         </w:rPr>
-        <w:t>What is a layered architecture:</w:t>
-      </w:r>
-    </w:p>
-    <w:p>
-      <w:pPr>
-        <w:rPr>
-          <w:color w:val="000000" w:themeColor="text1"/>
+        <w:t xml:space="preserve">What is </w:t>
+      </w:r>
+      <w:proofErr w:type="gramStart"/>
+      <w:r>
+        <w:rPr>
+          <w:color w:val="000000" w:themeColor="text1"/>
+          <w:u w:val="single"/>
           <w:lang w:val="en-US"/>
         </w:rPr>
+        <w:t>a layered</w:t>
+      </w:r>
+      <w:proofErr w:type="gramEnd"/>
+      <w:r>
+        <w:rPr>
+          <w:color w:val="000000" w:themeColor="text1"/>
+          <w:u w:val="single"/>
+          <w:lang w:val="en-US"/>
+        </w:rPr>
+        <w:t xml:space="preserve"> architecture:</w:t>
+      </w:r>
+    </w:p>
+    <w:p>
+      <w:pPr>
+        <w:rPr>
+          <w:color w:val="000000" w:themeColor="text1"/>
+          <w:lang w:val="en-US"/>
+        </w:rPr>
       </w:pPr>
       <w:r>
         <w:rPr>
@@ -112,7 +130,15 @@
           <w:color w:val="000000" w:themeColor="text1"/>
           <w:u w:val="single"/>
         </w:rPr>
-        <w:t>How does a layered architecture affect the people working with it?</w:t>
+        <w:t xml:space="preserve">How does a layered architecture affect the people working with </w:t>
+      </w:r>
+      <w:proofErr w:type="gramStart"/>
+      <w:r>
+        <w:rPr>
+          <w:color w:val="000000" w:themeColor="text1"/>
+          <w:u w:val="single"/>
+        </w:rPr>
+        <w:t>it?</w:t>
       </w:r>
       <w:r>
         <w:rPr>
@@ -121,6 +147,7 @@
         </w:rPr>
         <w:t>:</w:t>
       </w:r>
+      <w:proofErr w:type="gramEnd"/>
     </w:p>
     <w:p>
       <w:pPr>
@@ -239,7 +266,21 @@
         <w:rPr>
           <w:color w:val="000000" w:themeColor="text1"/>
         </w:rPr>
-        <w:t>The basic principles is to pay per use, we rent software (OS), and hardware (server).</w:t>
+        <w:t xml:space="preserve">The basic principles </w:t>
+      </w:r>
+      <w:proofErr w:type="gramStart"/>
+      <w:r>
+        <w:rPr>
+          <w:color w:val="000000" w:themeColor="text1"/>
+        </w:rPr>
+        <w:t>is</w:t>
+      </w:r>
+      <w:proofErr w:type="gramEnd"/>
+      <w:r>
+        <w:rPr>
+          <w:color w:val="000000" w:themeColor="text1"/>
+        </w:rPr>
+        <w:t xml:space="preserve"> to pay per use, we rent software (OS), and hardware (server).</w:t>
       </w:r>
     </w:p>
     <w:p>
@@ -346,7 +387,21 @@
         <w:rPr>
           <w:color w:val="000000" w:themeColor="text1"/>
         </w:rPr>
-        <w:t xml:space="preserve"> (the second approach adds downtime and other risks while migrating.) </w:t>
+        <w:t xml:space="preserve"> (</w:t>
+      </w:r>
+      <w:proofErr w:type="gramStart"/>
+      <w:r>
+        <w:rPr>
+          <w:color w:val="000000" w:themeColor="text1"/>
+        </w:rPr>
+        <w:t>the</w:t>
+      </w:r>
+      <w:proofErr w:type="gramEnd"/>
+      <w:r>
+        <w:rPr>
+          <w:color w:val="000000" w:themeColor="text1"/>
+        </w:rPr>
+        <w:t xml:space="preserve"> second approach adds downtime and other risks while migrating.) </w:t>
       </w:r>
     </w:p>
     <w:p>
@@ -389,7 +444,35 @@
         <w:rPr>
           <w:color w:val="000000" w:themeColor="text1"/>
         </w:rPr>
-        <w:t>Downtime needed since when we upgrade a server we need to turn it off upgrade it then restart it again. One server with high abilities costs much more than 3 small servers with the sum of the same abilities so vertical scaling is much expensive.</w:t>
+        <w:t xml:space="preserve">Downtime needed since when we upgrade a </w:t>
+      </w:r>
+      <w:proofErr w:type="gramStart"/>
+      <w:r>
+        <w:rPr>
+          <w:color w:val="000000" w:themeColor="text1"/>
+        </w:rPr>
+        <w:t>server</w:t>
+      </w:r>
+      <w:proofErr w:type="gramEnd"/>
+      <w:r>
+        <w:rPr>
+          <w:color w:val="000000" w:themeColor="text1"/>
+        </w:rPr>
+        <w:t xml:space="preserve"> we need to turn it off upgrade it then </w:t>
+      </w:r>
+      <w:proofErr w:type="gramStart"/>
+      <w:r>
+        <w:rPr>
+          <w:color w:val="000000" w:themeColor="text1"/>
+        </w:rPr>
+        <w:t>restart</w:t>
+      </w:r>
+      <w:proofErr w:type="gramEnd"/>
+      <w:r>
+        <w:rPr>
+          <w:color w:val="000000" w:themeColor="text1"/>
+        </w:rPr>
+        <w:t xml:space="preserve"> it again. One server with high abilities costs much more than 3 small servers with the sum of the same abilities so vertical scaling is much expensive.</w:t>
       </w:r>
     </w:p>
     <w:p>
@@ -483,7 +566,21 @@
         <w:rPr>
           <w:color w:val="000000" w:themeColor="text1"/>
         </w:rPr>
-        <w:t>The architecture of the application must support the horizontal scaling this makes the system harder. We need a load balancer so requests are split almost equally between all servers.</w:t>
+        <w:t xml:space="preserve">The architecture of the application must support the horizontal scaling this makes the system harder. We need a load </w:t>
+      </w:r>
+      <w:proofErr w:type="gramStart"/>
+      <w:r>
+        <w:rPr>
+          <w:color w:val="000000" w:themeColor="text1"/>
+        </w:rPr>
+        <w:t>balancer</w:t>
+      </w:r>
+      <w:proofErr w:type="gramEnd"/>
+      <w:r>
+        <w:rPr>
+          <w:color w:val="000000" w:themeColor="text1"/>
+        </w:rPr>
+        <w:t xml:space="preserve"> so requests are split almost equally between all servers.</w:t>
       </w:r>
     </w:p>
     <w:p>
@@ -582,7 +679,19 @@
         <w:rPr>
           <w:color w:val="000000" w:themeColor="text1"/>
         </w:rPr>
-        <w:t>a component of the system’s backend that provides a certain functionality through and exposed API endpoint</w:t>
+        <w:t>a component of the system’s backend that provides a certain functionality through an</w:t>
+      </w:r>
+      <w:r>
+        <w:rPr>
+          <w:color w:val="000000" w:themeColor="text1"/>
+        </w:rPr>
+        <w:t xml:space="preserve"> </w:t>
+      </w:r>
+      <w:r>
+        <w:rPr>
+          <w:color w:val="000000" w:themeColor="text1"/>
+        </w:rPr>
+        <w:t>exposed API endpoint</w:t>
       </w:r>
     </w:p>
     <w:p>
@@ -645,7 +754,21 @@
         <w:rPr>
           <w:color w:val="000000" w:themeColor="text1"/>
         </w:rPr>
-        <w:t xml:space="preserve">An instance is a running process of a certain backend service or the application, a certain application and services can have multiple instances. </w:t>
+        <w:t xml:space="preserve">An instance is a running process of a certain backend service or the </w:t>
+      </w:r>
+      <w:proofErr w:type="gramStart"/>
+      <w:r>
+        <w:rPr>
+          <w:color w:val="000000" w:themeColor="text1"/>
+        </w:rPr>
+        <w:t>application,</w:t>
+      </w:r>
+      <w:proofErr w:type="gramEnd"/>
+      <w:r>
+        <w:rPr>
+          <w:color w:val="000000" w:themeColor="text1"/>
+        </w:rPr>
+        <w:t xml:space="preserve"> a certain application and services can have multiple instances. </w:t>
       </w:r>
     </w:p>
     <w:p>
@@ -675,7 +798,79 @@
           <w:szCs w:val="24"/>
           <w:u w:val="single"/>
         </w:rPr>
-        <w:t>What Makes A Services Or A Software Horizontally Scalable:</w:t>
+        <w:t xml:space="preserve">What Makes </w:t>
+      </w:r>
+      <w:proofErr w:type="gramStart"/>
+      <w:r>
+        <w:rPr>
+          <w:b/>
+          <w:bCs/>
+          <w:color w:val="000000" w:themeColor="text1"/>
+          <w:sz w:val="24"/>
+          <w:szCs w:val="24"/>
+          <w:u w:val="single"/>
+        </w:rPr>
+        <w:t>A</w:t>
+      </w:r>
+      <w:proofErr w:type="gramEnd"/>
+      <w:r>
+        <w:rPr>
+          <w:b/>
+          <w:bCs/>
+          <w:color w:val="000000" w:themeColor="text1"/>
+          <w:sz w:val="24"/>
+          <w:szCs w:val="24"/>
+          <w:u w:val="single"/>
+        </w:rPr>
+        <w:t xml:space="preserve"> Services </w:t>
+      </w:r>
+      <w:proofErr w:type="gramStart"/>
+      <w:r>
+        <w:rPr>
+          <w:b/>
+          <w:bCs/>
+          <w:color w:val="000000" w:themeColor="text1"/>
+          <w:sz w:val="24"/>
+          <w:szCs w:val="24"/>
+          <w:u w:val="single"/>
+        </w:rPr>
+        <w:t>Or</w:t>
+      </w:r>
+      <w:proofErr w:type="gramEnd"/>
+      <w:r>
+        <w:rPr>
+          <w:b/>
+          <w:bCs/>
+          <w:color w:val="000000" w:themeColor="text1"/>
+          <w:sz w:val="24"/>
+          <w:szCs w:val="24"/>
+          <w:u w:val="single"/>
+        </w:rPr>
+        <w:t xml:space="preserve"> </w:t>
+      </w:r>
+      <w:proofErr w:type="gramStart"/>
+      <w:r>
+        <w:rPr>
+          <w:b/>
+          <w:bCs/>
+          <w:color w:val="000000" w:themeColor="text1"/>
+          <w:sz w:val="24"/>
+          <w:szCs w:val="24"/>
+          <w:u w:val="single"/>
+        </w:rPr>
+        <w:t>A</w:t>
+      </w:r>
+      <w:proofErr w:type="gramEnd"/>
+      <w:r>
+        <w:rPr>
+          <w:b/>
+          <w:bCs/>
+          <w:color w:val="000000" w:themeColor="text1"/>
+          <w:sz w:val="24"/>
+          <w:szCs w:val="24"/>
+          <w:u w:val="single"/>
+        </w:rPr>
+        <w:t xml:space="preserve"> Software Horizontally Scalable:</w:t>
       </w:r>
     </w:p>
     <w:p>
@@ -993,9 +1188,214 @@
           <w:szCs w:val="24"/>
           <w:u w:val="single"/>
         </w:rPr>
-        <w:t>Service Discovery / Service Registry</w:t>
-      </w:r>
-      <w:r>
+        <w:t>Service Discovery / Service Registry:</w:t>
+      </w:r>
+    </w:p>
+    <w:p>
+      <w:pPr>
+        <w:rPr>
+          <w:color w:val="000000" w:themeColor="text1"/>
+        </w:rPr>
+      </w:pPr>
+      <w:r>
+        <w:rPr>
+          <w:color w:val="000000" w:themeColor="text1"/>
+        </w:rPr>
+        <w:t xml:space="preserve">The Problem: the main problem is that our load balancer component needs to know how many instances we have and where are they.  A load balancer must know the IP, and whether the server is healthy or not, and if they are available. </w:t>
+      </w:r>
+    </w:p>
+    <w:p>
+      <w:pPr>
+        <w:rPr>
+          <w:color w:val="000000" w:themeColor="text1"/>
+        </w:rPr>
+      </w:pPr>
+      <w:r>
+        <w:rPr>
+          <w:color w:val="000000" w:themeColor="text1"/>
+        </w:rPr>
+        <w:t xml:space="preserve">And in microservices the different part of the system (services) </w:t>
+      </w:r>
+      <w:proofErr w:type="gramStart"/>
+      <w:r>
+        <w:rPr>
+          <w:color w:val="000000" w:themeColor="text1"/>
+        </w:rPr>
+        <w:t>need</w:t>
+      </w:r>
+      <w:proofErr w:type="gramEnd"/>
+      <w:r>
+        <w:rPr>
+          <w:color w:val="000000" w:themeColor="text1"/>
+        </w:rPr>
+        <w:t xml:space="preserve"> to know the same information about each other. </w:t>
+      </w:r>
+    </w:p>
+    <w:p>
+      <w:pPr>
+        <w:rPr>
+          <w:b/>
+          <w:bCs/>
+          <w:color w:val="000000" w:themeColor="text1"/>
+        </w:rPr>
+      </w:pPr>
+      <w:r>
+        <w:rPr>
+          <w:b/>
+          <w:bCs/>
+          <w:color w:val="000000" w:themeColor="text1"/>
+        </w:rPr>
+        <w:t>Alternative 1: The cloud provider handles the load balancing.</w:t>
+      </w:r>
+    </w:p>
+    <w:p>
+      <w:pPr>
+        <w:rPr>
+          <w:color w:val="000000" w:themeColor="text1"/>
+        </w:rPr>
+      </w:pPr>
+      <w:r>
+        <w:rPr>
+          <w:color w:val="000000" w:themeColor="text1"/>
+        </w:rPr>
+        <w:t>In this approach, the cloud provider manages service discovery and load balancing. The system requires metadata about each service instance, such as configuration and health check endpoints. The platform uses this information to automatically register instances, monitor their health, and configure the load balancer accordingly. Developers interact with the system through provided APIs or configuration interfaces rather than managing routing manually.</w:t>
+      </w:r>
+    </w:p>
+    <w:p>
+      <w:pPr>
+        <w:rPr>
+          <w:b/>
+          <w:bCs/>
+          <w:color w:val="000000" w:themeColor="text1"/>
+        </w:rPr>
+      </w:pPr>
+      <w:r>
+        <w:rPr>
+          <w:b/>
+          <w:bCs/>
+          <w:color w:val="000000" w:themeColor="text1"/>
+        </w:rPr>
+        <w:t xml:space="preserve">Alternative 2: </w:t>
+      </w:r>
+      <w:r>
+        <w:rPr>
+          <w:b/>
+          <w:bCs/>
+          <w:color w:val="000000" w:themeColor="text1"/>
+        </w:rPr>
+        <w:t>Application Service-Registry</w:t>
+      </w:r>
+    </w:p>
+    <w:p>
+      <w:pPr>
+        <w:rPr>
+          <w:color w:val="000000" w:themeColor="text1"/>
+        </w:rPr>
+      </w:pPr>
+      <w:r>
+        <w:rPr>
+          <w:color w:val="000000" w:themeColor="text1"/>
+        </w:rPr>
+        <w:t>There is a special extra component in the system called the service registry.</w:t>
+      </w:r>
+      <w:r>
+        <w:rPr>
+          <w:color w:val="000000" w:themeColor="text1"/>
+        </w:rPr>
+        <w:t xml:space="preserve"> </w:t>
+      </w:r>
+      <w:proofErr w:type="gramStart"/>
+      <w:r>
+        <w:rPr>
+          <w:color w:val="000000" w:themeColor="text1"/>
+        </w:rPr>
+        <w:t>So</w:t>
+      </w:r>
+      <w:proofErr w:type="gramEnd"/>
+      <w:r>
+        <w:rPr>
+          <w:color w:val="000000" w:themeColor="text1"/>
+        </w:rPr>
+        <w:t xml:space="preserve"> we have a load balancer and a registry that is separated. </w:t>
+      </w:r>
+    </w:p>
+    <w:p>
+      <w:pPr>
+        <w:rPr>
+          <w:color w:val="000000" w:themeColor="text1"/>
+        </w:rPr>
+      </w:pPr>
+      <w:r>
+        <w:rPr>
+          <w:color w:val="000000" w:themeColor="text1"/>
+        </w:rPr>
+        <w:t xml:space="preserve">Instances must actively register and </w:t>
+      </w:r>
+      <w:proofErr w:type="spellStart"/>
+      <w:r>
+        <w:rPr>
+          <w:color w:val="000000" w:themeColor="text1"/>
+        </w:rPr>
+        <w:t>derigester</w:t>
+      </w:r>
+      <w:proofErr w:type="spellEnd"/>
+      <w:r>
+        <w:rPr>
+          <w:color w:val="000000" w:themeColor="text1"/>
+        </w:rPr>
+        <w:t xml:space="preserve"> themselves. </w:t>
+      </w:r>
+      <w:proofErr w:type="gramStart"/>
+      <w:r>
+        <w:rPr>
+          <w:color w:val="000000" w:themeColor="text1"/>
+        </w:rPr>
+        <w:t>So</w:t>
+      </w:r>
+      <w:proofErr w:type="gramEnd"/>
+      <w:r>
+        <w:rPr>
+          <w:color w:val="000000" w:themeColor="text1"/>
+        </w:rPr>
+        <w:t xml:space="preserve"> when a </w:t>
+      </w:r>
+      <w:proofErr w:type="gramStart"/>
+      <w:r>
+        <w:rPr>
+          <w:color w:val="000000" w:themeColor="text1"/>
+        </w:rPr>
+        <w:t>services</w:t>
+      </w:r>
+      <w:proofErr w:type="gramEnd"/>
+      <w:r>
+        <w:rPr>
+          <w:color w:val="000000" w:themeColor="text1"/>
+        </w:rPr>
+        <w:t xml:space="preserve"> starts or an instance it should register itself in the registry and when it stops it should remove itself.</w:t>
+      </w:r>
+    </w:p>
+    <w:p>
+      <w:pPr>
+        <w:rPr>
+          <w:color w:val="000000" w:themeColor="text1"/>
+        </w:rPr>
+      </w:pPr>
+      <w:r>
+        <w:rPr>
+          <w:color w:val="000000" w:themeColor="text1"/>
+        </w:rPr>
+        <w:t>The registry service provides and API so other services can ask the registry; which services are registered which are not, which are healthy and which are not.</w:t>
+      </w:r>
+    </w:p>
+    <w:p>
+      <w:pPr>
+        <w:rPr>
+          <w:color w:val="000000" w:themeColor="text1"/>
+        </w:rPr>
+      </w:pPr>
+    </w:p>
+    <w:p>
+      <w:pPr>
         <w:rPr>
           <w:b/>
           <w:bCs/>
@@ -1004,158 +1404,8 @@
           <w:szCs w:val="24"/>
           <w:u w:val="single"/>
         </w:rPr>
-        <w:t>:</w:t>
-      </w:r>
-    </w:p>
-    <w:p>
-      <w:pPr>
-        <w:rPr>
-          <w:color w:val="000000" w:themeColor="text1"/>
-        </w:rPr>
-      </w:pPr>
-      <w:r>
-        <w:rPr>
-          <w:color w:val="000000" w:themeColor="text1"/>
-        </w:rPr>
-        <w:t xml:space="preserve">The Problem: the main problem is that our load balancer component needs to know how many instances we have and where are they.  A load balancer must know the IP, and whether the server is healthy or not, and if they are available. </w:t>
-      </w:r>
-    </w:p>
-    <w:p>
-      <w:pPr>
-        <w:rPr>
-          <w:color w:val="000000" w:themeColor="text1"/>
-        </w:rPr>
-      </w:pPr>
-      <w:r>
-        <w:rPr>
-          <w:color w:val="000000" w:themeColor="text1"/>
-        </w:rPr>
-        <w:t xml:space="preserve">And in microservices the different part of the system (services) need to know the same information about each other. </w:t>
-      </w:r>
-    </w:p>
-    <w:p>
-      <w:pPr>
-        <w:rPr>
-          <w:b/>
-          <w:bCs/>
-          <w:color w:val="000000" w:themeColor="text1"/>
-        </w:rPr>
-      </w:pPr>
-      <w:r>
-        <w:rPr>
-          <w:b/>
-          <w:bCs/>
-          <w:color w:val="000000" w:themeColor="text1"/>
-        </w:rPr>
-        <w:t>Alternative 1: The cloud provider handles the load balancing.</w:t>
-      </w:r>
-    </w:p>
-    <w:p>
-      <w:pPr>
-        <w:rPr>
-          <w:color w:val="000000" w:themeColor="text1"/>
-        </w:rPr>
-      </w:pPr>
-      <w:r>
-        <w:rPr>
-          <w:color w:val="000000" w:themeColor="text1"/>
-        </w:rPr>
-        <w:t>In this approach, the cloud provider manages service discovery and load balancing. The system requires metadata about each service instance, such as configuration and health check endpoints. The platform uses this information to automatically register instances, monitor their health, and configure the load balancer accordingly. Developers interact with the system through provided APIs or configuration interfaces rather than managing routing manually.</w:t>
-      </w:r>
-    </w:p>
-    <w:p>
-      <w:pPr>
-        <w:rPr>
-          <w:b/>
-          <w:bCs/>
-          <w:color w:val="000000" w:themeColor="text1"/>
-        </w:rPr>
-      </w:pPr>
-      <w:r>
-        <w:rPr>
-          <w:b/>
-          <w:bCs/>
-          <w:color w:val="000000" w:themeColor="text1"/>
-        </w:rPr>
-        <w:t xml:space="preserve">Alternative 2: </w:t>
-      </w:r>
-      <w:r>
-        <w:rPr>
-          <w:b/>
-          <w:bCs/>
-          <w:color w:val="000000" w:themeColor="text1"/>
-        </w:rPr>
-        <w:t>Application Service-Registry</w:t>
-      </w:r>
-    </w:p>
-    <w:p>
-      <w:pPr>
-        <w:rPr>
-          <w:color w:val="000000" w:themeColor="text1"/>
-        </w:rPr>
-      </w:pPr>
-      <w:r>
-        <w:rPr>
-          <w:color w:val="000000" w:themeColor="text1"/>
-        </w:rPr>
-        <w:t>There is a special extra component in the system called the service registry.</w:t>
-      </w:r>
-      <w:r>
-        <w:rPr>
-          <w:color w:val="000000" w:themeColor="text1"/>
-        </w:rPr>
-        <w:t xml:space="preserve"> So we have a load balancer and a registry that is separated. </w:t>
-      </w:r>
-    </w:p>
-    <w:p>
-      <w:pPr>
-        <w:rPr>
-          <w:color w:val="000000" w:themeColor="text1"/>
-        </w:rPr>
-      </w:pPr>
-      <w:r>
-        <w:rPr>
-          <w:color w:val="000000" w:themeColor="text1"/>
-        </w:rPr>
-        <w:t xml:space="preserve">Instances must actively register and </w:t>
-      </w:r>
-      <w:proofErr w:type="spellStart"/>
-      <w:r>
-        <w:rPr>
-          <w:color w:val="000000" w:themeColor="text1"/>
-        </w:rPr>
-        <w:t>derigester</w:t>
-      </w:r>
-      <w:proofErr w:type="spellEnd"/>
-      <w:r>
-        <w:rPr>
-          <w:color w:val="000000" w:themeColor="text1"/>
-        </w:rPr>
-        <w:t xml:space="preserve"> themselves. So when a services starts or an instance it should register itself in the registry and when it stops it should remove itself.</w:t>
-      </w:r>
-    </w:p>
-    <w:p>
-      <w:pPr>
-        <w:rPr>
-          <w:color w:val="000000" w:themeColor="text1"/>
-        </w:rPr>
-      </w:pPr>
-      <w:r>
-        <w:rPr>
-          <w:color w:val="000000" w:themeColor="text1"/>
-        </w:rPr>
-        <w:t>The registry service provides and API so other services can ask the registry; which services are registered which are not, which are healthy and which are not.</w:t>
-      </w:r>
-    </w:p>
-    <w:p>
-      <w:pPr>
-        <w:rPr>
-          <w:color w:val="000000" w:themeColor="text1"/>
-        </w:rPr>
-      </w:pPr>
-    </w:p>
-    <w:p>
-      <w:pPr>
+      </w:pPr>
+      <w:r>
         <w:rPr>
           <w:b/>
           <w:bCs/>
@@ -1164,6 +1414,63 @@
           <w:szCs w:val="24"/>
           <w:u w:val="single"/>
         </w:rPr>
+        <w:lastRenderedPageBreak/>
+        <w:t xml:space="preserve">Race Condition in horizontal scaling: </w:t>
+      </w:r>
+    </w:p>
+    <w:p>
+      <w:pPr>
+        <w:rPr>
+          <w:color w:val="000000" w:themeColor="text1"/>
+        </w:rPr>
+      </w:pPr>
+      <w:r>
+        <w:rPr>
+          <w:color w:val="000000" w:themeColor="text1"/>
+        </w:rPr>
+        <w:t xml:space="preserve">In a scenario we have a sudden increased load coming to the load </w:t>
+      </w:r>
+      <w:proofErr w:type="gramStart"/>
+      <w:r>
+        <w:rPr>
+          <w:color w:val="000000" w:themeColor="text1"/>
+        </w:rPr>
+        <w:t>balancer</w:t>
+      </w:r>
+      <w:proofErr w:type="gramEnd"/>
+      <w:r>
+        <w:rPr>
+          <w:color w:val="000000" w:themeColor="text1"/>
+        </w:rPr>
+        <w:t xml:space="preserve"> so the platform registry starts and registers a new instance aka server and mark it as available. The load balancer directly </w:t>
+      </w:r>
+      <w:proofErr w:type="gramStart"/>
+      <w:r>
+        <w:rPr>
+          <w:color w:val="000000" w:themeColor="text1"/>
+        </w:rPr>
+        <w:t>start</w:t>
+      </w:r>
+      <w:proofErr w:type="gramEnd"/>
+      <w:r>
+        <w:rPr>
+          <w:color w:val="000000" w:themeColor="text1"/>
+        </w:rPr>
+        <w:t xml:space="preserve"> directing request to this new instance, but this instance is still loading its dependencies so its marked as ready too early. This is a bug.</w:t>
+      </w:r>
+    </w:p>
+    <w:p>
+      <w:pPr>
+        <w:rPr>
+          <w:color w:val="000000" w:themeColor="text1"/>
+        </w:rPr>
+      </w:pPr>
+    </w:p>
+    <w:p>
+      <w:pPr>
+        <w:rPr>
+          <w:color w:val="000000" w:themeColor="text1"/>
+        </w:rPr>
       </w:pPr>
       <w:r>
         <w:rPr>
@@ -1174,36 +1481,8 @@
           <w:szCs w:val="24"/>
           <w:u w:val="single"/>
         </w:rPr>
-        <w:lastRenderedPageBreak/>
-        <w:t xml:space="preserve">Race Condition in horizontal scaling: </w:t>
-      </w:r>
-    </w:p>
-    <w:p>
-      <w:pPr>
-        <w:rPr>
-          <w:color w:val="000000" w:themeColor="text1"/>
-        </w:rPr>
-      </w:pPr>
-      <w:r>
-        <w:rPr>
-          <w:color w:val="000000" w:themeColor="text1"/>
-        </w:rPr>
-        <w:t>In a scenario we have a sudden increased load coming to the load balancer so the platform registry starts and registers a new instance aka server and mark it as available. The load balancer directly start directing request to this new instance, but this instance is still loading its dependencies so its marked as ready too early. This is a bug.</w:t>
-      </w:r>
-    </w:p>
-    <w:p>
-      <w:pPr>
-        <w:rPr>
-          <w:color w:val="000000" w:themeColor="text1"/>
-        </w:rPr>
-      </w:pPr>
-    </w:p>
-    <w:p>
-      <w:pPr>
-        <w:rPr>
-          <w:color w:val="000000" w:themeColor="text1"/>
-        </w:rPr>
-      </w:pPr>
+        <w:t>Health Check:</w:t>
+      </w:r>
       <w:r>
         <w:rPr>
           <w:b/>
@@ -1213,9 +1492,212 @@
           <w:szCs w:val="24"/>
           <w:u w:val="single"/>
         </w:rPr>
-        <w:t>Health Check</w:t>
-      </w:r>
-      <w:r>
+        <w:t xml:space="preserve"> </w:t>
+      </w:r>
+    </w:p>
+    <w:p>
+      <w:pPr>
+        <w:rPr>
+          <w:color w:val="000000" w:themeColor="text1"/>
+        </w:rPr>
+      </w:pPr>
+      <w:r>
+        <w:rPr>
+          <w:b/>
+          <w:bCs/>
+          <w:color w:val="000000" w:themeColor="text1"/>
+        </w:rPr>
+        <w:t xml:space="preserve">Problem: </w:t>
+      </w:r>
+      <w:r>
+        <w:rPr>
+          <w:color w:val="000000" w:themeColor="text1"/>
+        </w:rPr>
+        <w:t>the fact that the server is healthy and available does not mean that the application is healthy and available. The registry must know when the application is healthy and available.</w:t>
+      </w:r>
+    </w:p>
+    <w:p>
+      <w:pPr>
+        <w:rPr>
+          <w:color w:val="000000" w:themeColor="text1"/>
+        </w:rPr>
+      </w:pPr>
+      <w:r>
+        <w:rPr>
+          <w:b/>
+          <w:bCs/>
+          <w:color w:val="000000" w:themeColor="text1"/>
+        </w:rPr>
+        <w:t xml:space="preserve">Solution: </w:t>
+      </w:r>
+      <w:r>
+        <w:rPr>
+          <w:color w:val="000000" w:themeColor="text1"/>
+        </w:rPr>
+        <w:t xml:space="preserve">The Instance (running application) provide an API to check its health and availability. This API is available over the </w:t>
+      </w:r>
+      <w:proofErr w:type="gramStart"/>
+      <w:r>
+        <w:rPr>
+          <w:color w:val="000000" w:themeColor="text1"/>
+        </w:rPr>
+        <w:t>network</w:t>
+      </w:r>
+      <w:proofErr w:type="gramEnd"/>
+      <w:r>
+        <w:rPr>
+          <w:color w:val="000000" w:themeColor="text1"/>
+        </w:rPr>
+        <w:t xml:space="preserve"> and the registry use it to check, the registry </w:t>
+      </w:r>
+      <w:proofErr w:type="gramStart"/>
+      <w:r>
+        <w:rPr>
+          <w:color w:val="000000" w:themeColor="text1"/>
+        </w:rPr>
+        <w:t>mark</w:t>
+      </w:r>
+      <w:proofErr w:type="gramEnd"/>
+      <w:r>
+        <w:rPr>
+          <w:color w:val="000000" w:themeColor="text1"/>
+        </w:rPr>
+        <w:t xml:space="preserve"> the instance as healthy only if the API returned okay. </w:t>
+      </w:r>
+    </w:p>
+    <w:p>
+      <w:pPr>
+        <w:rPr>
+          <w:color w:val="000000" w:themeColor="text1"/>
+        </w:rPr>
+      </w:pPr>
+      <w:r>
+        <w:rPr>
+          <w:color w:val="000000" w:themeColor="text1"/>
+        </w:rPr>
+        <w:t>This health interface can also provide some details like the database availability, the storage available.</w:t>
+      </w:r>
+    </w:p>
+    <w:p>
+      <w:pPr>
+        <w:rPr>
+          <w:color w:val="000000" w:themeColor="text1"/>
+        </w:rPr>
+      </w:pPr>
+    </w:p>
+    <w:p>
+      <w:pPr>
+        <w:rPr>
+          <w:color w:val="000000" w:themeColor="text1"/>
+        </w:rPr>
+      </w:pPr>
+      <w:r>
+        <w:rPr>
+          <w:b/>
+          <w:bCs/>
+          <w:color w:val="000000" w:themeColor="text1"/>
+        </w:rPr>
+        <w:t xml:space="preserve">Auto-Scaling: </w:t>
+      </w:r>
+      <w:r>
+        <w:rPr>
+          <w:b/>
+          <w:bCs/>
+          <w:color w:val="000000" w:themeColor="text1"/>
+        </w:rPr>
+        <w:t xml:space="preserve"> </w:t>
+      </w:r>
+      <w:r>
+        <w:rPr>
+          <w:color w:val="000000" w:themeColor="text1"/>
+        </w:rPr>
+        <w:t>The system automatically adjusts the number of running servers (instances) based on demand.</w:t>
+      </w:r>
+      <w:r>
+        <w:rPr>
+          <w:color w:val="000000" w:themeColor="text1"/>
+        </w:rPr>
+        <w:t xml:space="preserve"> </w:t>
+      </w:r>
+      <w:proofErr w:type="gramStart"/>
+      <w:r>
+        <w:rPr>
+          <w:color w:val="000000" w:themeColor="text1"/>
+        </w:rPr>
+        <w:t>So</w:t>
+      </w:r>
+      <w:proofErr w:type="gramEnd"/>
+      <w:r>
+        <w:rPr>
+          <w:color w:val="000000" w:themeColor="text1"/>
+        </w:rPr>
+        <w:t xml:space="preserve"> it keeps the cost efficient and the performance efficient as well.</w:t>
+      </w:r>
+    </w:p>
+    <w:p>
+      <w:pPr>
+        <w:rPr>
+          <w:b/>
+          <w:bCs/>
+          <w:color w:val="000000" w:themeColor="text1"/>
+        </w:rPr>
+      </w:pPr>
+      <w:r>
+        <w:rPr>
+          <w:b/>
+          <w:bCs/>
+          <w:color w:val="000000" w:themeColor="text1"/>
+        </w:rPr>
+        <w:t>Elasticity:</w:t>
+      </w:r>
+      <w:r>
+        <w:t xml:space="preserve"> </w:t>
+      </w:r>
+      <w:r>
+        <w:rPr>
+          <w:b/>
+          <w:bCs/>
+          <w:color w:val="000000" w:themeColor="text1"/>
+        </w:rPr>
+        <w:t>“the degree to which a system is able to adapt to workload changes [...] in an autonomic manner, such that at each point in time the available resources match the current demand as closely as possible</w:t>
+      </w:r>
+      <w:r>
+        <w:rPr>
+          <w:b/>
+          <w:bCs/>
+          <w:color w:val="000000" w:themeColor="text1"/>
+        </w:rPr>
+        <w:t xml:space="preserve">” </w:t>
+      </w:r>
+    </w:p>
+    <w:p>
+      <w:pPr>
+        <w:rPr>
+          <w:color w:val="000000" w:themeColor="text1"/>
+        </w:rPr>
+      </w:pPr>
+      <w:r>
+        <w:rPr>
+          <w:color w:val="000000" w:themeColor="text1"/>
+        </w:rPr>
+        <w:t>Describes how well horizontally scaling systems can meet their quality (performance) objectives at runtime, while also minimizing costs</w:t>
+      </w:r>
+      <w:r>
+        <w:rPr>
+          <w:color w:val="000000" w:themeColor="text1"/>
+        </w:rPr>
+        <w:t>.</w:t>
+      </w:r>
+    </w:p>
+    <w:p>
+      <w:pPr>
+        <w:rPr>
+          <w:color w:val="000000" w:themeColor="text1"/>
+        </w:rPr>
+      </w:pPr>
+    </w:p>
+    <w:p>
+      <w:pPr>
         <w:rPr>
           <w:b/>
           <w:bCs/>
@@ -1224,8 +1706,7 @@
           <w:szCs w:val="24"/>
           <w:u w:val="single"/>
         </w:rPr>
-        <w:t>:</w:t>
-      </w:r>
+      </w:pPr>
       <w:r>
         <w:rPr>
           <w:b/>
@@ -1235,180 +1716,176 @@
           <w:szCs w:val="24"/>
           <w:u w:val="single"/>
         </w:rPr>
+        <w:t>Autoscaling in the Real World (or: Why is our elasticity not perfect?):</w:t>
+      </w:r>
+    </w:p>
+    <w:p>
+      <w:pPr>
+        <w:rPr>
+          <w:b/>
+          <w:bCs/>
+          <w:color w:val="000000" w:themeColor="text1"/>
+        </w:rPr>
+      </w:pPr>
+      <w:r>
+        <w:rPr>
+          <w:b/>
+          <w:bCs/>
+          <w:color w:val="000000" w:themeColor="text1"/>
+        </w:rPr>
+        <w:t xml:space="preserve">Rule-based </w:t>
+      </w:r>
+      <w:proofErr w:type="spellStart"/>
+      <w:r>
+        <w:rPr>
+          <w:b/>
+          <w:bCs/>
+          <w:color w:val="000000" w:themeColor="text1"/>
+        </w:rPr>
+        <w:t>autoscaler</w:t>
+      </w:r>
+      <w:proofErr w:type="spellEnd"/>
+      <w:r>
+        <w:rPr>
+          <w:b/>
+          <w:bCs/>
+          <w:color w:val="000000" w:themeColor="text1"/>
+        </w:rPr>
+        <w:t xml:space="preserve"> as part of the platform:</w:t>
+      </w:r>
+    </w:p>
+    <w:p>
+      <w:pPr>
+        <w:rPr>
+          <w:color w:val="000000" w:themeColor="text1"/>
+        </w:rPr>
+      </w:pPr>
+      <w:r>
+        <w:rPr>
+          <w:color w:val="000000" w:themeColor="text1"/>
+        </w:rPr>
+        <w:t xml:space="preserve">The system scales automatically based on some metrics that are monitored by the cloud provider’s system for example the CPU usage percentage. </w:t>
+      </w:r>
+    </w:p>
+    <w:p>
+      <w:pPr>
+        <w:rPr>
+          <w:color w:val="000000" w:themeColor="text1"/>
+        </w:rPr>
+      </w:pPr>
+      <w:r>
+        <w:rPr>
+          <w:b/>
+          <w:bCs/>
+          <w:color w:val="000000" w:themeColor="text1"/>
+        </w:rPr>
+        <w:t xml:space="preserve">Advantages: </w:t>
+      </w:r>
+      <w:r>
+        <w:rPr>
+          <w:color w:val="000000" w:themeColor="text1"/>
+        </w:rPr>
+        <w:t xml:space="preserve">easy to implement the developers don’t have to implement anything. It works smoothly with the load balance, the registry and other platform components. </w:t>
+      </w:r>
+    </w:p>
+    <w:p>
+      <w:pPr>
+        <w:rPr>
+          <w:color w:val="000000" w:themeColor="text1"/>
+        </w:rPr>
+      </w:pPr>
+      <w:r>
+        <w:rPr>
+          <w:b/>
+          <w:bCs/>
+          <w:color w:val="000000" w:themeColor="text1"/>
+        </w:rPr>
+        <w:t xml:space="preserve">Disadvantages: </w:t>
+      </w:r>
+      <w:r>
+        <w:rPr>
+          <w:color w:val="000000" w:themeColor="text1"/>
+        </w:rPr>
+        <w:t>the metrics used, and the decision making based only on metrics is not cost and performance efficient, it difficult to implement.</w:t>
+      </w:r>
+    </w:p>
+    <w:p>
+      <w:pPr>
+        <w:rPr>
+          <w:b/>
+          <w:bCs/>
+          <w:color w:val="000000" w:themeColor="text1"/>
+        </w:rPr>
+      </w:pPr>
+      <w:r>
+        <w:rPr>
+          <w:b/>
+          <w:bCs/>
+          <w:color w:val="000000" w:themeColor="text1"/>
+        </w:rPr>
+        <w:t xml:space="preserve">Some Architectural patterns for horizontally scaling systems: </w:t>
+      </w:r>
+    </w:p>
+    <w:p>
+      <w:pPr>
+        <w:rPr>
+          <w:color w:val="000000" w:themeColor="text1"/>
+        </w:rPr>
+      </w:pPr>
+      <w:r>
+        <w:rPr>
+          <w:color w:val="000000" w:themeColor="text1"/>
+        </w:rPr>
+        <w:t>Load</w:t>
+      </w:r>
+      <w:r>
+        <w:rPr>
+          <w:color w:val="000000" w:themeColor="text1"/>
+        </w:rPr>
         <w:t xml:space="preserve"> </w:t>
       </w:r>
-    </w:p>
-    <w:p>
-      <w:pPr>
-        <w:rPr>
-          <w:color w:val="000000" w:themeColor="text1"/>
-        </w:rPr>
-      </w:pPr>
-      <w:r>
-        <w:rPr>
-          <w:b/>
-          <w:bCs/>
-          <w:color w:val="000000" w:themeColor="text1"/>
-        </w:rPr>
-        <w:t xml:space="preserve">Problem: </w:t>
-      </w:r>
-      <w:r>
-        <w:rPr>
-          <w:color w:val="000000" w:themeColor="text1"/>
-        </w:rPr>
-        <w:t>the fact that the server is healthy and available does not mean that the application is healthy and available. The registry must know when the application is healthy and available.</w:t>
-      </w:r>
-    </w:p>
-    <w:p>
-      <w:pPr>
-        <w:rPr>
-          <w:color w:val="000000" w:themeColor="text1"/>
-        </w:rPr>
-      </w:pPr>
-      <w:r>
-        <w:rPr>
-          <w:b/>
-          <w:bCs/>
-          <w:color w:val="000000" w:themeColor="text1"/>
-        </w:rPr>
-        <w:t xml:space="preserve">Solution: </w:t>
-      </w:r>
-      <w:r>
-        <w:rPr>
-          <w:color w:val="000000" w:themeColor="text1"/>
-        </w:rPr>
-        <w:t xml:space="preserve">The Instance (running application) provide an API to check its health and availability. This API is available over the network and the registry use it to check, the registry mark the instance as healthy only if the API returned okay. </w:t>
-      </w:r>
-    </w:p>
-    <w:p>
-      <w:pPr>
-        <w:rPr>
-          <w:color w:val="000000" w:themeColor="text1"/>
-        </w:rPr>
-      </w:pPr>
-      <w:r>
-        <w:rPr>
-          <w:color w:val="000000" w:themeColor="text1"/>
-        </w:rPr>
-        <w:t>This health interface can also provide some details like the database availability, the storage available.</w:t>
-      </w:r>
-    </w:p>
-    <w:p>
-      <w:pPr>
-        <w:rPr>
-          <w:color w:val="000000" w:themeColor="text1"/>
-        </w:rPr>
-      </w:pPr>
-    </w:p>
-    <w:p>
-      <w:pPr>
-        <w:rPr>
-          <w:color w:val="000000" w:themeColor="text1"/>
-        </w:rPr>
-      </w:pPr>
-      <w:r>
-        <w:rPr>
-          <w:b/>
-          <w:bCs/>
-          <w:color w:val="000000" w:themeColor="text1"/>
-        </w:rPr>
-        <w:t xml:space="preserve">Auto-Scaling: </w:t>
-      </w:r>
-      <w:r>
-        <w:rPr>
-          <w:b/>
-          <w:bCs/>
-          <w:color w:val="000000" w:themeColor="text1"/>
-        </w:rPr>
-        <w:t xml:space="preserve"> </w:t>
-      </w:r>
-      <w:r>
-        <w:rPr>
-          <w:color w:val="000000" w:themeColor="text1"/>
-        </w:rPr>
-        <w:t>The system automatically adjusts the number of running servers (instances) based on demand.</w:t>
-      </w:r>
-      <w:r>
-        <w:rPr>
-          <w:color w:val="000000" w:themeColor="text1"/>
-        </w:rPr>
-        <w:t xml:space="preserve"> So it keeps the cost efficient and the performance efficient as well.</w:t>
-      </w:r>
-    </w:p>
-    <w:p>
-      <w:pPr>
-        <w:rPr>
-          <w:b/>
-          <w:bCs/>
-          <w:color w:val="000000" w:themeColor="text1"/>
-        </w:rPr>
-      </w:pPr>
-      <w:r>
-        <w:rPr>
-          <w:b/>
-          <w:bCs/>
-          <w:color w:val="000000" w:themeColor="text1"/>
-        </w:rPr>
-        <w:t>Elasticity:</w:t>
-      </w:r>
-      <w:r>
-        <w:t xml:space="preserve"> </w:t>
-      </w:r>
-      <w:r>
-        <w:rPr>
-          <w:b/>
-          <w:bCs/>
-          <w:color w:val="000000" w:themeColor="text1"/>
-        </w:rPr>
-        <w:t>“the degree to which a system is able to adapt to workload changes [...] in an autonomic manner, such that at each point in time the available resources match the current demand as closely as possible</w:t>
-      </w:r>
-      <w:r>
-        <w:rPr>
-          <w:b/>
-          <w:bCs/>
-          <w:color w:val="000000" w:themeColor="text1"/>
-        </w:rPr>
-        <w:t xml:space="preserve">” </w:t>
-      </w:r>
-    </w:p>
-    <w:p>
-      <w:pPr>
-        <w:rPr>
-          <w:color w:val="000000" w:themeColor="text1"/>
-        </w:rPr>
-      </w:pPr>
-      <w:r>
-        <w:rPr>
-          <w:color w:val="000000" w:themeColor="text1"/>
-        </w:rPr>
-        <w:t>Describes how well horizontally scaling systems can meet their quality (performance) objectives at runtime, while also minimizing costs</w:t>
-      </w:r>
-      <w:r>
-        <w:rPr>
-          <w:color w:val="000000" w:themeColor="text1"/>
-        </w:rPr>
-        <w:t>.</w:t>
-      </w:r>
-    </w:p>
-    <w:p>
-      <w:pPr>
-        <w:rPr>
-          <w:color w:val="000000" w:themeColor="text1"/>
-        </w:rPr>
-      </w:pPr>
-    </w:p>
-    <w:p>
-      <w:pPr>
-        <w:rPr>
-          <w:b/>
-          <w:bCs/>
+      <w:r>
+        <w:rPr>
+          <w:color w:val="000000" w:themeColor="text1"/>
+        </w:rPr>
+        <w:t>balancer, Service registry, Health check, Auto</w:t>
+      </w:r>
+      <w:r>
+        <w:rPr>
+          <w:color w:val="000000" w:themeColor="text1"/>
+        </w:rPr>
+        <w:t>-</w:t>
+      </w:r>
+      <w:r>
+        <w:rPr>
+          <w:color w:val="000000" w:themeColor="text1"/>
+        </w:rPr>
+        <w:t>sc</w:t>
+      </w:r>
+      <w:r>
+        <w:rPr>
+          <w:color w:val="000000" w:themeColor="text1"/>
+        </w:rPr>
+        <w:t>a</w:t>
+      </w:r>
+      <w:r>
+        <w:rPr>
+          <w:color w:val="000000" w:themeColor="text1"/>
+        </w:rPr>
+        <w:t>ling</w:t>
+      </w:r>
+    </w:p>
+    <w:p>
+      <w:pPr>
+        <w:rPr>
           <w:color w:val="000000" w:themeColor="text1"/>
           <w:sz w:val="24"/>
           <w:szCs w:val="24"/>
-          <w:u w:val="single"/>
-        </w:rPr>
-      </w:pPr>
-      <w:r>
+        </w:rPr>
+      </w:pPr>
+    </w:p>
+    <w:p>
+      <w:pPr>
         <w:rPr>
           <w:b/>
           <w:bCs/>
@@ -1417,9 +1894,10 @@
           <w:szCs w:val="24"/>
           <w:u w:val="single"/>
         </w:rPr>
-        <w:t>Autoscaling in the Real World (or: Why is our elasticity not perfect?)</w:t>
-      </w:r>
-      <w:r>
+      </w:pPr>
+    </w:p>
+    <w:p>
+      <w:pPr>
         <w:rPr>
           <w:b/>
           <w:bCs/>
@@ -1428,184 +1906,20 @@
           <w:szCs w:val="24"/>
           <w:u w:val="single"/>
         </w:rPr>
-        <w:t>:</w:t>
-      </w:r>
-    </w:p>
-    <w:p>
-      <w:pPr>
-        <w:rPr>
-          <w:b/>
-          <w:bCs/>
-          <w:color w:val="000000" w:themeColor="text1"/>
-        </w:rPr>
-      </w:pPr>
-      <w:r>
-        <w:rPr>
-          <w:b/>
-          <w:bCs/>
-          <w:color w:val="000000" w:themeColor="text1"/>
-        </w:rPr>
-        <w:t xml:space="preserve">Rule-based </w:t>
-      </w:r>
-      <w:proofErr w:type="spellStart"/>
-      <w:r>
-        <w:rPr>
-          <w:b/>
-          <w:bCs/>
-          <w:color w:val="000000" w:themeColor="text1"/>
-        </w:rPr>
-        <w:t>autoscaler</w:t>
-      </w:r>
-      <w:proofErr w:type="spellEnd"/>
-      <w:r>
-        <w:rPr>
-          <w:b/>
-          <w:bCs/>
-          <w:color w:val="000000" w:themeColor="text1"/>
-        </w:rPr>
-        <w:t xml:space="preserve"> as part of the platform</w:t>
-      </w:r>
-      <w:r>
-        <w:rPr>
-          <w:b/>
-          <w:bCs/>
-          <w:color w:val="000000" w:themeColor="text1"/>
-        </w:rPr>
-        <w:t>:</w:t>
-      </w:r>
-    </w:p>
-    <w:p>
-      <w:pPr>
-        <w:rPr>
-          <w:color w:val="000000" w:themeColor="text1"/>
-        </w:rPr>
-      </w:pPr>
-      <w:r>
-        <w:rPr>
-          <w:color w:val="000000" w:themeColor="text1"/>
-        </w:rPr>
-        <w:t xml:space="preserve">The system scales automatically based on some metrics that are monitored by the cloud provider’s system for example the CPU usage percentage. </w:t>
-      </w:r>
-    </w:p>
-    <w:p>
-      <w:pPr>
-        <w:rPr>
-          <w:color w:val="000000" w:themeColor="text1"/>
-        </w:rPr>
-      </w:pPr>
-      <w:r>
-        <w:rPr>
-          <w:b/>
-          <w:bCs/>
-          <w:color w:val="000000" w:themeColor="text1"/>
-        </w:rPr>
-        <w:t xml:space="preserve">Advantages: </w:t>
-      </w:r>
-      <w:r>
-        <w:rPr>
-          <w:color w:val="000000" w:themeColor="text1"/>
-        </w:rPr>
-        <w:t xml:space="preserve">easy to implement the developers don’t have to implement anything. It works smoothly with the load balance, the registry and other platform components. </w:t>
-      </w:r>
-    </w:p>
-    <w:p>
-      <w:pPr>
-        <w:rPr>
-          <w:color w:val="000000" w:themeColor="text1"/>
-        </w:rPr>
-      </w:pPr>
-      <w:r>
-        <w:rPr>
-          <w:b/>
-          <w:bCs/>
-          <w:color w:val="000000" w:themeColor="text1"/>
-        </w:rPr>
-        <w:t xml:space="preserve">Disadvantages: </w:t>
-      </w:r>
-      <w:r>
-        <w:rPr>
-          <w:color w:val="000000" w:themeColor="text1"/>
-        </w:rPr>
-        <w:t>the metrics used, and the decision making based only on metrics is not cost and performance efficient, it difficult to implement.</w:t>
-      </w:r>
-    </w:p>
-    <w:p>
-      <w:pPr>
-        <w:rPr>
-          <w:b/>
-          <w:bCs/>
-          <w:color w:val="000000" w:themeColor="text1"/>
-        </w:rPr>
-      </w:pPr>
-      <w:r>
-        <w:rPr>
-          <w:b/>
-          <w:bCs/>
-          <w:color w:val="000000" w:themeColor="text1"/>
-        </w:rPr>
-        <w:t xml:space="preserve">Some Architectural patterns for horizontally scaling systems: </w:t>
-      </w:r>
-    </w:p>
-    <w:p>
-      <w:pPr>
-        <w:rPr>
-          <w:color w:val="000000" w:themeColor="text1"/>
-        </w:rPr>
-      </w:pPr>
-      <w:r>
-        <w:rPr>
-          <w:color w:val="000000" w:themeColor="text1"/>
-        </w:rPr>
-        <w:t>Load</w:t>
-      </w:r>
-      <w:r>
-        <w:rPr>
-          <w:color w:val="000000" w:themeColor="text1"/>
-        </w:rPr>
-        <w:t xml:space="preserve"> </w:t>
-      </w:r>
-      <w:r>
-        <w:rPr>
-          <w:color w:val="000000" w:themeColor="text1"/>
-        </w:rPr>
-        <w:t>balancer, Service registry, Health check, Auto</w:t>
-      </w:r>
-      <w:r>
-        <w:rPr>
-          <w:color w:val="000000" w:themeColor="text1"/>
-        </w:rPr>
-        <w:t>-</w:t>
-      </w:r>
-      <w:r>
-        <w:rPr>
-          <w:color w:val="000000" w:themeColor="text1"/>
-        </w:rPr>
-        <w:t>sc</w:t>
-      </w:r>
-      <w:r>
-        <w:rPr>
-          <w:color w:val="000000" w:themeColor="text1"/>
-        </w:rPr>
-        <w:t>a</w:t>
-      </w:r>
-      <w:r>
-        <w:rPr>
-          <w:color w:val="000000" w:themeColor="text1"/>
-        </w:rPr>
-        <w:t>ling</w:t>
-      </w:r>
-    </w:p>
-    <w:p>
-      <w:pPr>
-        <w:rPr>
+      </w:pPr>
+    </w:p>
+    <w:p>
+      <w:pPr>
+        <w:rPr>
+          <w:b/>
+          <w:bCs/>
           <w:color w:val="000000" w:themeColor="text1"/>
           <w:sz w:val="24"/>
           <w:szCs w:val="24"/>
-        </w:rPr>
-      </w:pPr>
-    </w:p>
-    <w:p>
-      <w:pPr>
+          <w:u w:val="single"/>
+        </w:rPr>
+      </w:pPr>
+      <w:r>
         <w:rPr>
           <w:b/>
           <w:bCs/>
@@ -1614,6 +1928,181 @@
           <w:szCs w:val="24"/>
           <w:u w:val="single"/>
         </w:rPr>
+        <w:lastRenderedPageBreak/>
+        <w:t>Monolithic vs. Distributed Architectures:</w:t>
+      </w:r>
+    </w:p>
+    <w:p>
+      <w:pPr>
+        <w:rPr>
+          <w:color w:val="000000" w:themeColor="text1"/>
+        </w:rPr>
+      </w:pPr>
+      <w:r>
+        <w:rPr>
+          <w:b/>
+          <w:bCs/>
+          <w:color w:val="000000" w:themeColor="text1"/>
+        </w:rPr>
+        <w:t xml:space="preserve">A monolith </w:t>
+      </w:r>
+      <w:proofErr w:type="gramStart"/>
+      <w:r>
+        <w:rPr>
+          <w:b/>
+          <w:bCs/>
+          <w:color w:val="000000" w:themeColor="text1"/>
+        </w:rPr>
+        <w:t>system</w:t>
+      </w:r>
+      <w:r>
+        <w:rPr>
+          <w:color w:val="000000" w:themeColor="text1"/>
+        </w:rPr>
+        <w:t>:</w:t>
+      </w:r>
+      <w:proofErr w:type="gramEnd"/>
+      <w:r>
+        <w:rPr>
+          <w:color w:val="000000" w:themeColor="text1"/>
+        </w:rPr>
+        <w:t xml:space="preserve"> is a system that is deployable as one building unit or one package, pro is </w:t>
+      </w:r>
+      <w:proofErr w:type="spellStart"/>
+      <w:proofErr w:type="gramStart"/>
+      <w:r>
+        <w:rPr>
+          <w:color w:val="000000" w:themeColor="text1"/>
+        </w:rPr>
+        <w:t>its</w:t>
+      </w:r>
+      <w:proofErr w:type="spellEnd"/>
+      <w:proofErr w:type="gramEnd"/>
+      <w:r>
+        <w:rPr>
+          <w:color w:val="000000" w:themeColor="text1"/>
+        </w:rPr>
+        <w:t xml:space="preserve"> easy to design, the con is that it has one point of failure.</w:t>
+      </w:r>
+    </w:p>
+    <w:p>
+      <w:pPr>
+        <w:rPr>
+          <w:color w:val="000000" w:themeColor="text1"/>
+        </w:rPr>
+      </w:pPr>
+      <w:r>
+        <w:rPr>
+          <w:b/>
+          <w:bCs/>
+          <w:color w:val="000000" w:themeColor="text1"/>
+        </w:rPr>
+        <w:t>Distributed:</w:t>
+      </w:r>
+      <w:r>
+        <w:rPr>
+          <w:color w:val="000000" w:themeColor="text1"/>
+        </w:rPr>
+        <w:t xml:space="preserve"> The system is deployed into multiple (independent) units communicating over a network</w:t>
+      </w:r>
+    </w:p>
+    <w:p>
+      <w:pPr>
+        <w:rPr>
+          <w:color w:val="000000" w:themeColor="text1"/>
+        </w:rPr>
+      </w:pPr>
+      <w:r>
+        <w:rPr>
+          <w:b/>
+          <w:bCs/>
+          <w:color w:val="000000" w:themeColor="text1"/>
+        </w:rPr>
+        <w:t>Pro:</w:t>
+      </w:r>
+      <w:r>
+        <w:rPr>
+          <w:color w:val="000000" w:themeColor="text1"/>
+        </w:rPr>
+        <w:t xml:space="preserve"> Scalability, elasticity, robustness, and availability</w:t>
+      </w:r>
+    </w:p>
+    <w:p>
+      <w:pPr>
+        <w:rPr>
+          <w:color w:val="000000" w:themeColor="text1"/>
+        </w:rPr>
+      </w:pPr>
+      <w:r>
+        <w:rPr>
+          <w:b/>
+          <w:bCs/>
+          <w:color w:val="000000" w:themeColor="text1"/>
+        </w:rPr>
+        <w:t>Cons:</w:t>
+      </w:r>
+      <w:r>
+        <w:rPr>
+          <w:b/>
+          <w:bCs/>
+          <w:color w:val="000000" w:themeColor="text1"/>
+        </w:rPr>
+        <w:t xml:space="preserve"> </w:t>
+      </w:r>
+      <w:r>
+        <w:rPr>
+          <w:color w:val="000000" w:themeColor="text1"/>
+        </w:rPr>
+        <w:t>more complex architecture and more problems while implementing than a monolithically one. Heavily depends on the underlying topology of the network; reliability, availability and so on</w:t>
+      </w:r>
+    </w:p>
+    <w:p>
+      <w:pPr>
+        <w:rPr>
+          <w:color w:val="000000" w:themeColor="text1"/>
+        </w:rPr>
+      </w:pPr>
+      <w:r>
+        <w:rPr>
+          <w:b/>
+          <w:bCs/>
+          <w:color w:val="000000" w:themeColor="text1"/>
+        </w:rPr>
+        <w:t xml:space="preserve">Advantages: </w:t>
+      </w:r>
+      <w:r>
+        <w:rPr>
+          <w:color w:val="000000" w:themeColor="text1"/>
+        </w:rPr>
+        <w:t>resource sharing, openness, concurrency, scalability, fault tolerance, transparency</w:t>
+      </w:r>
+    </w:p>
+    <w:p>
+      <w:pPr>
+        <w:rPr>
+          <w:color w:val="000000" w:themeColor="text1"/>
+        </w:rPr>
+      </w:pPr>
+      <w:r>
+        <w:rPr>
+          <w:b/>
+          <w:bCs/>
+          <w:color w:val="000000" w:themeColor="text1"/>
+        </w:rPr>
+        <w:t xml:space="preserve">Disadvantages:  </w:t>
+      </w:r>
+      <w:r>
+        <w:rPr>
+          <w:color w:val="000000" w:themeColor="text1"/>
+        </w:rPr>
+        <w:t>complexity, security, manageability, unpredictability, testability</w:t>
+      </w:r>
+    </w:p>
+    <w:p>
+      <w:pPr>
+        <w:rPr>
+          <w:color w:val="000000" w:themeColor="text1"/>
+        </w:rPr>
       </w:pPr>
     </w:p>
     <w:p>
@@ -1627,9 +2116,7 @@
           <w:u w:val="single"/>
         </w:rPr>
       </w:pPr>
-    </w:p>
-    <w:p>
-      <w:pPr>
+      <w:r>
         <w:rPr>
           <w:b/>
           <w:bCs/>
@@ -1638,8 +2125,144 @@
           <w:szCs w:val="24"/>
           <w:u w:val="single"/>
         </w:rPr>
-      </w:pPr>
-      <w:r>
+        <w:t>(Classic) Distributed Architectures:</w:t>
+      </w:r>
+    </w:p>
+    <w:p>
+      <w:pPr>
+        <w:rPr>
+          <w:color w:val="000000" w:themeColor="text1"/>
+        </w:rPr>
+      </w:pPr>
+      <w:r>
+        <w:rPr>
+          <w:b/>
+          <w:bCs/>
+          <w:color w:val="000000" w:themeColor="text1"/>
+        </w:rPr>
+        <w:t xml:space="preserve">Client Server: </w:t>
+      </w:r>
+      <w:r>
+        <w:rPr>
+          <w:color w:val="000000" w:themeColor="text1"/>
+        </w:rPr>
+        <w:t>Structuring of a system that partitions tasks or workloads between the providers of a resource or service, called servers, and service requesters, called clients</w:t>
+      </w:r>
+    </w:p>
+    <w:p>
+      <w:pPr>
+        <w:rPr>
+          <w:color w:val="000000" w:themeColor="text1"/>
+        </w:rPr>
+      </w:pPr>
+      <w:r>
+        <w:rPr>
+          <w:b/>
+          <w:bCs/>
+          <w:color w:val="000000" w:themeColor="text1"/>
+        </w:rPr>
+        <w:t xml:space="preserve">Multi-tier: </w:t>
+      </w:r>
+      <w:r>
+        <w:rPr>
+          <w:color w:val="000000" w:themeColor="text1"/>
+        </w:rPr>
+        <w:t xml:space="preserve">separates the responsibilities of a server to layers usually still has a client server </w:t>
+      </w:r>
+      <w:proofErr w:type="gramStart"/>
+      <w:r>
+        <w:rPr>
+          <w:color w:val="000000" w:themeColor="text1"/>
+        </w:rPr>
+        <w:t>layers</w:t>
+      </w:r>
+      <w:proofErr w:type="gramEnd"/>
+      <w:r>
+        <w:rPr>
+          <w:color w:val="000000" w:themeColor="text1"/>
+        </w:rPr>
+        <w:t>. But includes also database layer, business logic layer and so on.</w:t>
+      </w:r>
+    </w:p>
+    <w:p>
+      <w:pPr>
+        <w:rPr>
+          <w:color w:val="000000" w:themeColor="text1"/>
+        </w:rPr>
+      </w:pPr>
+      <w:r>
+        <w:rPr>
+          <w:b/>
+          <w:bCs/>
+          <w:color w:val="000000" w:themeColor="text1"/>
+        </w:rPr>
+        <w:t xml:space="preserve">Peer to peer: </w:t>
+      </w:r>
+      <w:r>
+        <w:rPr>
+          <w:color w:val="000000" w:themeColor="text1"/>
+        </w:rPr>
+        <w:t xml:space="preserve">each node acts as both a client and a server with direct communication and no main point of authority. </w:t>
+      </w:r>
+      <w:proofErr w:type="gramStart"/>
+      <w:r>
+        <w:rPr>
+          <w:color w:val="000000" w:themeColor="text1"/>
+        </w:rPr>
+        <w:t>Its</w:t>
+      </w:r>
+      <w:proofErr w:type="gramEnd"/>
+      <w:r>
+        <w:rPr>
+          <w:color w:val="000000" w:themeColor="text1"/>
+        </w:rPr>
+        <w:t xml:space="preserve"> designed to be scaling on its own. Each node acts as a client or a server</w:t>
+      </w:r>
+    </w:p>
+    <w:p>
+      <w:pPr>
+        <w:rPr>
+          <w:color w:val="000000" w:themeColor="text1"/>
+        </w:rPr>
+      </w:pPr>
+      <w:r>
+        <w:rPr>
+          <w:b/>
+          <w:bCs/>
+          <w:color w:val="000000" w:themeColor="text1"/>
+        </w:rPr>
+        <w:t xml:space="preserve">Distributed Object Architecture: </w:t>
+      </w:r>
+      <w:r>
+        <w:rPr>
+          <w:color w:val="000000" w:themeColor="text1"/>
+        </w:rPr>
+        <w:t xml:space="preserve">the system is divided into objects that can live on different </w:t>
+      </w:r>
+      <w:proofErr w:type="gramStart"/>
+      <w:r>
+        <w:rPr>
+          <w:color w:val="000000" w:themeColor="text1"/>
+        </w:rPr>
+        <w:t>servers</w:t>
+      </w:r>
+      <w:proofErr w:type="gramEnd"/>
+      <w:r>
+        <w:rPr>
+          <w:color w:val="000000" w:themeColor="text1"/>
+        </w:rPr>
+        <w:t xml:space="preserve"> and they can call methods on each other to request or send data to each other as if they were in the same machine.</w:t>
+      </w:r>
+    </w:p>
+    <w:p>
+      <w:pPr>
+        <w:rPr>
+          <w:color w:val="000000" w:themeColor="text1"/>
+        </w:rPr>
+      </w:pPr>
+    </w:p>
+    <w:p>
+      <w:pPr>
         <w:rPr>
           <w:b/>
           <w:bCs/>
@@ -1648,9 +2271,7 @@
           <w:szCs w:val="24"/>
           <w:u w:val="single"/>
         </w:rPr>
-        <w:lastRenderedPageBreak/>
-        <w:t>Monolithic vs. Distributed Architectures</w:t>
-      </w:r>
+      </w:pPr>
       <w:r>
         <w:rPr>
           <w:b/>
@@ -1660,271 +2281,47 @@
           <w:szCs w:val="24"/>
           <w:u w:val="single"/>
         </w:rPr>
-        <w:t>:</w:t>
-      </w:r>
-    </w:p>
-    <w:p>
-      <w:pPr>
-        <w:rPr>
-          <w:color w:val="000000" w:themeColor="text1"/>
-        </w:rPr>
-      </w:pPr>
-      <w:r>
-        <w:rPr>
-          <w:b/>
-          <w:bCs/>
-          <w:color w:val="000000" w:themeColor="text1"/>
-        </w:rPr>
-        <w:t>A monolith system</w:t>
-      </w:r>
-      <w:r>
-        <w:rPr>
-          <w:color w:val="000000" w:themeColor="text1"/>
-        </w:rPr>
-        <w:t xml:space="preserve">: is a system that is deployable as one building unit or one package, pro is </w:t>
-      </w:r>
-      <w:proofErr w:type="spellStart"/>
-      <w:r>
-        <w:rPr>
-          <w:color w:val="000000" w:themeColor="text1"/>
-        </w:rPr>
-        <w:t>its</w:t>
-      </w:r>
-      <w:proofErr w:type="spellEnd"/>
-      <w:r>
-        <w:rPr>
-          <w:color w:val="000000" w:themeColor="text1"/>
-        </w:rPr>
-        <w:t xml:space="preserve"> easy to design, the con is that it has one point of failure.</w:t>
-      </w:r>
-    </w:p>
-    <w:p>
-      <w:pPr>
-        <w:rPr>
-          <w:color w:val="000000" w:themeColor="text1"/>
-        </w:rPr>
-      </w:pPr>
-      <w:r>
-        <w:rPr>
-          <w:b/>
-          <w:bCs/>
-          <w:color w:val="000000" w:themeColor="text1"/>
-        </w:rPr>
-        <w:t>Distributed:</w:t>
-      </w:r>
-      <w:r>
-        <w:rPr>
-          <w:color w:val="000000" w:themeColor="text1"/>
-        </w:rPr>
-        <w:t xml:space="preserve"> The system is deployed into multiple (independent) units communicating over a network</w:t>
-      </w:r>
-    </w:p>
-    <w:p>
-      <w:pPr>
-        <w:rPr>
-          <w:color w:val="000000" w:themeColor="text1"/>
-        </w:rPr>
-      </w:pPr>
-      <w:r>
-        <w:rPr>
-          <w:b/>
-          <w:bCs/>
-          <w:color w:val="000000" w:themeColor="text1"/>
-        </w:rPr>
-        <w:t>Pro:</w:t>
-      </w:r>
-      <w:r>
-        <w:rPr>
-          <w:color w:val="000000" w:themeColor="text1"/>
-        </w:rPr>
-        <w:t xml:space="preserve"> Scalability, elasticity, robustness, and availability</w:t>
-      </w:r>
-    </w:p>
-    <w:p>
-      <w:pPr>
-        <w:rPr>
-          <w:color w:val="000000" w:themeColor="text1"/>
-        </w:rPr>
-      </w:pPr>
-      <w:r>
-        <w:rPr>
-          <w:b/>
-          <w:bCs/>
-          <w:color w:val="000000" w:themeColor="text1"/>
-        </w:rPr>
-        <w:t>Cons:</w:t>
-      </w:r>
-      <w:r>
-        <w:rPr>
-          <w:b/>
-          <w:bCs/>
-          <w:color w:val="000000" w:themeColor="text1"/>
-        </w:rPr>
-        <w:t xml:space="preserve"> </w:t>
-      </w:r>
-      <w:r>
-        <w:rPr>
-          <w:color w:val="000000" w:themeColor="text1"/>
-        </w:rPr>
-        <w:t>more complex architecture and more problems while implementing than a monolithically one. Heavily depends on the underlying topology of the network; reliability, availability and so on</w:t>
-      </w:r>
-    </w:p>
-    <w:p>
-      <w:pPr>
-        <w:rPr>
-          <w:color w:val="000000" w:themeColor="text1"/>
-        </w:rPr>
-      </w:pPr>
-      <w:r>
-        <w:rPr>
-          <w:b/>
-          <w:bCs/>
-          <w:color w:val="000000" w:themeColor="text1"/>
-        </w:rPr>
-        <w:t xml:space="preserve">Advantages: </w:t>
-      </w:r>
-      <w:r>
-        <w:rPr>
-          <w:color w:val="000000" w:themeColor="text1"/>
-        </w:rPr>
-        <w:t>resource sharing</w:t>
-      </w:r>
-      <w:r>
-        <w:rPr>
-          <w:color w:val="000000" w:themeColor="text1"/>
-        </w:rPr>
-        <w:t>,</w:t>
-      </w:r>
-      <w:r>
-        <w:rPr>
-          <w:color w:val="000000" w:themeColor="text1"/>
-        </w:rPr>
-        <w:t xml:space="preserve"> openness</w:t>
-      </w:r>
-      <w:r>
-        <w:rPr>
-          <w:color w:val="000000" w:themeColor="text1"/>
-        </w:rPr>
-        <w:t>,</w:t>
-      </w:r>
-      <w:r>
-        <w:rPr>
-          <w:color w:val="000000" w:themeColor="text1"/>
-        </w:rPr>
-        <w:t xml:space="preserve"> concurrency</w:t>
-      </w:r>
-      <w:r>
-        <w:rPr>
-          <w:color w:val="000000" w:themeColor="text1"/>
-        </w:rPr>
-        <w:t>,</w:t>
-      </w:r>
-      <w:r>
-        <w:rPr>
-          <w:color w:val="000000" w:themeColor="text1"/>
-        </w:rPr>
-        <w:t xml:space="preserve"> scalability</w:t>
-      </w:r>
-      <w:r>
-        <w:rPr>
-          <w:color w:val="000000" w:themeColor="text1"/>
-        </w:rPr>
-        <w:t>,</w:t>
-      </w:r>
-      <w:r>
-        <w:rPr>
-          <w:color w:val="000000" w:themeColor="text1"/>
-        </w:rPr>
-        <w:t xml:space="preserve"> fault tolerance</w:t>
-      </w:r>
-      <w:r>
-        <w:rPr>
-          <w:color w:val="000000" w:themeColor="text1"/>
-        </w:rPr>
-        <w:t>,</w:t>
-      </w:r>
-      <w:r>
-        <w:rPr>
-          <w:color w:val="000000" w:themeColor="text1"/>
-        </w:rPr>
-        <w:t xml:space="preserve"> transparency</w:t>
-      </w:r>
-    </w:p>
-    <w:p>
-      <w:pPr>
-        <w:rPr>
-          <w:color w:val="000000" w:themeColor="text1"/>
-        </w:rPr>
-      </w:pPr>
-      <w:r>
-        <w:rPr>
-          <w:b/>
-          <w:bCs/>
-          <w:color w:val="000000" w:themeColor="text1"/>
-        </w:rPr>
-        <w:t xml:space="preserve">Disadvantages:  </w:t>
-      </w:r>
-      <w:r>
-        <w:rPr>
-          <w:color w:val="000000" w:themeColor="text1"/>
-        </w:rPr>
-        <w:t>complexity</w:t>
-      </w:r>
-      <w:r>
-        <w:rPr>
-          <w:color w:val="000000" w:themeColor="text1"/>
-        </w:rPr>
-        <w:t>,</w:t>
-      </w:r>
-      <w:r>
-        <w:rPr>
-          <w:color w:val="000000" w:themeColor="text1"/>
-        </w:rPr>
-        <w:t xml:space="preserve"> security</w:t>
-      </w:r>
-      <w:r>
-        <w:rPr>
-          <w:color w:val="000000" w:themeColor="text1"/>
-        </w:rPr>
-        <w:t>,</w:t>
-      </w:r>
-      <w:r>
-        <w:rPr>
-          <w:color w:val="000000" w:themeColor="text1"/>
-        </w:rPr>
-        <w:t xml:space="preserve"> manageability</w:t>
-      </w:r>
-      <w:r>
-        <w:rPr>
-          <w:color w:val="000000" w:themeColor="text1"/>
-        </w:rPr>
-        <w:t xml:space="preserve">, </w:t>
-      </w:r>
-      <w:r>
-        <w:rPr>
-          <w:color w:val="000000" w:themeColor="text1"/>
-        </w:rPr>
-        <w:t>unpredictability</w:t>
-      </w:r>
-      <w:r>
-        <w:rPr>
-          <w:color w:val="000000" w:themeColor="text1"/>
-        </w:rPr>
-        <w:t>,</w:t>
-      </w:r>
-      <w:r>
-        <w:rPr>
-          <w:color w:val="000000" w:themeColor="text1"/>
-        </w:rPr>
-        <w:t xml:space="preserve"> testability</w:t>
-      </w:r>
-    </w:p>
-    <w:p>
-      <w:pPr>
-        <w:rPr>
-          <w:color w:val="000000" w:themeColor="text1"/>
-        </w:rPr>
-      </w:pPr>
+        <w:t>Deeper Dive Client-Server Architecture:</w:t>
+      </w:r>
+    </w:p>
+    <w:p>
+      <w:pPr>
+        <w:rPr>
+          <w:color w:val="000000" w:themeColor="text1"/>
+        </w:rPr>
+      </w:pPr>
+      <w:r>
+        <w:rPr>
+          <w:color w:val="000000" w:themeColor="text1"/>
+        </w:rPr>
+        <w:t>A client-server architecture consists of multiple clients requesting services from specialized servers over a network, where each server provides a specific type of service.</w:t>
+      </w:r>
+    </w:p>
+    <w:p>
+      <w:pPr>
+        <w:rPr>
+          <w:color w:val="000000" w:themeColor="text1"/>
+        </w:rPr>
+      </w:pPr>
+      <w:r>
+        <w:rPr>
+          <w:color w:val="000000" w:themeColor="text1"/>
+        </w:rPr>
+        <w:t xml:space="preserve">The architecture consists of independent servers each that provide certain functionality, a server for print data, a server for showing videos and so on. </w:t>
+      </w:r>
+    </w:p>
+    <w:p>
+      <w:pPr>
+        <w:rPr>
+          <w:color w:val="000000" w:themeColor="text1"/>
+        </w:rPr>
+      </w:pPr>
+      <w:r>
+        <w:rPr>
+          <w:color w:val="000000" w:themeColor="text1"/>
+        </w:rPr>
+        <w:t>Clients that are calling for these servers. And a network that is carrying the communication.</w:t>
+      </w:r>
     </w:p>
     <w:p>
       <w:pPr>
@@ -1946,9 +2343,81 @@
           <w:szCs w:val="24"/>
           <w:u w:val="single"/>
         </w:rPr>
-        <w:t>(Classic) Distributed Architectures</w:t>
-      </w:r>
-      <w:r>
+        <w:t>(Classic) Thin- and Fat-Client Architecture:</w:t>
+      </w:r>
+    </w:p>
+    <w:p>
+      <w:pPr>
+        <w:rPr>
+          <w:color w:val="000000" w:themeColor="text1"/>
+        </w:rPr>
+      </w:pPr>
+      <w:r>
+        <w:rPr>
+          <w:b/>
+          <w:bCs/>
+          <w:color w:val="000000" w:themeColor="text1"/>
+        </w:rPr>
+        <w:t xml:space="preserve">Thin client model: </w:t>
+      </w:r>
+      <w:r>
+        <w:rPr>
+          <w:color w:val="000000" w:themeColor="text1"/>
+        </w:rPr>
+        <w:t xml:space="preserve">almost everything happens on the server side of the application, the data processing and the application processing, the client side becomes only for showing the UI and data presentation. </w:t>
+      </w:r>
+      <w:proofErr w:type="gramStart"/>
+      <w:r>
+        <w:rPr>
+          <w:color w:val="000000" w:themeColor="text1"/>
+        </w:rPr>
+        <w:t>Its</w:t>
+      </w:r>
+      <w:proofErr w:type="gramEnd"/>
+      <w:r>
+        <w:rPr>
+          <w:color w:val="000000" w:themeColor="text1"/>
+        </w:rPr>
+        <w:t xml:space="preserve"> used when old systems are migrated into client server </w:t>
+      </w:r>
+      <w:proofErr w:type="gramStart"/>
+      <w:r>
+        <w:rPr>
+          <w:color w:val="000000" w:themeColor="text1"/>
+        </w:rPr>
+        <w:t>architecture</w:t>
+      </w:r>
+      <w:proofErr w:type="gramEnd"/>
+      <w:r>
+        <w:rPr>
+          <w:color w:val="000000" w:themeColor="text1"/>
+        </w:rPr>
+        <w:t xml:space="preserve"> so they just keep all the logic on the server. Place heavy load on the server and the network.</w:t>
+      </w:r>
+    </w:p>
+    <w:p>
+      <w:pPr>
+        <w:rPr>
+          <w:color w:val="000000" w:themeColor="text1"/>
+        </w:rPr>
+      </w:pPr>
+      <w:r>
+        <w:rPr>
+          <w:b/>
+          <w:bCs/>
+          <w:color w:val="000000" w:themeColor="text1"/>
+        </w:rPr>
+        <w:t xml:space="preserve">Fat Client Model: </w:t>
+      </w:r>
+      <w:r>
+        <w:rPr>
+          <w:color w:val="000000" w:themeColor="text1"/>
+        </w:rPr>
+        <w:t>the server is only responsible for storing the data and sending it back, the client side implements the application logic.</w:t>
+      </w:r>
+    </w:p>
+    <w:p>
+      <w:pPr>
         <w:rPr>
           <w:b/>
           <w:bCs/>
@@ -1957,102 +2426,8 @@
           <w:szCs w:val="24"/>
           <w:u w:val="single"/>
         </w:rPr>
-        <w:t>:</w:t>
-      </w:r>
-    </w:p>
-    <w:p>
-      <w:pPr>
-        <w:rPr>
-          <w:color w:val="000000" w:themeColor="text1"/>
-        </w:rPr>
-      </w:pPr>
-      <w:r>
-        <w:rPr>
-          <w:b/>
-          <w:bCs/>
-          <w:color w:val="000000" w:themeColor="text1"/>
-        </w:rPr>
-        <w:t xml:space="preserve">Client Server: </w:t>
-      </w:r>
-      <w:r>
-        <w:rPr>
-          <w:color w:val="000000" w:themeColor="text1"/>
-        </w:rPr>
-        <w:t>Structuring of a system that partitions tasks or workloads between the providers of a resource or service, called servers, and service requesters, called clients</w:t>
-      </w:r>
-    </w:p>
-    <w:p>
-      <w:pPr>
-        <w:rPr>
-          <w:color w:val="000000" w:themeColor="text1"/>
-        </w:rPr>
-      </w:pPr>
-      <w:r>
-        <w:rPr>
-          <w:b/>
-          <w:bCs/>
-          <w:color w:val="000000" w:themeColor="text1"/>
-        </w:rPr>
-        <w:t xml:space="preserve">Multi-tier: </w:t>
-      </w:r>
-      <w:r>
-        <w:rPr>
-          <w:color w:val="000000" w:themeColor="text1"/>
-        </w:rPr>
-        <w:t>separates the responsibilities of a server to layers usually still has a client server layers. But includes also database layer, business logic layer and so on.</w:t>
-      </w:r>
-    </w:p>
-    <w:p>
-      <w:pPr>
-        <w:rPr>
-          <w:color w:val="000000" w:themeColor="text1"/>
-        </w:rPr>
-      </w:pPr>
-      <w:r>
-        <w:rPr>
-          <w:b/>
-          <w:bCs/>
-          <w:color w:val="000000" w:themeColor="text1"/>
-        </w:rPr>
-        <w:t xml:space="preserve">Peer to peer: </w:t>
-      </w:r>
-      <w:r>
-        <w:rPr>
-          <w:color w:val="000000" w:themeColor="text1"/>
-        </w:rPr>
-        <w:t>each node acts as both a client and a server with direct communication and no main point of authority. Its designed to be scaling on its own. Each node acts as a client or a server</w:t>
-      </w:r>
-    </w:p>
-    <w:p>
-      <w:pPr>
-        <w:rPr>
-          <w:color w:val="000000" w:themeColor="text1"/>
-        </w:rPr>
-      </w:pPr>
-      <w:r>
-        <w:rPr>
-          <w:b/>
-          <w:bCs/>
-          <w:color w:val="000000" w:themeColor="text1"/>
-        </w:rPr>
-        <w:t xml:space="preserve">Distributed Object Architecture: </w:t>
-      </w:r>
-      <w:r>
-        <w:rPr>
-          <w:color w:val="000000" w:themeColor="text1"/>
-        </w:rPr>
-        <w:t>the system is divided into objects that can live on different servers and they can call methods on each other to request or send data to each other as if they were in the same machine.</w:t>
-      </w:r>
-    </w:p>
-    <w:p>
-      <w:pPr>
-        <w:rPr>
-          <w:color w:val="000000" w:themeColor="text1"/>
-        </w:rPr>
-      </w:pPr>
-    </w:p>
-    <w:p>
-      <w:pPr>
+      </w:pPr>
+      <w:r>
         <w:rPr>
           <w:b/>
           <w:bCs/>
@@ -2061,8 +2436,142 @@
           <w:szCs w:val="24"/>
           <w:u w:val="single"/>
         </w:rPr>
-      </w:pPr>
-      <w:r>
+        <w:lastRenderedPageBreak/>
+        <w:t>Multi-tier Architecture:</w:t>
+      </w:r>
+    </w:p>
+    <w:p>
+      <w:pPr>
+        <w:rPr>
+          <w:color w:val="000000" w:themeColor="text1"/>
+        </w:rPr>
+      </w:pPr>
+      <w:r>
+        <w:rPr>
+          <w:color w:val="000000" w:themeColor="text1"/>
+        </w:rPr>
+        <w:t xml:space="preserve">Tiers here refer to physical nodes, in this architecture we have the classical 3 deployment tiers of an application where we have a server for data management where we CRUD the data, and the application layer where the business logic is executed and the client where the UI is processed. </w:t>
+      </w:r>
+    </w:p>
+    <w:p>
+      <w:pPr>
+        <w:rPr>
+          <w:color w:val="000000" w:themeColor="text1"/>
+        </w:rPr>
+      </w:pPr>
+    </w:p>
+    <w:p>
+      <w:pPr>
+        <w:rPr>
+          <w:color w:val="000000" w:themeColor="text1"/>
+        </w:rPr>
+      </w:pPr>
+      <w:r>
+        <w:rPr>
+          <w:color w:val="000000" w:themeColor="text1"/>
+        </w:rPr>
+        <w:t xml:space="preserve">Nowadays as applications get </w:t>
+      </w:r>
+      <w:proofErr w:type="gramStart"/>
+      <w:r>
+        <w:rPr>
+          <w:color w:val="000000" w:themeColor="text1"/>
+        </w:rPr>
+        <w:t>heavy</w:t>
+      </w:r>
+      <w:proofErr w:type="gramEnd"/>
+      <w:r>
+        <w:rPr>
+          <w:color w:val="000000" w:themeColor="text1"/>
+        </w:rPr>
+        <w:t xml:space="preserve"> we can have a </w:t>
+      </w:r>
+      <w:proofErr w:type="gramStart"/>
+      <w:r>
+        <w:rPr>
+          <w:color w:val="000000" w:themeColor="text1"/>
+        </w:rPr>
+        <w:t>4 tier</w:t>
+      </w:r>
+      <w:proofErr w:type="gramEnd"/>
+      <w:r>
+        <w:rPr>
+          <w:color w:val="000000" w:themeColor="text1"/>
+        </w:rPr>
+        <w:t xml:space="preserve"> architecture, where we split the application processing layer into 2 one for the </w:t>
+      </w:r>
+      <w:r>
+        <w:rPr>
+          <w:color w:val="000000" w:themeColor="text1"/>
+        </w:rPr>
+        <w:t>web server where we handle the requests and the other is the application logic.</w:t>
+      </w:r>
+    </w:p>
+    <w:p>
+      <w:pPr>
+        <w:rPr>
+          <w:color w:val="000000" w:themeColor="text1"/>
+        </w:rPr>
+      </w:pPr>
+    </w:p>
+    <w:p>
+      <w:pPr>
+        <w:rPr>
+          <w:b/>
+          <w:bCs/>
+          <w:color w:val="000000" w:themeColor="text1"/>
+          <w:u w:val="single"/>
+        </w:rPr>
+      </w:pPr>
+      <w:r>
+        <w:rPr>
+          <w:b/>
+          <w:bCs/>
+          <w:color w:val="000000" w:themeColor="text1"/>
+          <w:u w:val="single"/>
+        </w:rPr>
+        <w:t xml:space="preserve">Question Regarding Conway’s law: How might the presented classical distributed architectures influence people and </w:t>
+      </w:r>
+      <w:proofErr w:type="gramStart"/>
+      <w:r>
+        <w:rPr>
+          <w:b/>
+          <w:bCs/>
+          <w:color w:val="000000" w:themeColor="text1"/>
+          <w:u w:val="single"/>
+        </w:rPr>
+        <w:t>organizations?:</w:t>
+      </w:r>
+      <w:proofErr w:type="gramEnd"/>
+    </w:p>
+    <w:p>
+      <w:pPr>
+        <w:rPr>
+          <w:color w:val="000000" w:themeColor="text1"/>
+        </w:rPr>
+      </w:pPr>
+      <w:r>
+        <w:rPr>
+          <w:color w:val="000000" w:themeColor="text1"/>
+        </w:rPr>
+        <w:t>T</w:t>
+      </w:r>
+      <w:r>
+        <w:rPr>
+          <w:color w:val="000000" w:themeColor="text1"/>
+        </w:rPr>
+        <w:t>he architecture shapes how teams communicate, divide work, and organize themselves.</w:t>
+      </w:r>
+    </w:p>
+    <w:p>
+      <w:pPr>
+        <w:rPr>
+          <w:color w:val="000000" w:themeColor="text1"/>
+        </w:rPr>
+      </w:pPr>
+    </w:p>
+    <w:p>
+      <w:pPr>
         <w:rPr>
           <w:b/>
           <w:bCs/>
@@ -2071,8 +2580,7 @@
           <w:szCs w:val="24"/>
           <w:u w:val="single"/>
         </w:rPr>
-        <w:t xml:space="preserve">Deeper Dive </w:t>
-      </w:r>
+      </w:pPr>
       <w:r>
         <w:rPr>
           <w:b/>
@@ -2082,9 +2590,218 @@
           <w:szCs w:val="24"/>
           <w:u w:val="single"/>
         </w:rPr>
-        <w:t>Client-Server Architecture</w:t>
-      </w:r>
-      <w:r>
+        <w:t>Service-Oriented Architecture (SOA):</w:t>
+      </w:r>
+    </w:p>
+    <w:p>
+      <w:pPr>
+        <w:rPr>
+          <w:color w:val="000000" w:themeColor="text1"/>
+        </w:rPr>
+      </w:pPr>
+      <w:r>
+        <w:rPr>
+          <w:color w:val="000000" w:themeColor="text1"/>
+        </w:rPr>
+        <w:t>It’s a way of designing application in a way so that</w:t>
+      </w:r>
+    </w:p>
+    <w:p>
+      <w:pPr>
+        <w:rPr>
+          <w:color w:val="000000" w:themeColor="text1"/>
+        </w:rPr>
+      </w:pPr>
+      <w:r>
+        <w:rPr>
+          <w:color w:val="000000" w:themeColor="text1"/>
+        </w:rPr>
+        <w:t xml:space="preserve">Each service provides an independent </w:t>
+      </w:r>
+      <w:proofErr w:type="gramStart"/>
+      <w:r>
+        <w:rPr>
+          <w:color w:val="000000" w:themeColor="text1"/>
+        </w:rPr>
+        <w:t>an</w:t>
+      </w:r>
+      <w:proofErr w:type="gramEnd"/>
+      <w:r>
+        <w:rPr>
+          <w:color w:val="000000" w:themeColor="text1"/>
+        </w:rPr>
+        <w:t xml:space="preserve"> reusable functionality; example, a payment service can be used in many different unrelated </w:t>
+      </w:r>
+      <w:proofErr w:type="gramStart"/>
+      <w:r>
+        <w:rPr>
+          <w:color w:val="000000" w:themeColor="text1"/>
+        </w:rPr>
+        <w:t>application</w:t>
+      </w:r>
+      <w:proofErr w:type="gramEnd"/>
+      <w:r>
+        <w:rPr>
+          <w:color w:val="000000" w:themeColor="text1"/>
+        </w:rPr>
+        <w:t>.</w:t>
+      </w:r>
+    </w:p>
+    <w:p>
+      <w:pPr>
+        <w:rPr>
+          <w:color w:val="000000" w:themeColor="text1"/>
+        </w:rPr>
+      </w:pPr>
+      <w:r>
+        <w:rPr>
+          <w:color w:val="000000" w:themeColor="text1"/>
+        </w:rPr>
+        <w:t>Applications don’t build everything themselves — they use existing services</w:t>
+      </w:r>
+      <w:r>
+        <w:rPr>
+          <w:color w:val="000000" w:themeColor="text1"/>
+        </w:rPr>
+        <w:t xml:space="preserve">; example, we can use </w:t>
+      </w:r>
+      <w:proofErr w:type="spellStart"/>
+      <w:r>
+        <w:rPr>
+          <w:color w:val="000000" w:themeColor="text1"/>
+        </w:rPr>
+        <w:t>paypal</w:t>
+      </w:r>
+      <w:proofErr w:type="spellEnd"/>
+      <w:r>
+        <w:rPr>
+          <w:color w:val="000000" w:themeColor="text1"/>
+        </w:rPr>
+        <w:t xml:space="preserve"> payment service in amazon, </w:t>
+      </w:r>
+      <w:proofErr w:type="spellStart"/>
+      <w:r>
+        <w:rPr>
+          <w:color w:val="000000" w:themeColor="text1"/>
+        </w:rPr>
+        <w:t>mediamarkt</w:t>
+      </w:r>
+      <w:proofErr w:type="spellEnd"/>
+      <w:r>
+        <w:rPr>
+          <w:color w:val="000000" w:themeColor="text1"/>
+        </w:rPr>
+        <w:t>, and many other places.</w:t>
+      </w:r>
+    </w:p>
+    <w:p>
+      <w:pPr>
+        <w:rPr>
+          <w:color w:val="000000" w:themeColor="text1"/>
+        </w:rPr>
+      </w:pPr>
+      <w:r>
+        <w:rPr>
+          <w:color w:val="000000" w:themeColor="text1"/>
+        </w:rPr>
+        <w:t xml:space="preserve">Each </w:t>
+      </w:r>
+      <w:proofErr w:type="gramStart"/>
+      <w:r>
+        <w:rPr>
+          <w:color w:val="000000" w:themeColor="text1"/>
+        </w:rPr>
+        <w:t>services</w:t>
+      </w:r>
+      <w:proofErr w:type="gramEnd"/>
+      <w:r>
+        <w:rPr>
+          <w:color w:val="000000" w:themeColor="text1"/>
+        </w:rPr>
+        <w:t xml:space="preserve"> clearly defines what it provides and how to use it.</w:t>
+      </w:r>
+    </w:p>
+    <w:p>
+      <w:pPr>
+        <w:rPr>
+          <w:color w:val="000000" w:themeColor="text1"/>
+        </w:rPr>
+      </w:pPr>
+      <w:r>
+        <w:rPr>
+          <w:color w:val="000000" w:themeColor="text1"/>
+        </w:rPr>
+        <w:t xml:space="preserve">Services communicate by sending </w:t>
+      </w:r>
+      <w:r>
+        <w:rPr>
+          <w:b/>
+          <w:bCs/>
+          <w:color w:val="000000" w:themeColor="text1"/>
+        </w:rPr>
+        <w:t>messages (data documents)</w:t>
+      </w:r>
+      <w:r>
+        <w:rPr>
+          <w:color w:val="000000" w:themeColor="text1"/>
+        </w:rPr>
+        <w:t>, usually over HTTP</w:t>
+      </w:r>
+      <w:r>
+        <w:rPr>
+          <w:color w:val="000000" w:themeColor="text1"/>
+        </w:rPr>
+        <w:t>; usually in JSON format key value pairs.</w:t>
+      </w:r>
+    </w:p>
+    <w:p>
+      <w:pPr>
+        <w:rPr>
+          <w:color w:val="000000" w:themeColor="text1"/>
+        </w:rPr>
+      </w:pPr>
+      <w:r>
+        <w:rPr>
+          <w:color w:val="000000" w:themeColor="text1"/>
+        </w:rPr>
+        <w:t>SOA infrastructure enables discovery, composition, and invocation of services</w:t>
+      </w:r>
+    </w:p>
+    <w:p>
+      <w:pPr>
+        <w:rPr>
+          <w:color w:val="000000" w:themeColor="text1"/>
+        </w:rPr>
+      </w:pPr>
+    </w:p>
+    <w:p>
+      <w:pPr>
+        <w:rPr>
+          <w:b/>
+          <w:bCs/>
+          <w:color w:val="000000" w:themeColor="text1"/>
+        </w:rPr>
+      </w:pPr>
+      <w:r>
+        <w:rPr>
+          <w:b/>
+          <w:bCs/>
+          <w:color w:val="000000" w:themeColor="text1"/>
+        </w:rPr>
+        <w:t>CBSE focuses on building systems from reusable software components mainly at design time, without needing to know internal details. SOA focuses on using independently running services with loose coupling, where systems interact both at design time and runtime.</w:t>
+      </w:r>
+    </w:p>
+    <w:p>
+      <w:pPr>
+        <w:rPr>
+          <w:b/>
+          <w:bCs/>
+          <w:color w:val="000000" w:themeColor="text1"/>
+        </w:rPr>
+      </w:pPr>
+    </w:p>
+    <w:p>
+      <w:pPr>
         <w:rPr>
           <w:b/>
           <w:bCs/>
@@ -2093,50 +2810,8 @@
           <w:szCs w:val="24"/>
           <w:u w:val="single"/>
         </w:rPr>
-        <w:t>:</w:t>
-      </w:r>
-    </w:p>
-    <w:p>
-      <w:pPr>
-        <w:rPr>
-          <w:color w:val="000000" w:themeColor="text1"/>
-        </w:rPr>
-      </w:pPr>
-      <w:r>
-        <w:rPr>
-          <w:color w:val="000000" w:themeColor="text1"/>
-        </w:rPr>
-        <w:t>A client-server architecture consists of multiple clients requesting services from specialized servers over a network, where each server provides a specific type of service.</w:t>
-      </w:r>
-    </w:p>
-    <w:p>
-      <w:pPr>
-        <w:rPr>
-          <w:color w:val="000000" w:themeColor="text1"/>
-        </w:rPr>
-      </w:pPr>
-      <w:r>
-        <w:rPr>
-          <w:color w:val="000000" w:themeColor="text1"/>
-        </w:rPr>
-        <w:t xml:space="preserve">The architecture consists of independent servers each that provide certain functionality, a server for print data, a server for showing videos and so on. </w:t>
-      </w:r>
-    </w:p>
-    <w:p>
-      <w:pPr>
-        <w:rPr>
-          <w:color w:val="000000" w:themeColor="text1"/>
-        </w:rPr>
-      </w:pPr>
-      <w:r>
-        <w:rPr>
-          <w:color w:val="000000" w:themeColor="text1"/>
-        </w:rPr>
-        <w:t>Clients that are calling for these servers. And a network that is carrying the communication.</w:t>
-      </w:r>
-    </w:p>
-    <w:p>
-      <w:pPr>
+      </w:pPr>
+      <w:r>
         <w:rPr>
           <w:b/>
           <w:bCs/>
@@ -2145,427 +2820,7 @@
           <w:szCs w:val="24"/>
           <w:u w:val="single"/>
         </w:rPr>
-      </w:pPr>
-      <w:r>
-        <w:rPr>
-          <w:b/>
-          <w:bCs/>
-          <w:color w:val="000000" w:themeColor="text1"/>
-          <w:sz w:val="24"/>
-          <w:szCs w:val="24"/>
-          <w:u w:val="single"/>
-        </w:rPr>
-        <w:t>(Classic) Thin- and Fat-Client Architecture</w:t>
-      </w:r>
-      <w:r>
-        <w:rPr>
-          <w:b/>
-          <w:bCs/>
-          <w:color w:val="000000" w:themeColor="text1"/>
-          <w:sz w:val="24"/>
-          <w:szCs w:val="24"/>
-          <w:u w:val="single"/>
-        </w:rPr>
-        <w:t>:</w:t>
-      </w:r>
-    </w:p>
-    <w:p>
-      <w:pPr>
-        <w:rPr>
-          <w:color w:val="000000" w:themeColor="text1"/>
-        </w:rPr>
-      </w:pPr>
-      <w:r>
-        <w:rPr>
-          <w:b/>
-          <w:bCs/>
-          <w:color w:val="000000" w:themeColor="text1"/>
-        </w:rPr>
-        <w:t xml:space="preserve">Thin client model: </w:t>
-      </w:r>
-      <w:r>
-        <w:rPr>
-          <w:color w:val="000000" w:themeColor="text1"/>
-        </w:rPr>
-        <w:t>almost everything happens on the server side of the application, the data processing and the application processing, the client side becomes only for showing the UI and data presentation. Its used when old systems are migrated into client server architecture so they just keep all the logic on the server. Place heavy load on the server and the network.</w:t>
-      </w:r>
-    </w:p>
-    <w:p>
-      <w:pPr>
-        <w:rPr>
-          <w:color w:val="000000" w:themeColor="text1"/>
-        </w:rPr>
-      </w:pPr>
-      <w:r>
-        <w:rPr>
-          <w:b/>
-          <w:bCs/>
-          <w:color w:val="000000" w:themeColor="text1"/>
-        </w:rPr>
-        <w:t xml:space="preserve">Fat Client Model: </w:t>
-      </w:r>
-      <w:r>
-        <w:rPr>
-          <w:color w:val="000000" w:themeColor="text1"/>
-        </w:rPr>
-        <w:t>the server is only responsible for storing the data and sending it back, the client side implements the application logic.</w:t>
-      </w:r>
-    </w:p>
-    <w:p>
-      <w:pPr>
-        <w:rPr>
-          <w:b/>
-          <w:bCs/>
-          <w:color w:val="000000" w:themeColor="text1"/>
-          <w:sz w:val="24"/>
-          <w:szCs w:val="24"/>
-          <w:u w:val="single"/>
-        </w:rPr>
-      </w:pPr>
-      <w:r>
-        <w:rPr>
-          <w:b/>
-          <w:bCs/>
-          <w:color w:val="000000" w:themeColor="text1"/>
-          <w:sz w:val="24"/>
-          <w:szCs w:val="24"/>
-          <w:u w:val="single"/>
-        </w:rPr>
-        <w:lastRenderedPageBreak/>
-        <w:t>Multi-tier Architecture:</w:t>
-      </w:r>
-    </w:p>
-    <w:p>
-      <w:pPr>
-        <w:rPr>
-          <w:color w:val="000000" w:themeColor="text1"/>
-        </w:rPr>
-      </w:pPr>
-      <w:r>
-        <w:rPr>
-          <w:color w:val="000000" w:themeColor="text1"/>
-        </w:rPr>
-        <w:t xml:space="preserve">Tiers here refer to physical nodes, in this architecture we have the classical 3 deployment tiers of an application where we have a server for data management where we CRUD the data, and the application layer where the business logic is executed and the client where the UI is processed. </w:t>
-      </w:r>
-    </w:p>
-    <w:p>
-      <w:pPr>
-        <w:rPr>
-          <w:color w:val="000000" w:themeColor="text1"/>
-        </w:rPr>
-      </w:pPr>
-    </w:p>
-    <w:p>
-      <w:pPr>
-        <w:rPr>
-          <w:color w:val="000000" w:themeColor="text1"/>
-        </w:rPr>
-      </w:pPr>
-      <w:r>
-        <w:rPr>
-          <w:color w:val="000000" w:themeColor="text1"/>
-        </w:rPr>
-        <w:t xml:space="preserve">Nowadays as applications get heavy we can have a 4 tier architecture, where we split the application processing layer into 2 one for the </w:t>
-      </w:r>
-      <w:r>
-        <w:rPr>
-          <w:color w:val="000000" w:themeColor="text1"/>
-        </w:rPr>
-        <w:t>web server where we handle the requests and the other is the application logic.</w:t>
-      </w:r>
-    </w:p>
-    <w:p>
-      <w:pPr>
-        <w:rPr>
-          <w:color w:val="000000" w:themeColor="text1"/>
-        </w:rPr>
-      </w:pPr>
-    </w:p>
-    <w:p>
-      <w:pPr>
-        <w:rPr>
-          <w:b/>
-          <w:bCs/>
-          <w:color w:val="000000" w:themeColor="text1"/>
-          <w:u w:val="single"/>
-        </w:rPr>
-      </w:pPr>
-      <w:r>
-        <w:rPr>
-          <w:b/>
-          <w:bCs/>
-          <w:color w:val="000000" w:themeColor="text1"/>
-          <w:u w:val="single"/>
-        </w:rPr>
-        <w:t>Question Regarding Conway’s law: How might the presented classical distributed architectures influence people and organizations?</w:t>
-      </w:r>
-      <w:r>
-        <w:rPr>
-          <w:b/>
-          <w:bCs/>
-          <w:color w:val="000000" w:themeColor="text1"/>
-          <w:u w:val="single"/>
-        </w:rPr>
-        <w:t>:</w:t>
-      </w:r>
-    </w:p>
-    <w:p>
-      <w:pPr>
-        <w:rPr>
-          <w:color w:val="000000" w:themeColor="text1"/>
-        </w:rPr>
-      </w:pPr>
-      <w:r>
-        <w:rPr>
-          <w:color w:val="000000" w:themeColor="text1"/>
-        </w:rPr>
-        <w:t>T</w:t>
-      </w:r>
-      <w:r>
-        <w:rPr>
-          <w:color w:val="000000" w:themeColor="text1"/>
-        </w:rPr>
-        <w:t>he architecture shapes how teams communicate, divide work, and organize themselves.</w:t>
-      </w:r>
-    </w:p>
-    <w:p>
-      <w:pPr>
-        <w:rPr>
-          <w:color w:val="000000" w:themeColor="text1"/>
-        </w:rPr>
-      </w:pPr>
-    </w:p>
-    <w:p>
-      <w:pPr>
-        <w:rPr>
-          <w:b/>
-          <w:bCs/>
-          <w:color w:val="000000" w:themeColor="text1"/>
-          <w:sz w:val="24"/>
-          <w:szCs w:val="24"/>
-          <w:u w:val="single"/>
-        </w:rPr>
-      </w:pPr>
-      <w:r>
-        <w:rPr>
-          <w:b/>
-          <w:bCs/>
-          <w:color w:val="000000" w:themeColor="text1"/>
-          <w:sz w:val="24"/>
-          <w:szCs w:val="24"/>
-          <w:u w:val="single"/>
-        </w:rPr>
-        <w:t>Service-Oriented Architecture (SOA)</w:t>
-      </w:r>
-      <w:r>
-        <w:rPr>
-          <w:b/>
-          <w:bCs/>
-          <w:color w:val="000000" w:themeColor="text1"/>
-          <w:sz w:val="24"/>
-          <w:szCs w:val="24"/>
-          <w:u w:val="single"/>
-        </w:rPr>
-        <w:t>:</w:t>
-      </w:r>
-    </w:p>
-    <w:p>
-      <w:pPr>
-        <w:rPr>
-          <w:color w:val="000000" w:themeColor="text1"/>
-        </w:rPr>
-      </w:pPr>
-      <w:r>
-        <w:rPr>
-          <w:color w:val="000000" w:themeColor="text1"/>
-        </w:rPr>
-        <w:t>It’s a way of designing application in a way so that</w:t>
-      </w:r>
-    </w:p>
-    <w:p>
-      <w:pPr>
-        <w:rPr>
-          <w:color w:val="000000" w:themeColor="text1"/>
-        </w:rPr>
-      </w:pPr>
-      <w:r>
-        <w:rPr>
-          <w:color w:val="000000" w:themeColor="text1"/>
-        </w:rPr>
-        <w:t>Each service provides an independent an reusable functionality; example, a payment service can be used in many different unrelated application.</w:t>
-      </w:r>
-    </w:p>
-    <w:p>
-      <w:pPr>
-        <w:rPr>
-          <w:color w:val="000000" w:themeColor="text1"/>
-        </w:rPr>
-      </w:pPr>
-      <w:r>
-        <w:rPr>
-          <w:color w:val="000000" w:themeColor="text1"/>
-        </w:rPr>
-        <w:t>Applications don’t build everything themselves — they use existing services</w:t>
-      </w:r>
-      <w:r>
-        <w:rPr>
-          <w:color w:val="000000" w:themeColor="text1"/>
-        </w:rPr>
-        <w:t xml:space="preserve">; example, we can use </w:t>
-      </w:r>
-      <w:proofErr w:type="spellStart"/>
-      <w:r>
-        <w:rPr>
-          <w:color w:val="000000" w:themeColor="text1"/>
-        </w:rPr>
-        <w:t>paypal</w:t>
-      </w:r>
-      <w:proofErr w:type="spellEnd"/>
-      <w:r>
-        <w:rPr>
-          <w:color w:val="000000" w:themeColor="text1"/>
-        </w:rPr>
-        <w:t xml:space="preserve"> payment service in amazon, </w:t>
-      </w:r>
-      <w:proofErr w:type="spellStart"/>
-      <w:r>
-        <w:rPr>
-          <w:color w:val="000000" w:themeColor="text1"/>
-        </w:rPr>
-        <w:t>mediamarkt</w:t>
-      </w:r>
-      <w:proofErr w:type="spellEnd"/>
-      <w:r>
-        <w:rPr>
-          <w:color w:val="000000" w:themeColor="text1"/>
-        </w:rPr>
-        <w:t>, and many other places.</w:t>
-      </w:r>
-    </w:p>
-    <w:p>
-      <w:pPr>
-        <w:rPr>
-          <w:color w:val="000000" w:themeColor="text1"/>
-        </w:rPr>
-      </w:pPr>
-      <w:r>
-        <w:rPr>
-          <w:color w:val="000000" w:themeColor="text1"/>
-        </w:rPr>
-        <w:t>Each services clearly defines what it provides and how to use it.</w:t>
-      </w:r>
-    </w:p>
-    <w:p>
-      <w:pPr>
-        <w:rPr>
-          <w:color w:val="000000" w:themeColor="text1"/>
-        </w:rPr>
-      </w:pPr>
-      <w:r>
-        <w:rPr>
-          <w:color w:val="000000" w:themeColor="text1"/>
-        </w:rPr>
-        <w:t xml:space="preserve">Services communicate by sending </w:t>
-      </w:r>
-      <w:r>
-        <w:rPr>
-          <w:b/>
-          <w:bCs/>
-          <w:color w:val="000000" w:themeColor="text1"/>
-        </w:rPr>
-        <w:t>messages (data documents)</w:t>
-      </w:r>
-      <w:r>
-        <w:rPr>
-          <w:color w:val="000000" w:themeColor="text1"/>
-        </w:rPr>
-        <w:t>, usually over HTTP</w:t>
-      </w:r>
-      <w:r>
-        <w:rPr>
-          <w:color w:val="000000" w:themeColor="text1"/>
-        </w:rPr>
-        <w:t>; usually in JSON format key value pairs.</w:t>
-      </w:r>
-    </w:p>
-    <w:p>
-      <w:pPr>
-        <w:rPr>
-          <w:color w:val="000000" w:themeColor="text1"/>
-        </w:rPr>
-      </w:pPr>
-      <w:r>
-        <w:rPr>
-          <w:color w:val="000000" w:themeColor="text1"/>
-        </w:rPr>
-        <w:t>SOA infrastructure enables discovery, composition, and invocation of services</w:t>
-      </w:r>
-    </w:p>
-    <w:p>
-      <w:pPr>
-        <w:rPr>
-          <w:color w:val="000000" w:themeColor="text1"/>
-        </w:rPr>
-      </w:pPr>
-    </w:p>
-    <w:p>
-      <w:pPr>
-        <w:rPr>
-          <w:b/>
-          <w:bCs/>
-          <w:color w:val="000000" w:themeColor="text1"/>
-        </w:rPr>
-      </w:pPr>
-      <w:r>
-        <w:rPr>
-          <w:b/>
-          <w:bCs/>
-          <w:color w:val="000000" w:themeColor="text1"/>
-        </w:rPr>
-        <w:t>CBSE focuses on building systems from reusable software components mainly at design time, without needing to know internal details. SOA focuses on using independently running services with loose coupling, where systems interact both at design time and runtime.</w:t>
-      </w:r>
-    </w:p>
-    <w:p>
-      <w:pPr>
-        <w:rPr>
-          <w:b/>
-          <w:bCs/>
-          <w:color w:val="000000" w:themeColor="text1"/>
-        </w:rPr>
-      </w:pPr>
-    </w:p>
-    <w:p>
-      <w:pPr>
-        <w:rPr>
-          <w:b/>
-          <w:bCs/>
-          <w:color w:val="000000" w:themeColor="text1"/>
-          <w:sz w:val="24"/>
-          <w:szCs w:val="24"/>
-          <w:u w:val="single"/>
-        </w:rPr>
-      </w:pPr>
-      <w:r>
-        <w:rPr>
-          <w:b/>
-          <w:bCs/>
-          <w:color w:val="000000" w:themeColor="text1"/>
-          <w:sz w:val="24"/>
-          <w:szCs w:val="24"/>
-          <w:u w:val="single"/>
-        </w:rPr>
-        <w:t>Services</w:t>
-      </w:r>
-      <w:r>
-        <w:rPr>
-          <w:b/>
-          <w:bCs/>
-          <w:color w:val="000000" w:themeColor="text1"/>
-          <w:sz w:val="24"/>
-          <w:szCs w:val="24"/>
-          <w:u w:val="single"/>
-        </w:rPr>
-        <w:t>:</w:t>
+        <w:t>Services:</w:t>
       </w:r>
     </w:p>
     <w:p>
@@ -2815,16 +3070,36 @@
           <w:color w:val="000000" w:themeColor="text1"/>
           <w:u w:val="single"/>
         </w:rPr>
-        <w:t>Regarding Conway’s law: How can the adoption of services increase an organizations speed and agility?</w:t>
-      </w:r>
-      <w:r>
-        <w:rPr>
-          <w:b/>
-          <w:bCs/>
-          <w:color w:val="000000" w:themeColor="text1"/>
-          <w:u w:val="single"/>
-        </w:rPr>
-        <w:t xml:space="preserve">: </w:t>
+        <w:t xml:space="preserve">Regarding Conway’s law: How can the adoption of services increase an organizations speed and </w:t>
+      </w:r>
+      <w:proofErr w:type="gramStart"/>
+      <w:r>
+        <w:rPr>
+          <w:b/>
+          <w:bCs/>
+          <w:color w:val="000000" w:themeColor="text1"/>
+          <w:u w:val="single"/>
+        </w:rPr>
+        <w:t>agility?</w:t>
+      </w:r>
+      <w:r>
+        <w:rPr>
+          <w:b/>
+          <w:bCs/>
+          <w:color w:val="000000" w:themeColor="text1"/>
+          <w:u w:val="single"/>
+        </w:rPr>
+        <w:t>:</w:t>
+      </w:r>
+      <w:proofErr w:type="gramEnd"/>
+      <w:r>
+        <w:rPr>
+          <w:b/>
+          <w:bCs/>
+          <w:color w:val="000000" w:themeColor="text1"/>
+          <w:u w:val="single"/>
+        </w:rPr>
+        <w:t xml:space="preserve"> </w:t>
       </w:r>
       <w:r>
         <w:rPr>
@@ -2875,9 +3150,89 @@
           <w:szCs w:val="24"/>
           <w:u w:val="single"/>
         </w:rPr>
-        <w:t>WS* Web Services</w:t>
-      </w:r>
-      <w:r>
+        <w:t>WS* Web Services:</w:t>
+      </w:r>
+    </w:p>
+    <w:p>
+      <w:pPr>
+        <w:rPr>
+          <w:color w:val="000000" w:themeColor="text1"/>
+        </w:rPr>
+      </w:pPr>
+      <w:r>
+        <w:rPr>
+          <w:color w:val="000000" w:themeColor="text1"/>
+        </w:rPr>
+        <w:t>Web Services are a way to build service-oriented systems where services communicate over the internet using standard protocols.</w:t>
+      </w:r>
+      <w:r>
+        <w:rPr>
+          <w:color w:val="000000" w:themeColor="text1"/>
+        </w:rPr>
+        <w:t xml:space="preserve"> </w:t>
+      </w:r>
+    </w:p>
+    <w:p>
+      <w:pPr>
+        <w:rPr>
+          <w:color w:val="000000" w:themeColor="text1"/>
+        </w:rPr>
+      </w:pPr>
+      <w:r>
+        <w:rPr>
+          <w:color w:val="000000" w:themeColor="text1"/>
+        </w:rPr>
+        <w:t xml:space="preserve">A service interface should state exactly what it provides and how to use it, using the WSDL web services definition language. </w:t>
+      </w:r>
+    </w:p>
+    <w:p>
+      <w:pPr>
+        <w:rPr>
+          <w:color w:val="000000" w:themeColor="text1"/>
+        </w:rPr>
+      </w:pPr>
+      <w:r>
+        <w:rPr>
+          <w:color w:val="000000" w:themeColor="text1"/>
+        </w:rPr>
+        <w:t>Data is transmitted using Simple Object Access Protocol (SOAP) over HTTP</w:t>
+      </w:r>
+    </w:p>
+    <w:p>
+      <w:pPr>
+        <w:rPr>
+          <w:color w:val="000000" w:themeColor="text1"/>
+        </w:rPr>
+      </w:pPr>
+      <w:r>
+        <w:rPr>
+          <w:color w:val="000000" w:themeColor="text1"/>
+        </w:rPr>
+        <w:t>Universal Description, Discovery and Integration (UDDI) is optionally used as the directory service</w:t>
+      </w:r>
+    </w:p>
+    <w:p>
+      <w:pPr>
+        <w:rPr>
+          <w:color w:val="000000" w:themeColor="text1"/>
+        </w:rPr>
+      </w:pPr>
+      <w:r>
+        <w:rPr>
+          <w:color w:val="000000" w:themeColor="text1"/>
+        </w:rPr>
+        <w:t>A service requestor programmatically binds to a service provider.</w:t>
+      </w:r>
+    </w:p>
+    <w:p>
+      <w:pPr>
+        <w:rPr>
+          <w:color w:val="000000" w:themeColor="text1"/>
+        </w:rPr>
+      </w:pPr>
+    </w:p>
+    <w:p>
+      <w:pPr>
         <w:rPr>
           <w:b/>
           <w:bCs/>
@@ -2886,89 +3241,8 @@
           <w:szCs w:val="24"/>
           <w:u w:val="single"/>
         </w:rPr>
-        <w:t>:</w:t>
-      </w:r>
-    </w:p>
-    <w:p>
-      <w:pPr>
-        <w:rPr>
-          <w:color w:val="000000" w:themeColor="text1"/>
-        </w:rPr>
-      </w:pPr>
-      <w:r>
-        <w:rPr>
-          <w:color w:val="000000" w:themeColor="text1"/>
-        </w:rPr>
-        <w:t>Web Services are a way to build service-oriented systems where services communicate over the internet using standard protocols.</w:t>
-      </w:r>
-      <w:r>
-        <w:rPr>
-          <w:color w:val="000000" w:themeColor="text1"/>
-        </w:rPr>
-        <w:t xml:space="preserve"> </w:t>
-      </w:r>
-    </w:p>
-    <w:p>
-      <w:pPr>
-        <w:rPr>
-          <w:color w:val="000000" w:themeColor="text1"/>
-        </w:rPr>
-      </w:pPr>
-      <w:r>
-        <w:rPr>
-          <w:color w:val="000000" w:themeColor="text1"/>
-        </w:rPr>
-        <w:t xml:space="preserve">A service interface should state exactly what it provides and how to use it, using the WSDL web services definition language. </w:t>
-      </w:r>
-    </w:p>
-    <w:p>
-      <w:pPr>
-        <w:rPr>
-          <w:color w:val="000000" w:themeColor="text1"/>
-        </w:rPr>
-      </w:pPr>
-      <w:r>
-        <w:rPr>
-          <w:color w:val="000000" w:themeColor="text1"/>
-        </w:rPr>
-        <w:t>Data is transmitted using Simple Object Access Protocol (SOAP) over HTTP</w:t>
-      </w:r>
-    </w:p>
-    <w:p>
-      <w:pPr>
-        <w:rPr>
-          <w:color w:val="000000" w:themeColor="text1"/>
-        </w:rPr>
-      </w:pPr>
-      <w:r>
-        <w:rPr>
-          <w:color w:val="000000" w:themeColor="text1"/>
-        </w:rPr>
-        <w:t>Universal Description, Discovery and Integration (UDDI) is optionally used as the directory service</w:t>
-      </w:r>
-    </w:p>
-    <w:p>
-      <w:pPr>
-        <w:rPr>
-          <w:color w:val="000000" w:themeColor="text1"/>
-        </w:rPr>
-      </w:pPr>
-      <w:r>
-        <w:rPr>
-          <w:color w:val="000000" w:themeColor="text1"/>
-        </w:rPr>
-        <w:t>A service requestor programmatically binds to a service provider.</w:t>
-      </w:r>
-    </w:p>
-    <w:p>
-      <w:pPr>
-        <w:rPr>
-          <w:color w:val="000000" w:themeColor="text1"/>
-        </w:rPr>
-      </w:pPr>
-    </w:p>
-    <w:p>
-      <w:pPr>
+      </w:pPr>
+      <w:r>
         <w:rPr>
           <w:b/>
           <w:bCs/>
@@ -2977,28 +3251,7 @@
           <w:szCs w:val="24"/>
           <w:u w:val="single"/>
         </w:rPr>
-      </w:pPr>
-      <w:r>
-        <w:rPr>
-          <w:b/>
-          <w:bCs/>
-          <w:color w:val="000000" w:themeColor="text1"/>
-          <w:sz w:val="24"/>
-          <w:szCs w:val="24"/>
-          <w:u w:val="single"/>
-        </w:rPr>
-        <w:t>Core Web Service Technologies</w:t>
-      </w:r>
-      <w:r>
-        <w:rPr>
-          <w:b/>
-          <w:bCs/>
-          <w:color w:val="000000" w:themeColor="text1"/>
-          <w:sz w:val="24"/>
-          <w:szCs w:val="24"/>
-          <w:u w:val="single"/>
-        </w:rPr>
-        <w:t>:</w:t>
+        <w:t>Core Web Service Technologies:</w:t>
       </w:r>
     </w:p>
     <w:p>
@@ -3042,15 +3295,7 @@
           <w:bCs/>
           <w:color w:val="000000" w:themeColor="text1"/>
         </w:rPr>
-        <w:t>WSDL (Web Service Description Language)</w:t>
-      </w:r>
-      <w:r>
-        <w:rPr>
-          <w:b/>
-          <w:bCs/>
-          <w:color w:val="000000" w:themeColor="text1"/>
-        </w:rPr>
-        <w:t>:</w:t>
+        <w:t>WSDL (Web Service Description Language):</w:t>
       </w:r>
       <w:r>
         <w:rPr>
@@ -3085,15 +3330,7 @@
           <w:bCs/>
           <w:color w:val="000000" w:themeColor="text1"/>
         </w:rPr>
-        <w:t>UDDI (Universal Description, Discovery and Integration)</w:t>
-      </w:r>
-      <w:r>
-        <w:rPr>
-          <w:b/>
-          <w:bCs/>
-          <w:color w:val="000000" w:themeColor="text1"/>
-        </w:rPr>
-        <w:t>:</w:t>
+        <w:t>UDDI (Universal Description, Discovery and Integration):</w:t>
       </w:r>
       <w:r>
         <w:rPr>
@@ -3271,7 +3508,21 @@
         <w:rPr>
           <w:color w:val="000000" w:themeColor="text1"/>
         </w:rPr>
-        <w:t xml:space="preserve">Before the DevOps Team, we had 3 teams, one to Dev, Ops To Run the server, and one for QA usually testing. </w:t>
+        <w:t xml:space="preserve">Before the DevOps Team, we had 3 teams, one to Dev, Ops </w:t>
+      </w:r>
+      <w:proofErr w:type="gramStart"/>
+      <w:r>
+        <w:rPr>
+          <w:color w:val="000000" w:themeColor="text1"/>
+        </w:rPr>
+        <w:t>To</w:t>
+      </w:r>
+      <w:proofErr w:type="gramEnd"/>
+      <w:r>
+        <w:rPr>
+          <w:color w:val="000000" w:themeColor="text1"/>
+        </w:rPr>
+        <w:t xml:space="preserve"> Run the server, and one for QA usually testing. </w:t>
       </w:r>
     </w:p>
     <w:p>
@@ -3320,17 +3571,19 @@
           <w:color w:val="000000" w:themeColor="text1"/>
           <w:u w:val="single"/>
         </w:rPr>
-        <w:t>Why is “Single Team should be possible to deliver customer value all on its own!” a good idea?</w:t>
-      </w:r>
-      <w:r>
-        <w:rPr>
-          <w:b/>
-          <w:bCs/>
-          <w:color w:val="000000" w:themeColor="text1"/>
-          <w:u w:val="single"/>
-        </w:rPr>
-        <w:t>:</w:t>
-      </w:r>
+        <w:t xml:space="preserve">Why is “Single Team should be possible to deliver customer value all on its own!” a good </w:t>
+      </w:r>
+      <w:proofErr w:type="gramStart"/>
+      <w:r>
+        <w:rPr>
+          <w:b/>
+          <w:bCs/>
+          <w:color w:val="000000" w:themeColor="text1"/>
+          <w:u w:val="single"/>
+        </w:rPr>
+        <w:t>idea?:</w:t>
+      </w:r>
+      <w:proofErr w:type="gramEnd"/>
       <w:r>
         <w:rPr>
           <w:b/>
@@ -3373,17 +3626,19 @@
           <w:color w:val="000000" w:themeColor="text1"/>
           <w:u w:val="single"/>
         </w:rPr>
-        <w:t>Why is “Single Team should be possible to deliver customer value all on its own!” usually not the case?</w:t>
-      </w:r>
-      <w:r>
-        <w:rPr>
-          <w:b/>
-          <w:bCs/>
-          <w:color w:val="000000" w:themeColor="text1"/>
-          <w:u w:val="single"/>
-        </w:rPr>
-        <w:t>:</w:t>
-      </w:r>
+        <w:t xml:space="preserve">Why is “Single Team should be possible to deliver customer value all on its own!” usually not the </w:t>
+      </w:r>
+      <w:proofErr w:type="gramStart"/>
+      <w:r>
+        <w:rPr>
+          <w:b/>
+          <w:bCs/>
+          <w:color w:val="000000" w:themeColor="text1"/>
+          <w:u w:val="single"/>
+        </w:rPr>
+        <w:t>case?:</w:t>
+      </w:r>
+      <w:proofErr w:type="gramEnd"/>
       <w:r>
         <w:rPr>
           <w:b/>
@@ -3403,7 +3658,21 @@
         <w:rPr>
           <w:color w:val="000000" w:themeColor="text1"/>
         </w:rPr>
-        <w:t xml:space="preserve"> Too many skills needed for the team, software is too big and complex.</w:t>
+        <w:t xml:space="preserve"> Too many skills needed for the </w:t>
+      </w:r>
+      <w:proofErr w:type="gramStart"/>
+      <w:r>
+        <w:rPr>
+          <w:color w:val="000000" w:themeColor="text1"/>
+        </w:rPr>
+        <w:t>team,</w:t>
+      </w:r>
+      <w:proofErr w:type="gramEnd"/>
+      <w:r>
+        <w:rPr>
+          <w:color w:val="000000" w:themeColor="text1"/>
+        </w:rPr>
+        <w:t xml:space="preserve"> software is too big and complex.</w:t>
       </w:r>
     </w:p>
     <w:p>
@@ -3495,7 +3764,21 @@
         <w:rPr>
           <w:color w:val="000000" w:themeColor="text1"/>
         </w:rPr>
-        <w:t xml:space="preserve">, we don’t know how are they working from with inside. </w:t>
+        <w:t xml:space="preserve">, we don’t know how </w:t>
+      </w:r>
+      <w:proofErr w:type="gramStart"/>
+      <w:r>
+        <w:rPr>
+          <w:color w:val="000000" w:themeColor="text1"/>
+        </w:rPr>
+        <w:t>are they</w:t>
+      </w:r>
+      <w:proofErr w:type="gramEnd"/>
+      <w:r>
+        <w:rPr>
+          <w:color w:val="000000" w:themeColor="text1"/>
+        </w:rPr>
+        <w:t xml:space="preserve"> working from with inside. </w:t>
       </w:r>
     </w:p>
     <w:p>
@@ -3561,9 +3844,269 @@
           <w:szCs w:val="24"/>
           <w:u w:val="single"/>
         </w:rPr>
-        <w:t>Microservice Architecture</w:t>
-      </w:r>
-      <w:r>
+        <w:t>Microservice Architecture:</w:t>
+      </w:r>
+    </w:p>
+    <w:p>
+      <w:pPr>
+        <w:rPr>
+          <w:color w:val="000000" w:themeColor="text1"/>
+        </w:rPr>
+      </w:pPr>
+      <w:r>
+        <w:rPr>
+          <w:color w:val="000000" w:themeColor="text1"/>
+        </w:rPr>
+        <w:t xml:space="preserve">In microservices architecture each service works on its own independently and usually is deployed on a different machine or container and communicate over the network and has its own </w:t>
+      </w:r>
+      <w:proofErr w:type="gramStart"/>
+      <w:r>
+        <w:rPr>
+          <w:color w:val="000000" w:themeColor="text1"/>
+        </w:rPr>
+        <w:t>domain</w:t>
+      </w:r>
+      <w:proofErr w:type="gramEnd"/>
+      <w:r>
+        <w:rPr>
+          <w:color w:val="000000" w:themeColor="text1"/>
+        </w:rPr>
+        <w:t xml:space="preserve"> so it handles a specific task.</w:t>
+      </w:r>
+    </w:p>
+    <w:p>
+      <w:pPr>
+        <w:rPr>
+          <w:color w:val="000000" w:themeColor="text1"/>
+        </w:rPr>
+      </w:pPr>
+      <w:r>
+        <w:rPr>
+          <w:color w:val="000000" w:themeColor="text1"/>
+        </w:rPr>
+        <w:lastRenderedPageBreak/>
+        <w:t>In microservices, each service owns and controls its own database/data instead of sharing one big central database.</w:t>
+      </w:r>
+    </w:p>
+    <w:p>
+      <w:pPr>
+        <w:rPr>
+          <w:color w:val="000000" w:themeColor="text1"/>
+        </w:rPr>
+      </w:pPr>
+      <w:r>
+        <w:rPr>
+          <w:color w:val="000000" w:themeColor="text1"/>
+        </w:rPr>
+        <w:t>Each microservice runs on its own, can be updated or scaled without affecting others, and talks to other services through the network using APIs like REST.</w:t>
+      </w:r>
+    </w:p>
+    <w:p>
+      <w:pPr>
+        <w:rPr>
+          <w:color w:val="000000" w:themeColor="text1"/>
+        </w:rPr>
+      </w:pPr>
+    </w:p>
+    <w:p>
+      <w:pPr>
+        <w:rPr>
+          <w:color w:val="000000" w:themeColor="text1"/>
+        </w:rPr>
+      </w:pPr>
+      <w:r>
+        <w:rPr>
+          <w:color w:val="000000" w:themeColor="text1"/>
+        </w:rPr>
+        <w:t xml:space="preserve">Micorservices are usually used with CI / CD and containerization in an agile development workflow. </w:t>
+      </w:r>
+    </w:p>
+    <w:p>
+      <w:pPr>
+        <w:rPr>
+          <w:color w:val="000000" w:themeColor="text1"/>
+        </w:rPr>
+      </w:pPr>
+      <w:r>
+        <w:rPr>
+          <w:color w:val="000000" w:themeColor="text1"/>
+        </w:rPr>
+        <w:t>One team owns everything about one service:</w:t>
+      </w:r>
+      <w:r>
+        <w:rPr>
+          <w:color w:val="000000" w:themeColor="text1"/>
+        </w:rPr>
+        <w:t xml:space="preserve"> </w:t>
+      </w:r>
+      <w:r>
+        <w:rPr>
+          <w:color w:val="000000" w:themeColor="text1"/>
+        </w:rPr>
+        <w:t>development</w:t>
+      </w:r>
+      <w:r>
+        <w:rPr>
+          <w:color w:val="000000" w:themeColor="text1"/>
+        </w:rPr>
+        <w:t xml:space="preserve">, </w:t>
+      </w:r>
+      <w:r>
+        <w:rPr>
+          <w:color w:val="000000" w:themeColor="text1"/>
+        </w:rPr>
+        <w:t>testing</w:t>
+      </w:r>
+      <w:r>
+        <w:rPr>
+          <w:color w:val="000000" w:themeColor="text1"/>
+        </w:rPr>
+        <w:t xml:space="preserve">, </w:t>
+      </w:r>
+      <w:r>
+        <w:rPr>
+          <w:color w:val="000000" w:themeColor="text1"/>
+        </w:rPr>
+        <w:t>deployment</w:t>
+      </w:r>
+      <w:r>
+        <w:rPr>
+          <w:color w:val="000000" w:themeColor="text1"/>
+        </w:rPr>
+        <w:t xml:space="preserve">, </w:t>
+      </w:r>
+      <w:r>
+        <w:rPr>
+          <w:color w:val="000000" w:themeColor="text1"/>
+        </w:rPr>
+        <w:t>maintenance</w:t>
+      </w:r>
+    </w:p>
+    <w:p>
+      <w:pPr>
+        <w:rPr>
+          <w:color w:val="000000" w:themeColor="text1"/>
+        </w:rPr>
+      </w:pPr>
+      <w:r>
+        <w:rPr>
+          <w:color w:val="000000" w:themeColor="text1"/>
+        </w:rPr>
+        <w:t>Each service can use the best technology for its job.</w:t>
+      </w:r>
+      <w:r>
+        <w:t xml:space="preserve"> </w:t>
+      </w:r>
+      <w:r>
+        <w:rPr>
+          <w:color w:val="000000" w:themeColor="text1"/>
+        </w:rPr>
+        <w:t>“Polyglot” = using multiple programming languages and tools in one system</w:t>
+      </w:r>
+      <w:r>
+        <w:rPr>
+          <w:color w:val="000000" w:themeColor="text1"/>
+        </w:rPr>
+        <w:t>.</w:t>
+      </w:r>
+    </w:p>
+    <w:p>
+      <w:pPr>
+        <w:rPr>
+          <w:color w:val="000000" w:themeColor="text1"/>
+        </w:rPr>
+      </w:pPr>
+    </w:p>
+    <w:p>
+      <w:pPr>
+        <w:rPr>
+          <w:color w:val="000000" w:themeColor="text1"/>
+        </w:rPr>
+      </w:pPr>
+      <w:r>
+        <w:rPr>
+          <w:color w:val="000000" w:themeColor="text1"/>
+        </w:rPr>
+        <w:t>“In short, the microservice architectural style is an approach to developing a single application as a suite of small services, each running in its own process and communicating with lightweight mechanisms, often an HTTP resource API. These services are built around business capabilities and independently deployable by fully automated deployment machinery. There is a bare minimum of centralized management of these services, which may be written in different programming languages and use different data storage technologies”.</w:t>
+      </w:r>
+    </w:p>
+    <w:p>
+      <w:pPr>
+        <w:rPr>
+          <w:color w:val="000000" w:themeColor="text1"/>
+        </w:rPr>
+      </w:pPr>
+    </w:p>
+    <w:p>
+      <w:pPr>
+        <w:rPr>
+          <w:color w:val="000000" w:themeColor="text1"/>
+        </w:rPr>
+      </w:pPr>
+      <w:r>
+        <w:rPr>
+          <w:b/>
+          <w:bCs/>
+          <w:color w:val="000000" w:themeColor="text1"/>
+        </w:rPr>
+        <w:t xml:space="preserve">Pros: </w:t>
+      </w:r>
+      <w:r>
+        <w:rPr>
+          <w:color w:val="000000" w:themeColor="text1"/>
+        </w:rPr>
+        <w:t xml:space="preserve">low coupling since each service is independent. High flexibility we can change a service without breaking or risking the system. Scalable we can add more services. Enhanced reusability, an error in a service does not break the entire system. </w:t>
+      </w:r>
+    </w:p>
+    <w:p>
+      <w:pPr>
+        <w:rPr>
+          <w:color w:val="000000" w:themeColor="text1"/>
+        </w:rPr>
+      </w:pPr>
+      <w:r>
+        <w:rPr>
+          <w:b/>
+          <w:bCs/>
+          <w:color w:val="000000" w:themeColor="text1"/>
+        </w:rPr>
+        <w:t xml:space="preserve">Cons: </w:t>
+      </w:r>
+      <w:r>
+        <w:rPr>
+          <w:color w:val="000000" w:themeColor="text1"/>
+        </w:rPr>
+        <w:t xml:space="preserve">longer implementation time, large number of services to maintain, networking issues like latency and </w:t>
+      </w:r>
+      <w:proofErr w:type="gramStart"/>
+      <w:r>
+        <w:rPr>
+          <w:color w:val="000000" w:themeColor="text1"/>
+        </w:rPr>
+        <w:t>communication  overhead</w:t>
+      </w:r>
+      <w:proofErr w:type="gramEnd"/>
+      <w:r>
+        <w:rPr>
+          <w:color w:val="000000" w:themeColor="text1"/>
+        </w:rPr>
+        <w:t xml:space="preserve">, </w:t>
+      </w:r>
+      <w:r>
+        <w:rPr>
+          <w:color w:val="000000" w:themeColor="text1"/>
+        </w:rPr>
+        <w:t>Complex testing over a distributed environment</w:t>
+      </w:r>
+      <w:r>
+        <w:rPr>
+          <w:color w:val="000000" w:themeColor="text1"/>
+        </w:rPr>
+        <w:t>.</w:t>
+      </w:r>
+    </w:p>
+    <w:p>
+      <w:pPr>
         <w:rPr>
           <w:b/>
           <w:bCs/>
@@ -3572,250 +4115,7 @@
           <w:szCs w:val="24"/>
           <w:u w:val="single"/>
         </w:rPr>
-        <w:t>:</w:t>
-      </w:r>
-    </w:p>
-    <w:p>
-      <w:pPr>
-        <w:rPr>
-          <w:color w:val="000000" w:themeColor="text1"/>
-        </w:rPr>
-      </w:pPr>
-      <w:r>
-        <w:rPr>
-          <w:color w:val="000000" w:themeColor="text1"/>
-        </w:rPr>
-        <w:t>In microservices architecture each service works on its own independently and usually is deployed on a different machine or container and communicate over the network and has its own domain so it handles a specific task.</w:t>
-      </w:r>
-    </w:p>
-    <w:p>
-      <w:pPr>
-        <w:rPr>
-          <w:color w:val="000000" w:themeColor="text1"/>
-        </w:rPr>
-      </w:pPr>
-      <w:r>
-        <w:rPr>
-          <w:color w:val="000000" w:themeColor="text1"/>
-        </w:rPr>
-        <w:lastRenderedPageBreak/>
-        <w:t>In microservices, each service owns and controls its own database/data instead of sharing one big central database.</w:t>
-      </w:r>
-    </w:p>
-    <w:p>
-      <w:pPr>
-        <w:rPr>
-          <w:color w:val="000000" w:themeColor="text1"/>
-        </w:rPr>
-      </w:pPr>
-      <w:r>
-        <w:rPr>
-          <w:color w:val="000000" w:themeColor="text1"/>
-        </w:rPr>
-        <w:t>Each microservice runs on its own, can be updated or scaled without affecting others, and talks to other services through the network using APIs like REST.</w:t>
-      </w:r>
-    </w:p>
-    <w:p>
-      <w:pPr>
-        <w:rPr>
-          <w:color w:val="000000" w:themeColor="text1"/>
-        </w:rPr>
-      </w:pPr>
-    </w:p>
-    <w:p>
-      <w:pPr>
-        <w:rPr>
-          <w:color w:val="000000" w:themeColor="text1"/>
-        </w:rPr>
-      </w:pPr>
-      <w:r>
-        <w:rPr>
-          <w:color w:val="000000" w:themeColor="text1"/>
-        </w:rPr>
-        <w:t xml:space="preserve">Micorservices are usually used with CI / CD and containerization in an agile development workflow. </w:t>
-      </w:r>
-    </w:p>
-    <w:p>
-      <w:pPr>
-        <w:rPr>
-          <w:color w:val="000000" w:themeColor="text1"/>
-        </w:rPr>
-      </w:pPr>
-      <w:r>
-        <w:rPr>
-          <w:color w:val="000000" w:themeColor="text1"/>
-        </w:rPr>
-        <w:t>One team owns everything about one service:</w:t>
-      </w:r>
-      <w:r>
-        <w:rPr>
-          <w:color w:val="000000" w:themeColor="text1"/>
-        </w:rPr>
-        <w:t xml:space="preserve"> </w:t>
-      </w:r>
-      <w:r>
-        <w:rPr>
-          <w:color w:val="000000" w:themeColor="text1"/>
-        </w:rPr>
-        <w:t>development</w:t>
-      </w:r>
-      <w:r>
-        <w:rPr>
-          <w:color w:val="000000" w:themeColor="text1"/>
-        </w:rPr>
-        <w:t xml:space="preserve">, </w:t>
-      </w:r>
-      <w:r>
-        <w:rPr>
-          <w:color w:val="000000" w:themeColor="text1"/>
-        </w:rPr>
-        <w:t>testing</w:t>
-      </w:r>
-      <w:r>
-        <w:rPr>
-          <w:color w:val="000000" w:themeColor="text1"/>
-        </w:rPr>
-        <w:t xml:space="preserve">, </w:t>
-      </w:r>
-      <w:r>
-        <w:rPr>
-          <w:color w:val="000000" w:themeColor="text1"/>
-        </w:rPr>
-        <w:t>deployment</w:t>
-      </w:r>
-      <w:r>
-        <w:rPr>
-          <w:color w:val="000000" w:themeColor="text1"/>
-        </w:rPr>
-        <w:t xml:space="preserve">, </w:t>
-      </w:r>
-      <w:r>
-        <w:rPr>
-          <w:color w:val="000000" w:themeColor="text1"/>
-        </w:rPr>
-        <w:t>maintenance</w:t>
-      </w:r>
-    </w:p>
-    <w:p>
-      <w:pPr>
-        <w:rPr>
-          <w:color w:val="000000" w:themeColor="text1"/>
-        </w:rPr>
-      </w:pPr>
-      <w:r>
-        <w:rPr>
-          <w:color w:val="000000" w:themeColor="text1"/>
-        </w:rPr>
-        <w:t>Each service can use the best technology for its job.</w:t>
-      </w:r>
-      <w:r>
-        <w:t xml:space="preserve"> </w:t>
-      </w:r>
-      <w:r>
-        <w:rPr>
-          <w:color w:val="000000" w:themeColor="text1"/>
-        </w:rPr>
-        <w:t>“Polyglot” = using multiple programming languages and tools in one system</w:t>
-      </w:r>
-      <w:r>
-        <w:rPr>
-          <w:color w:val="000000" w:themeColor="text1"/>
-        </w:rPr>
-        <w:t>.</w:t>
-      </w:r>
-    </w:p>
-    <w:p>
-      <w:pPr>
-        <w:rPr>
-          <w:color w:val="000000" w:themeColor="text1"/>
-        </w:rPr>
-      </w:pPr>
-    </w:p>
-    <w:p>
-      <w:pPr>
-        <w:rPr>
-          <w:color w:val="000000" w:themeColor="text1"/>
-        </w:rPr>
-      </w:pPr>
-      <w:r>
-        <w:rPr>
-          <w:color w:val="000000" w:themeColor="text1"/>
-        </w:rPr>
-        <w:t>“In short, the microservice architectural style is an approach to developing a single application as a suite of small services, each running in its own process and communicating with lightweight mechanisms, often an HTTP resource API. These services are built around business capabilities and independently deployable by fully automated deployment machinery. There is a bare minimum of centralized management of these services, which may be written in different programming languages and use different data storage technologies”.</w:t>
-      </w:r>
-    </w:p>
-    <w:p>
-      <w:pPr>
-        <w:rPr>
-          <w:color w:val="000000" w:themeColor="text1"/>
-        </w:rPr>
-      </w:pPr>
-    </w:p>
-    <w:p>
-      <w:pPr>
-        <w:rPr>
-          <w:color w:val="000000" w:themeColor="text1"/>
-        </w:rPr>
-      </w:pPr>
-      <w:r>
-        <w:rPr>
-          <w:b/>
-          <w:bCs/>
-          <w:color w:val="000000" w:themeColor="text1"/>
-        </w:rPr>
-        <w:t xml:space="preserve">Pros: </w:t>
-      </w:r>
-      <w:r>
-        <w:rPr>
-          <w:color w:val="000000" w:themeColor="text1"/>
-        </w:rPr>
-        <w:t xml:space="preserve">low coupling since each service is independent. High flexibility we can change a service without breaking or risking the system. Scalable we can add more services. Enhanced reusability, an error in a service does not break the entire system. </w:t>
-      </w:r>
-    </w:p>
-    <w:p>
-      <w:pPr>
-        <w:rPr>
-          <w:color w:val="000000" w:themeColor="text1"/>
-        </w:rPr>
-      </w:pPr>
-      <w:r>
-        <w:rPr>
-          <w:b/>
-          <w:bCs/>
-          <w:color w:val="000000" w:themeColor="text1"/>
-        </w:rPr>
-        <w:t xml:space="preserve">Cons: </w:t>
-      </w:r>
-      <w:r>
-        <w:rPr>
-          <w:color w:val="000000" w:themeColor="text1"/>
-        </w:rPr>
-        <w:t xml:space="preserve">longer implementation time, large number of services to maintain, networking issues like latency and </w:t>
-      </w:r>
-      <w:r>
-        <w:rPr>
-          <w:color w:val="000000" w:themeColor="text1"/>
-        </w:rPr>
-        <w:t>communication</w:t>
-      </w:r>
-      <w:r>
-        <w:rPr>
-          <w:color w:val="000000" w:themeColor="text1"/>
-        </w:rPr>
-        <w:t xml:space="preserve">  overhead, </w:t>
-      </w:r>
-      <w:r>
-        <w:rPr>
-          <w:color w:val="000000" w:themeColor="text1"/>
-        </w:rPr>
-        <w:t>Complex testing over a distributed environment</w:t>
-      </w:r>
-      <w:r>
-        <w:rPr>
-          <w:color w:val="000000" w:themeColor="text1"/>
-        </w:rPr>
-        <w:t>.</w:t>
-      </w:r>
+      </w:pPr>
     </w:p>
     <w:p>
       <w:pPr>
@@ -3828,9 +4128,7 @@
           <w:u w:val="single"/>
         </w:rPr>
       </w:pPr>
-    </w:p>
-    <w:p>
-      <w:pPr>
+      <w:r>
         <w:rPr>
           <w:b/>
           <w:bCs/>
@@ -3839,8 +4137,256 @@
           <w:szCs w:val="24"/>
           <w:u w:val="single"/>
         </w:rPr>
-      </w:pPr>
-      <w:r>
+        <w:t>Microservice Trade-Offs:</w:t>
+      </w:r>
+    </w:p>
+    <w:p>
+      <w:pPr>
+        <w:rPr>
+          <w:color w:val="000000" w:themeColor="text1"/>
+        </w:rPr>
+      </w:pPr>
+      <w:r>
+        <w:rPr>
+          <w:b/>
+          <w:bCs/>
+          <w:color w:val="000000" w:themeColor="text1"/>
+        </w:rPr>
+        <w:t>Benefits:</w:t>
+      </w:r>
+      <w:r>
+        <w:rPr>
+          <w:b/>
+          <w:bCs/>
+          <w:color w:val="000000" w:themeColor="text1"/>
+        </w:rPr>
+        <w:t xml:space="preserve"> </w:t>
+      </w:r>
+    </w:p>
+    <w:p>
+      <w:pPr>
+        <w:ind w:left="720"/>
+        <w:rPr>
+          <w:color w:val="000000" w:themeColor="text1"/>
+        </w:rPr>
+      </w:pPr>
+      <w:r>
+        <w:rPr>
+          <w:color w:val="000000" w:themeColor="text1"/>
+        </w:rPr>
+        <w:t>Microservices force your system to be split into clear, separate parts (modules), and each part has a well-defined job.</w:t>
+      </w:r>
+    </w:p>
+    <w:p>
+      <w:pPr>
+        <w:ind w:left="720"/>
+        <w:rPr>
+          <w:color w:val="000000" w:themeColor="text1"/>
+        </w:rPr>
+      </w:pPr>
+      <w:r>
+        <w:rPr>
+          <w:b/>
+          <w:bCs/>
+          <w:color w:val="000000" w:themeColor="text1"/>
+        </w:rPr>
+        <w:t>Independent deployment:</w:t>
+      </w:r>
+      <w:r>
+        <w:rPr>
+          <w:color w:val="000000" w:themeColor="text1"/>
+        </w:rPr>
+        <w:t xml:space="preserve"> each module or service can be deployed independently making releases easier and erases the single point of failure issue</w:t>
+      </w:r>
+    </w:p>
+    <w:p>
+      <w:pPr>
+        <w:ind w:left="720"/>
+        <w:rPr>
+          <w:color w:val="000000" w:themeColor="text1"/>
+        </w:rPr>
+      </w:pPr>
+      <w:r>
+        <w:rPr>
+          <w:b/>
+          <w:bCs/>
+          <w:color w:val="000000" w:themeColor="text1"/>
+        </w:rPr>
+        <w:t>Technology flexibility:</w:t>
+      </w:r>
+      <w:r>
+        <w:rPr>
+          <w:color w:val="000000" w:themeColor="text1"/>
+        </w:rPr>
+        <w:t xml:space="preserve"> Different services can use different programming languages, frameworks, and databases depending on what fits best.</w:t>
+      </w:r>
+    </w:p>
+    <w:p>
+      <w:pPr>
+        <w:rPr>
+          <w:b/>
+          <w:bCs/>
+        </w:rPr>
+      </w:pPr>
+      <w:r>
+        <w:rPr>
+          <w:b/>
+          <w:bCs/>
+        </w:rPr>
+        <w:t>Downfalls:</w:t>
+      </w:r>
+    </w:p>
+    <w:p>
+      <w:pPr>
+        <w:ind w:left="720"/>
+      </w:pPr>
+      <w:r>
+        <w:rPr>
+          <w:b/>
+          <w:bCs/>
+        </w:rPr>
+        <w:t xml:space="preserve">Distribution: </w:t>
+      </w:r>
+      <w:r>
+        <w:t>Distributed systems are harder to program, since remote calls are slow and are always at risk of failure</w:t>
+      </w:r>
+    </w:p>
+    <w:p>
+      <w:pPr>
+        <w:ind w:left="720"/>
+        <w:rPr>
+          <w:color w:val="000000" w:themeColor="text1"/>
+        </w:rPr>
+      </w:pPr>
+      <w:r>
+        <w:rPr>
+          <w:b/>
+          <w:bCs/>
+          <w:color w:val="000000" w:themeColor="text1"/>
+        </w:rPr>
+        <w:t>Eventual Consistency:</w:t>
+      </w:r>
+      <w:r>
+        <w:rPr>
+          <w:color w:val="000000" w:themeColor="text1"/>
+        </w:rPr>
+        <w:t xml:space="preserve"> Maintaining strong consistency is extremely difficult for a distributed system, which means everyone </w:t>
+      </w:r>
+      <w:proofErr w:type="gramStart"/>
+      <w:r>
+        <w:rPr>
+          <w:color w:val="000000" w:themeColor="text1"/>
+        </w:rPr>
+        <w:t>has to</w:t>
+      </w:r>
+      <w:proofErr w:type="gramEnd"/>
+      <w:r>
+        <w:rPr>
+          <w:color w:val="000000" w:themeColor="text1"/>
+        </w:rPr>
+        <w:t xml:space="preserve"> manage eventual consistency.</w:t>
+      </w:r>
+    </w:p>
+    <w:p>
+      <w:pPr>
+        <w:ind w:left="720"/>
+        <w:rPr>
+          <w:color w:val="000000" w:themeColor="text1"/>
+        </w:rPr>
+      </w:pPr>
+      <w:r>
+        <w:rPr>
+          <w:color w:val="000000" w:themeColor="text1"/>
+        </w:rPr>
+        <w:t>You need a mature operations team to manage lots of services</w:t>
+      </w:r>
+      <w:r>
+        <w:rPr>
+          <w:color w:val="000000" w:themeColor="text1"/>
+        </w:rPr>
+        <w:t>.</w:t>
+      </w:r>
+    </w:p>
+    <w:p>
+      <w:pPr>
+        <w:rPr>
+          <w:b/>
+          <w:bCs/>
+          <w:color w:val="000000" w:themeColor="text1"/>
+          <w:u w:val="single"/>
+        </w:rPr>
+      </w:pPr>
+      <w:r>
+        <w:rPr>
+          <w:b/>
+          <w:bCs/>
+          <w:color w:val="000000" w:themeColor="text1"/>
+          <w:u w:val="single"/>
+        </w:rPr>
+        <w:lastRenderedPageBreak/>
+        <w:t>Regarding Conway’s law: Summarize how microservices affect the workflow within an organization</w:t>
+      </w:r>
+      <w:r>
+        <w:rPr>
+          <w:b/>
+          <w:bCs/>
+          <w:color w:val="000000" w:themeColor="text1"/>
+          <w:u w:val="single"/>
+        </w:rPr>
+        <w:t>:</w:t>
+      </w:r>
+    </w:p>
+    <w:p>
+      <w:pPr>
+        <w:rPr>
+          <w:color w:val="000000" w:themeColor="text1"/>
+        </w:rPr>
+      </w:pPr>
+      <w:r>
+        <w:rPr>
+          <w:color w:val="000000" w:themeColor="text1"/>
+        </w:rPr>
+        <w:t xml:space="preserve">Microservices usually make organizations split work into small, independent </w:t>
+      </w:r>
+      <w:proofErr w:type="spellStart"/>
+      <w:proofErr w:type="gramStart"/>
+      <w:r>
+        <w:rPr>
+          <w:color w:val="000000" w:themeColor="text1"/>
+        </w:rPr>
+        <w:t>teams.Each</w:t>
+      </w:r>
+      <w:proofErr w:type="spellEnd"/>
+      <w:proofErr w:type="gramEnd"/>
+      <w:r>
+        <w:rPr>
+          <w:color w:val="000000" w:themeColor="text1"/>
+        </w:rPr>
+        <w:t xml:space="preserve"> team owns a specific service and can build, test, and deploy it on its own.</w:t>
+      </w:r>
+      <w:r>
+        <w:rPr>
+          <w:color w:val="000000" w:themeColor="text1"/>
+        </w:rPr>
+        <w:t xml:space="preserve"> </w:t>
+      </w:r>
+      <w:proofErr w:type="gramStart"/>
+      <w:r>
+        <w:rPr>
+          <w:color w:val="000000" w:themeColor="text1"/>
+        </w:rPr>
+        <w:t>So</w:t>
+      </w:r>
+      <w:proofErr w:type="gramEnd"/>
+      <w:r>
+        <w:rPr>
+          <w:color w:val="000000" w:themeColor="text1"/>
+        </w:rPr>
+        <w:t xml:space="preserve"> the workflow becomes more parallel and less dependent on other teams, with each team focusing on one part of the system.</w:t>
+      </w:r>
+    </w:p>
+    <w:p>
+      <w:pPr>
         <w:rPr>
           <w:b/>
           <w:bCs/>
@@ -3849,9 +4395,10 @@
           <w:szCs w:val="24"/>
           <w:u w:val="single"/>
         </w:rPr>
-        <w:t>Microservice Trade-Offs</w:t>
-      </w:r>
-      <w:r>
+      </w:pPr>
+    </w:p>
+    <w:p>
+      <w:pPr>
         <w:rPr>
           <w:b/>
           <w:bCs/>
@@ -3860,232 +4407,8 @@
           <w:szCs w:val="24"/>
           <w:u w:val="single"/>
         </w:rPr>
-        <w:t>:</w:t>
-      </w:r>
-    </w:p>
-    <w:p>
-      <w:pPr>
-        <w:rPr>
-          <w:color w:val="000000" w:themeColor="text1"/>
-        </w:rPr>
-      </w:pPr>
-      <w:r>
-        <w:rPr>
-          <w:b/>
-          <w:bCs/>
-          <w:color w:val="000000" w:themeColor="text1"/>
-        </w:rPr>
-        <w:t>Benefits:</w:t>
-      </w:r>
-      <w:r>
-        <w:rPr>
-          <w:b/>
-          <w:bCs/>
-          <w:color w:val="000000" w:themeColor="text1"/>
-        </w:rPr>
-        <w:t xml:space="preserve"> </w:t>
-      </w:r>
-    </w:p>
-    <w:p>
-      <w:pPr>
-        <w:ind w:left="720"/>
-        <w:rPr>
-          <w:color w:val="000000" w:themeColor="text1"/>
-        </w:rPr>
-      </w:pPr>
-      <w:r>
-        <w:rPr>
-          <w:color w:val="000000" w:themeColor="text1"/>
-        </w:rPr>
-        <w:t>Microservices force your system to be split into clear, separate parts (modules), and each part has a well-defined job.</w:t>
-      </w:r>
-    </w:p>
-    <w:p>
-      <w:pPr>
-        <w:ind w:left="720"/>
-        <w:rPr>
-          <w:color w:val="000000" w:themeColor="text1"/>
-        </w:rPr>
-      </w:pPr>
-      <w:r>
-        <w:rPr>
-          <w:b/>
-          <w:bCs/>
-          <w:color w:val="000000" w:themeColor="text1"/>
-        </w:rPr>
-        <w:t>Independent deployment:</w:t>
-      </w:r>
-      <w:r>
-        <w:rPr>
-          <w:color w:val="000000" w:themeColor="text1"/>
-        </w:rPr>
-        <w:t xml:space="preserve"> each module or service can be deployed independently making releases easier and erases the single point of failure issue</w:t>
-      </w:r>
-    </w:p>
-    <w:p>
-      <w:pPr>
-        <w:ind w:left="720"/>
-        <w:rPr>
-          <w:color w:val="000000" w:themeColor="text1"/>
-        </w:rPr>
-      </w:pPr>
-      <w:r>
-        <w:rPr>
-          <w:b/>
-          <w:bCs/>
-          <w:color w:val="000000" w:themeColor="text1"/>
-        </w:rPr>
-        <w:t>Technology flexibility:</w:t>
-      </w:r>
-      <w:r>
-        <w:rPr>
-          <w:color w:val="000000" w:themeColor="text1"/>
-        </w:rPr>
-        <w:t xml:space="preserve"> Different services can use different programming languages, frameworks, and databases depending on what fits best.</w:t>
-      </w:r>
-    </w:p>
-    <w:p>
-      <w:pPr>
-        <w:rPr>
-          <w:b/>
-          <w:bCs/>
-        </w:rPr>
-      </w:pPr>
-      <w:r>
-        <w:rPr>
-          <w:b/>
-          <w:bCs/>
-        </w:rPr>
-        <w:t>Downfalls:</w:t>
-      </w:r>
-    </w:p>
-    <w:p>
-      <w:pPr>
-        <w:ind w:left="720"/>
-      </w:pPr>
-      <w:r>
-        <w:rPr>
-          <w:b/>
-          <w:bCs/>
-        </w:rPr>
-        <w:t xml:space="preserve">Distribution: </w:t>
-      </w:r>
-      <w:r>
-        <w:t>Distributed systems are harder to program, since remote calls are slow and are always at risk of failure</w:t>
-      </w:r>
-    </w:p>
-    <w:p>
-      <w:pPr>
-        <w:ind w:left="720"/>
-        <w:rPr>
-          <w:color w:val="000000" w:themeColor="text1"/>
-        </w:rPr>
-      </w:pPr>
-      <w:r>
-        <w:rPr>
-          <w:b/>
-          <w:bCs/>
-          <w:color w:val="000000" w:themeColor="text1"/>
-        </w:rPr>
-        <w:t>Eventual Consistency:</w:t>
-      </w:r>
-      <w:r>
-        <w:rPr>
-          <w:color w:val="000000" w:themeColor="text1"/>
-        </w:rPr>
-        <w:t xml:space="preserve"> Maintaining strong consistency is extremely difficult for a distributed system, which means everyone has to manage eventual consistency.</w:t>
-      </w:r>
-    </w:p>
-    <w:p>
-      <w:pPr>
-        <w:ind w:left="720"/>
-        <w:rPr>
-          <w:color w:val="000000" w:themeColor="text1"/>
-        </w:rPr>
-      </w:pPr>
-      <w:r>
-        <w:rPr>
-          <w:color w:val="000000" w:themeColor="text1"/>
-        </w:rPr>
-        <w:t>You need a mature operations team to manage lots of services</w:t>
-      </w:r>
-      <w:r>
-        <w:rPr>
-          <w:color w:val="000000" w:themeColor="text1"/>
-        </w:rPr>
-        <w:t>.</w:t>
-      </w:r>
-    </w:p>
-    <w:p>
-      <w:pPr>
-        <w:rPr>
-          <w:b/>
-          <w:bCs/>
-          <w:color w:val="000000" w:themeColor="text1"/>
-          <w:u w:val="single"/>
-        </w:rPr>
-      </w:pPr>
-      <w:r>
-        <w:rPr>
-          <w:b/>
-          <w:bCs/>
-          <w:color w:val="000000" w:themeColor="text1"/>
-          <w:u w:val="single"/>
-        </w:rPr>
-        <w:lastRenderedPageBreak/>
-        <w:t>Regarding Conway’s law: Summarize how microservices affect the workflow within an organization</w:t>
-      </w:r>
-      <w:r>
-        <w:rPr>
-          <w:b/>
-          <w:bCs/>
-          <w:color w:val="000000" w:themeColor="text1"/>
-          <w:u w:val="single"/>
-        </w:rPr>
-        <w:t>:</w:t>
-      </w:r>
-    </w:p>
-    <w:p>
-      <w:pPr>
-        <w:rPr>
-          <w:color w:val="000000" w:themeColor="text1"/>
-        </w:rPr>
-      </w:pPr>
-      <w:r>
-        <w:rPr>
-          <w:color w:val="000000" w:themeColor="text1"/>
-        </w:rPr>
-        <w:t xml:space="preserve">Microservices usually make organizations split work into small, independent </w:t>
-      </w:r>
-      <w:proofErr w:type="spellStart"/>
-      <w:r>
-        <w:rPr>
-          <w:color w:val="000000" w:themeColor="text1"/>
-        </w:rPr>
-        <w:t>teams.Each</w:t>
-      </w:r>
-      <w:proofErr w:type="spellEnd"/>
-      <w:r>
-        <w:rPr>
-          <w:color w:val="000000" w:themeColor="text1"/>
-        </w:rPr>
-        <w:t xml:space="preserve"> team owns a specific service and can build, test, and deploy it on its own.</w:t>
-      </w:r>
-      <w:r>
-        <w:rPr>
-          <w:color w:val="000000" w:themeColor="text1"/>
-        </w:rPr>
-        <w:t xml:space="preserve"> </w:t>
-      </w:r>
-      <w:r>
-        <w:rPr>
-          <w:color w:val="000000" w:themeColor="text1"/>
-        </w:rPr>
-        <w:t>So the workflow becomes more parallel and less dependent on other teams, with each team focusing on one part of the system.</w:t>
-      </w:r>
-    </w:p>
-    <w:p>
-      <w:pPr>
+      </w:pPr>
+      <w:r>
         <w:rPr>
           <w:b/>
           <w:bCs/>
@@ -4094,6 +4417,404 @@
           <w:szCs w:val="24"/>
           <w:u w:val="single"/>
         </w:rPr>
+        <w:t>NIST Definition of Cloud Computing:</w:t>
+      </w:r>
+    </w:p>
+    <w:p>
+      <w:pPr>
+        <w:rPr>
+          <w:color w:val="000000" w:themeColor="text1"/>
+        </w:rPr>
+      </w:pPr>
+      <w:r>
+        <w:rPr>
+          <w:color w:val="000000" w:themeColor="text1"/>
+        </w:rPr>
+        <w:t>Some characteristics:</w:t>
+      </w:r>
+    </w:p>
+    <w:p>
+      <w:pPr>
+        <w:rPr>
+          <w:color w:val="000000" w:themeColor="text1"/>
+        </w:rPr>
+      </w:pPr>
+      <w:r>
+        <w:rPr>
+          <w:color w:val="000000" w:themeColor="text1"/>
+        </w:rPr>
+        <w:t>On-demand self-service</w:t>
+      </w:r>
+      <w:r>
+        <w:rPr>
+          <w:color w:val="000000" w:themeColor="text1"/>
+        </w:rPr>
+        <w:t>; means that users can add or remove resources without the approval or contact with humans.</w:t>
+      </w:r>
+    </w:p>
+    <w:p>
+      <w:pPr>
+        <w:rPr>
+          <w:color w:val="000000" w:themeColor="text1"/>
+        </w:rPr>
+      </w:pPr>
+      <w:r>
+        <w:rPr>
+          <w:color w:val="000000" w:themeColor="text1"/>
+        </w:rPr>
+        <w:t>Broad Network access; means that these cloud services are available on the internet and can be accessed from anywhere (laptop, mobile, pc).</w:t>
+      </w:r>
+    </w:p>
+    <w:p>
+      <w:pPr>
+        <w:rPr>
+          <w:color w:val="000000" w:themeColor="text1"/>
+        </w:rPr>
+      </w:pPr>
+      <w:r>
+        <w:rPr>
+          <w:color w:val="000000" w:themeColor="text1"/>
+        </w:rPr>
+        <w:t xml:space="preserve">Resource pooling; means that the cloud provider shares those resources (computing power) with many users. </w:t>
+      </w:r>
+    </w:p>
+    <w:p>
+      <w:pPr>
+        <w:rPr>
+          <w:color w:val="000000" w:themeColor="text1"/>
+        </w:rPr>
+      </w:pPr>
+      <w:r>
+        <w:rPr>
+          <w:color w:val="000000" w:themeColor="text1"/>
+        </w:rPr>
+        <w:t>Rapid elasticity: Resources can be quickly increased or decreased depending on demand.</w:t>
+      </w:r>
+    </w:p>
+    <w:p>
+      <w:pPr>
+        <w:rPr>
+          <w:color w:val="000000" w:themeColor="text1"/>
+        </w:rPr>
+      </w:pPr>
+      <w:r>
+        <w:rPr>
+          <w:color w:val="000000" w:themeColor="text1"/>
+        </w:rPr>
+        <w:t>Measured service: Cloud usage is tracked and billed based on how much you use</w:t>
+      </w:r>
+      <w:r>
+        <w:rPr>
+          <w:color w:val="000000" w:themeColor="text1"/>
+        </w:rPr>
+        <w:t>.</w:t>
+      </w:r>
+    </w:p>
+    <w:p>
+      <w:pPr>
+        <w:rPr>
+          <w:color w:val="000000" w:themeColor="text1"/>
+        </w:rPr>
+      </w:pPr>
+    </w:p>
+    <w:p>
+      <w:pPr>
+        <w:rPr>
+          <w:color w:val="000000" w:themeColor="text1"/>
+        </w:rPr>
+      </w:pPr>
+      <w:r>
+        <w:rPr>
+          <w:b/>
+          <w:bCs/>
+          <w:color w:val="000000" w:themeColor="text1"/>
+        </w:rPr>
+        <w:t>Service models</w:t>
+      </w:r>
+      <w:r>
+        <w:rPr>
+          <w:b/>
+          <w:bCs/>
+          <w:color w:val="000000" w:themeColor="text1"/>
+        </w:rPr>
+        <w:t>:</w:t>
+      </w:r>
+      <w:r>
+        <w:rPr>
+          <w:b/>
+          <w:bCs/>
+          <w:color w:val="000000" w:themeColor="text1"/>
+        </w:rPr>
+        <w:t xml:space="preserve"> </w:t>
+      </w:r>
+      <w:r>
+        <w:rPr>
+          <w:color w:val="000000" w:themeColor="text1"/>
+        </w:rPr>
+        <w:t>Software-as-a-Service (SaaS)</w:t>
+      </w:r>
+      <w:r>
+        <w:rPr>
+          <w:color w:val="000000" w:themeColor="text1"/>
+        </w:rPr>
+        <w:t>,</w:t>
+      </w:r>
+      <w:r>
+        <w:rPr>
+          <w:color w:val="000000" w:themeColor="text1"/>
+        </w:rPr>
+        <w:t xml:space="preserve"> Platform-as-a-Service (PaaS)</w:t>
+      </w:r>
+      <w:r>
+        <w:rPr>
+          <w:color w:val="000000" w:themeColor="text1"/>
+        </w:rPr>
+        <w:t>,</w:t>
+      </w:r>
+      <w:r>
+        <w:rPr>
+          <w:color w:val="000000" w:themeColor="text1"/>
+        </w:rPr>
+        <w:t xml:space="preserve"> Infrastructure-as-a-Service (IaaS)</w:t>
+      </w:r>
+      <w:r>
+        <w:rPr>
+          <w:color w:val="000000" w:themeColor="text1"/>
+        </w:rPr>
+        <w:t>.</w:t>
+      </w:r>
+    </w:p>
+    <w:p>
+      <w:pPr>
+        <w:rPr>
+          <w:color w:val="000000" w:themeColor="text1"/>
+        </w:rPr>
+      </w:pPr>
+    </w:p>
+    <w:p>
+      <w:pPr>
+        <w:rPr>
+          <w:color w:val="000000" w:themeColor="text1"/>
+        </w:rPr>
+      </w:pPr>
+      <w:r>
+        <w:rPr>
+          <w:b/>
+          <w:bCs/>
+          <w:color w:val="000000" w:themeColor="text1"/>
+        </w:rPr>
+        <w:t>Deployment Models:</w:t>
+      </w:r>
+      <w:r>
+        <w:rPr>
+          <w:color w:val="000000" w:themeColor="text1"/>
+        </w:rPr>
+        <w:t xml:space="preserve"> Private cloud Community cloud </w:t>
+      </w:r>
+      <w:proofErr w:type="gramStart"/>
+      <w:r>
+        <w:rPr>
+          <w:color w:val="000000" w:themeColor="text1"/>
+        </w:rPr>
+        <w:t>Public</w:t>
+      </w:r>
+      <w:proofErr w:type="gramEnd"/>
+      <w:r>
+        <w:rPr>
+          <w:color w:val="000000" w:themeColor="text1"/>
+        </w:rPr>
+        <w:t xml:space="preserve"> cloud Hybrid cloud</w:t>
+      </w:r>
+      <w:r>
+        <w:rPr>
+          <w:color w:val="000000" w:themeColor="text1"/>
+        </w:rPr>
+        <w:t>.</w:t>
+      </w:r>
+    </w:p>
+    <w:p>
+      <w:pPr>
+        <w:rPr>
+          <w:color w:val="000000" w:themeColor="text1"/>
+        </w:rPr>
+      </w:pPr>
+    </w:p>
+    <w:p>
+      <w:pPr>
+        <w:rPr>
+          <w:color w:val="000000" w:themeColor="text1"/>
+        </w:rPr>
+      </w:pPr>
+      <w:r>
+        <w:rPr>
+          <w:color w:val="000000" w:themeColor="text1"/>
+        </w:rPr>
+        <w:t xml:space="preserve">SAAS: includes the hosted application, configurations tools and database for it, operating </w:t>
+      </w:r>
+      <w:proofErr w:type="gramStart"/>
+      <w:r>
+        <w:rPr>
+          <w:color w:val="000000" w:themeColor="text1"/>
+        </w:rPr>
+        <w:t>systems,  servers</w:t>
+      </w:r>
+      <w:proofErr w:type="gramEnd"/>
+      <w:r>
+        <w:rPr>
+          <w:color w:val="000000" w:themeColor="text1"/>
+        </w:rPr>
+        <w:t xml:space="preserve"> and </w:t>
+      </w:r>
+      <w:proofErr w:type="spellStart"/>
+      <w:r>
+        <w:rPr>
+          <w:color w:val="000000" w:themeColor="text1"/>
+        </w:rPr>
+        <w:t>cpus</w:t>
+      </w:r>
+      <w:proofErr w:type="spellEnd"/>
+      <w:r>
+        <w:rPr>
+          <w:color w:val="000000" w:themeColor="text1"/>
+        </w:rPr>
+        <w:t xml:space="preserve">, networking and firewalls, Data </w:t>
+      </w:r>
+      <w:proofErr w:type="spellStart"/>
+      <w:r>
+        <w:rPr>
+          <w:color w:val="000000" w:themeColor="text1"/>
+        </w:rPr>
+        <w:t>centers</w:t>
+      </w:r>
+      <w:proofErr w:type="spellEnd"/>
+      <w:r>
+        <w:rPr>
+          <w:color w:val="000000" w:themeColor="text1"/>
+        </w:rPr>
+        <w:t>.</w:t>
+      </w:r>
+    </w:p>
+    <w:p>
+      <w:pPr>
+        <w:rPr>
+          <w:color w:val="000000" w:themeColor="text1"/>
+        </w:rPr>
+      </w:pPr>
+      <w:r>
+        <w:rPr>
+          <w:color w:val="000000" w:themeColor="text1"/>
+        </w:rPr>
+        <w:t xml:space="preserve">PaaS; includes the operating system, server and storage, the networking and firewalls, and data </w:t>
+      </w:r>
+      <w:proofErr w:type="spellStart"/>
+      <w:r>
+        <w:rPr>
+          <w:color w:val="000000" w:themeColor="text1"/>
+        </w:rPr>
+        <w:t>centers</w:t>
+      </w:r>
+      <w:proofErr w:type="spellEnd"/>
+      <w:r>
+        <w:rPr>
+          <w:color w:val="000000" w:themeColor="text1"/>
+        </w:rPr>
+        <w:t>.</w:t>
+      </w:r>
+    </w:p>
+    <w:p>
+      <w:pPr>
+        <w:rPr>
+          <w:color w:val="000000" w:themeColor="text1"/>
+        </w:rPr>
+      </w:pPr>
+      <w:r>
+        <w:rPr>
+          <w:color w:val="000000" w:themeColor="text1"/>
+        </w:rPr>
+        <w:t>IaaS: includes the servers and storage, network and firewalls, and data centres.</w:t>
+      </w:r>
+    </w:p>
+    <w:p>
+      <w:pPr>
+        <w:rPr>
+          <w:color w:val="000000" w:themeColor="text1"/>
+        </w:rPr>
+      </w:pPr>
+    </w:p>
+    <w:p>
+      <w:pPr>
+        <w:rPr>
+          <w:color w:val="000000" w:themeColor="text1"/>
+        </w:rPr>
+      </w:pPr>
+      <w:r>
+        <w:rPr>
+          <w:b/>
+          <w:bCs/>
+          <w:color w:val="000000" w:themeColor="text1"/>
+        </w:rPr>
+        <w:t>Service Level Objective (SLO);</w:t>
+      </w:r>
+      <w:r>
+        <w:rPr>
+          <w:color w:val="000000" w:themeColor="text1"/>
+        </w:rPr>
+        <w:t xml:space="preserve"> is the performance efficiency that is needed for a service to be considered efficient for example a request should be processed within 2 seconds.</w:t>
+      </w:r>
+    </w:p>
+    <w:p>
+      <w:pPr>
+        <w:rPr>
+          <w:color w:val="000000" w:themeColor="text1"/>
+        </w:rPr>
+      </w:pPr>
+      <w:r>
+        <w:rPr>
+          <w:b/>
+          <w:bCs/>
+          <w:color w:val="000000" w:themeColor="text1"/>
+        </w:rPr>
+        <w:t>Resource Demand:</w:t>
+      </w:r>
+      <w:r>
+        <w:rPr>
+          <w:color w:val="000000" w:themeColor="text1"/>
+        </w:rPr>
+        <w:t xml:space="preserve"> Minimal </w:t>
+      </w:r>
+      <w:proofErr w:type="gramStart"/>
+      <w:r>
+        <w:rPr>
+          <w:color w:val="000000" w:themeColor="text1"/>
+        </w:rPr>
+        <w:t>amount</w:t>
+      </w:r>
+      <w:proofErr w:type="gramEnd"/>
+      <w:r>
+        <w:rPr>
+          <w:color w:val="000000" w:themeColor="text1"/>
+        </w:rPr>
+        <w:t xml:space="preserve"> of resources required to ensure SLOs</w:t>
+      </w:r>
+    </w:p>
+    <w:p>
+      <w:pPr>
+        <w:rPr>
+          <w:color w:val="000000" w:themeColor="text1"/>
+        </w:rPr>
+      </w:pPr>
+      <w:r>
+        <w:rPr>
+          <w:color w:val="000000" w:themeColor="text1"/>
+        </w:rPr>
+        <w:t>The overprovision is the resources that are active but idle which means we pay for it but its not being used. One of the pros in terms of elasticity is that with cloud computing these resources can be automatically let go.</w:t>
+      </w:r>
+    </w:p>
+    <w:p>
+      <w:pPr>
+        <w:rPr>
+          <w:color w:val="000000" w:themeColor="text1"/>
+        </w:rPr>
       </w:pPr>
     </w:p>
     <w:p>
@@ -4116,456 +4837,8 @@
           <w:szCs w:val="24"/>
           <w:u w:val="single"/>
         </w:rPr>
-        <w:t>NIST Definition of Cloud Computing</w:t>
-      </w:r>
-      <w:r>
-        <w:rPr>
-          <w:b/>
-          <w:bCs/>
-          <w:color w:val="000000" w:themeColor="text1"/>
-          <w:sz w:val="24"/>
-          <w:szCs w:val="24"/>
-          <w:u w:val="single"/>
-        </w:rPr>
-        <w:t>:</w:t>
-      </w:r>
-    </w:p>
-    <w:p>
-      <w:pPr>
-        <w:rPr>
-          <w:color w:val="000000" w:themeColor="text1"/>
-        </w:rPr>
-      </w:pPr>
-      <w:r>
-        <w:rPr>
-          <w:color w:val="000000" w:themeColor="text1"/>
-        </w:rPr>
-        <w:t>Some characteristics:</w:t>
-      </w:r>
-    </w:p>
-    <w:p>
-      <w:pPr>
-        <w:rPr>
-          <w:color w:val="000000" w:themeColor="text1"/>
-        </w:rPr>
-      </w:pPr>
-      <w:r>
-        <w:rPr>
-          <w:color w:val="000000" w:themeColor="text1"/>
-        </w:rPr>
-        <w:t>On-demand self-service</w:t>
-      </w:r>
-      <w:r>
-        <w:rPr>
-          <w:color w:val="000000" w:themeColor="text1"/>
-        </w:rPr>
-        <w:t>; means that users can add or remove resources without the approval or contact with humans.</w:t>
-      </w:r>
-    </w:p>
-    <w:p>
-      <w:pPr>
-        <w:rPr>
-          <w:color w:val="000000" w:themeColor="text1"/>
-        </w:rPr>
-      </w:pPr>
-      <w:r>
-        <w:rPr>
-          <w:color w:val="000000" w:themeColor="text1"/>
-        </w:rPr>
-        <w:t>Broad Network access; means that these cloud services are available on the internet and can be accessed from anywhere (laptop, mobile, pc).</w:t>
-      </w:r>
-    </w:p>
-    <w:p>
-      <w:pPr>
-        <w:rPr>
-          <w:color w:val="000000" w:themeColor="text1"/>
-        </w:rPr>
-      </w:pPr>
-      <w:r>
-        <w:rPr>
-          <w:color w:val="000000" w:themeColor="text1"/>
-        </w:rPr>
-        <w:t xml:space="preserve">Resource pooling; means that the cloud provider shares those resources (computing power) with many users. </w:t>
-      </w:r>
-    </w:p>
-    <w:p>
-      <w:pPr>
-        <w:rPr>
-          <w:color w:val="000000" w:themeColor="text1"/>
-        </w:rPr>
-      </w:pPr>
-      <w:r>
-        <w:rPr>
-          <w:color w:val="000000" w:themeColor="text1"/>
-        </w:rPr>
-        <w:t>Rapid elasti</w:t>
-      </w:r>
-      <w:r>
-        <w:rPr>
-          <w:color w:val="000000" w:themeColor="text1"/>
-        </w:rPr>
-        <w:t xml:space="preserve">city: </w:t>
-      </w:r>
-      <w:r>
-        <w:rPr>
-          <w:color w:val="000000" w:themeColor="text1"/>
-        </w:rPr>
-        <w:t>Resources can be quickly increased or decreased depending on demand.</w:t>
-      </w:r>
-    </w:p>
-    <w:p>
-      <w:pPr>
-        <w:rPr>
-          <w:color w:val="000000" w:themeColor="text1"/>
-        </w:rPr>
-      </w:pPr>
-      <w:r>
-        <w:rPr>
-          <w:color w:val="000000" w:themeColor="text1"/>
-        </w:rPr>
-        <w:t>Measured service</w:t>
-      </w:r>
-      <w:r>
-        <w:rPr>
-          <w:color w:val="000000" w:themeColor="text1"/>
-        </w:rPr>
-        <w:t xml:space="preserve">: </w:t>
-      </w:r>
-      <w:r>
-        <w:rPr>
-          <w:color w:val="000000" w:themeColor="text1"/>
-        </w:rPr>
-        <w:t>Cloud usage is tracked and billed based on how much you use</w:t>
-      </w:r>
-      <w:r>
-        <w:rPr>
-          <w:color w:val="000000" w:themeColor="text1"/>
-        </w:rPr>
-        <w:t>.</w:t>
-      </w:r>
-    </w:p>
-    <w:p>
-      <w:pPr>
-        <w:rPr>
-          <w:color w:val="000000" w:themeColor="text1"/>
-        </w:rPr>
-      </w:pPr>
-    </w:p>
-    <w:p>
-      <w:pPr>
-        <w:rPr>
-          <w:color w:val="000000" w:themeColor="text1"/>
-        </w:rPr>
-      </w:pPr>
-      <w:r>
-        <w:rPr>
-          <w:b/>
-          <w:bCs/>
-          <w:color w:val="000000" w:themeColor="text1"/>
-        </w:rPr>
-        <w:t>Service models</w:t>
-      </w:r>
-      <w:r>
-        <w:rPr>
-          <w:b/>
-          <w:bCs/>
-          <w:color w:val="000000" w:themeColor="text1"/>
-        </w:rPr>
-        <w:t>:</w:t>
-      </w:r>
-      <w:r>
-        <w:rPr>
-          <w:b/>
-          <w:bCs/>
-          <w:color w:val="000000" w:themeColor="text1"/>
-        </w:rPr>
-        <w:t xml:space="preserve"> </w:t>
-      </w:r>
-      <w:r>
-        <w:rPr>
-          <w:color w:val="000000" w:themeColor="text1"/>
-        </w:rPr>
-        <w:t>Software-as-a-Service (SaaS)</w:t>
-      </w:r>
-      <w:r>
-        <w:rPr>
-          <w:color w:val="000000" w:themeColor="text1"/>
-        </w:rPr>
-        <w:t>,</w:t>
-      </w:r>
-      <w:r>
-        <w:rPr>
-          <w:color w:val="000000" w:themeColor="text1"/>
-        </w:rPr>
-        <w:t xml:space="preserve"> Platform-as-a-Service (PaaS)</w:t>
-      </w:r>
-      <w:r>
-        <w:rPr>
-          <w:color w:val="000000" w:themeColor="text1"/>
-        </w:rPr>
-        <w:t>,</w:t>
-      </w:r>
-      <w:r>
-        <w:rPr>
-          <w:color w:val="000000" w:themeColor="text1"/>
-        </w:rPr>
-        <w:t xml:space="preserve"> Infrastructure-as-a-Service (IaaS)</w:t>
-      </w:r>
-      <w:r>
-        <w:rPr>
-          <w:color w:val="000000" w:themeColor="text1"/>
-        </w:rPr>
-        <w:t>.</w:t>
-      </w:r>
-    </w:p>
-    <w:p>
-      <w:pPr>
-        <w:rPr>
-          <w:color w:val="000000" w:themeColor="text1"/>
-        </w:rPr>
-      </w:pPr>
-    </w:p>
-    <w:p>
-      <w:pPr>
-        <w:rPr>
-          <w:color w:val="000000" w:themeColor="text1"/>
-        </w:rPr>
-      </w:pPr>
-      <w:r>
-        <w:rPr>
-          <w:b/>
-          <w:bCs/>
-          <w:color w:val="000000" w:themeColor="text1"/>
-        </w:rPr>
-        <w:t>Deployment Model</w:t>
-      </w:r>
-      <w:r>
-        <w:rPr>
-          <w:b/>
-          <w:bCs/>
-          <w:color w:val="000000" w:themeColor="text1"/>
-        </w:rPr>
-        <w:t>s:</w:t>
-      </w:r>
-      <w:r>
-        <w:rPr>
-          <w:color w:val="000000" w:themeColor="text1"/>
-        </w:rPr>
-        <w:t xml:space="preserve"> Private cloud Community cloud Public cloud Hybrid cloud</w:t>
-      </w:r>
-      <w:r>
-        <w:rPr>
-          <w:color w:val="000000" w:themeColor="text1"/>
-        </w:rPr>
-        <w:t>.</w:t>
-      </w:r>
-    </w:p>
-    <w:p>
-      <w:pPr>
-        <w:rPr>
-          <w:color w:val="000000" w:themeColor="text1"/>
-        </w:rPr>
-      </w:pPr>
-    </w:p>
-    <w:p>
-      <w:pPr>
-        <w:rPr>
-          <w:color w:val="000000" w:themeColor="text1"/>
-        </w:rPr>
-      </w:pPr>
-      <w:r>
-        <w:rPr>
-          <w:color w:val="000000" w:themeColor="text1"/>
-        </w:rPr>
-        <w:t xml:space="preserve">SAAS: includes the hosted application, configurations tools and database for it, operating systems,  servers and </w:t>
-      </w:r>
-      <w:proofErr w:type="spellStart"/>
-      <w:r>
-        <w:rPr>
-          <w:color w:val="000000" w:themeColor="text1"/>
-        </w:rPr>
-        <w:t>cpus</w:t>
-      </w:r>
-      <w:proofErr w:type="spellEnd"/>
-      <w:r>
-        <w:rPr>
-          <w:color w:val="000000" w:themeColor="text1"/>
-        </w:rPr>
-        <w:t xml:space="preserve">, networking and firewalls, Data </w:t>
-      </w:r>
-      <w:proofErr w:type="spellStart"/>
-      <w:r>
-        <w:rPr>
-          <w:color w:val="000000" w:themeColor="text1"/>
-        </w:rPr>
-        <w:t>centers</w:t>
-      </w:r>
-      <w:proofErr w:type="spellEnd"/>
-      <w:r>
-        <w:rPr>
-          <w:color w:val="000000" w:themeColor="text1"/>
-        </w:rPr>
-        <w:t>.</w:t>
-      </w:r>
-    </w:p>
-    <w:p>
-      <w:pPr>
-        <w:rPr>
-          <w:color w:val="000000" w:themeColor="text1"/>
-        </w:rPr>
-      </w:pPr>
-      <w:r>
-        <w:rPr>
-          <w:color w:val="000000" w:themeColor="text1"/>
-        </w:rPr>
-        <w:t xml:space="preserve">PaaS; includes the operating system, server and storage, the networking and firewalls, and data </w:t>
-      </w:r>
-      <w:proofErr w:type="spellStart"/>
-      <w:r>
-        <w:rPr>
-          <w:color w:val="000000" w:themeColor="text1"/>
-        </w:rPr>
-        <w:t>centers</w:t>
-      </w:r>
-      <w:proofErr w:type="spellEnd"/>
-      <w:r>
-        <w:rPr>
-          <w:color w:val="000000" w:themeColor="text1"/>
-        </w:rPr>
-        <w:t>.</w:t>
-      </w:r>
-    </w:p>
-    <w:p>
-      <w:pPr>
-        <w:rPr>
-          <w:color w:val="000000" w:themeColor="text1"/>
-        </w:rPr>
-      </w:pPr>
-      <w:r>
-        <w:rPr>
-          <w:color w:val="000000" w:themeColor="text1"/>
-        </w:rPr>
-        <w:t>IaaS: includes the servers and storage, network and firewalls, and data centres.</w:t>
-      </w:r>
-    </w:p>
-    <w:p>
-      <w:pPr>
-        <w:rPr>
-          <w:color w:val="000000" w:themeColor="text1"/>
-        </w:rPr>
-      </w:pPr>
-    </w:p>
-    <w:p>
-      <w:pPr>
-        <w:rPr>
-          <w:color w:val="000000" w:themeColor="text1"/>
-        </w:rPr>
-      </w:pPr>
-      <w:r>
-        <w:rPr>
-          <w:b/>
-          <w:bCs/>
-          <w:color w:val="000000" w:themeColor="text1"/>
-        </w:rPr>
-        <w:t>Service Level Objective (SLO)</w:t>
-      </w:r>
-      <w:r>
-        <w:rPr>
-          <w:b/>
-          <w:bCs/>
-          <w:color w:val="000000" w:themeColor="text1"/>
-        </w:rPr>
-        <w:t>;</w:t>
-      </w:r>
-      <w:r>
-        <w:rPr>
-          <w:color w:val="000000" w:themeColor="text1"/>
-        </w:rPr>
-        <w:t xml:space="preserve"> is the performance efficiency that is needed for a service to be considered efficient for example a request should be processed within 2 seconds.</w:t>
-      </w:r>
-    </w:p>
-    <w:p>
-      <w:pPr>
-        <w:rPr>
-          <w:color w:val="000000" w:themeColor="text1"/>
-        </w:rPr>
-      </w:pPr>
-      <w:r>
-        <w:rPr>
-          <w:b/>
-          <w:bCs/>
-          <w:color w:val="000000" w:themeColor="text1"/>
-        </w:rPr>
-        <w:t>Resource Demand</w:t>
-      </w:r>
-      <w:r>
-        <w:rPr>
-          <w:b/>
-          <w:bCs/>
-          <w:color w:val="000000" w:themeColor="text1"/>
-        </w:rPr>
-        <w:t>:</w:t>
-      </w:r>
-      <w:r>
-        <w:rPr>
-          <w:color w:val="000000" w:themeColor="text1"/>
-        </w:rPr>
-        <w:t xml:space="preserve"> Minimal amount of resources required to ensure SLOs</w:t>
-      </w:r>
-    </w:p>
-    <w:p>
-      <w:pPr>
-        <w:rPr>
-          <w:color w:val="000000" w:themeColor="text1"/>
-        </w:rPr>
-      </w:pPr>
-      <w:r>
-        <w:rPr>
-          <w:color w:val="000000" w:themeColor="text1"/>
-        </w:rPr>
-        <w:t>The overprovision is the resources that are active but idle which means we pay for it but its not being used. One of the pros in terms of elasticity is that with cloud computing these resources can be automatically let go.</w:t>
-      </w:r>
-    </w:p>
-    <w:p>
-      <w:pPr>
-        <w:rPr>
-          <w:color w:val="000000" w:themeColor="text1"/>
-        </w:rPr>
-      </w:pPr>
-    </w:p>
-    <w:p>
-      <w:pPr>
-        <w:rPr>
-          <w:b/>
-          <w:bCs/>
-          <w:color w:val="000000" w:themeColor="text1"/>
-          <w:sz w:val="24"/>
-          <w:szCs w:val="24"/>
-          <w:u w:val="single"/>
-        </w:rPr>
-      </w:pPr>
-      <w:r>
-        <w:rPr>
-          <w:b/>
-          <w:bCs/>
-          <w:color w:val="000000" w:themeColor="text1"/>
-          <w:sz w:val="24"/>
-          <w:szCs w:val="24"/>
-          <w:u w:val="single"/>
-        </w:rPr>
         <w:lastRenderedPageBreak/>
-        <w:t>Cloud-Native Architecture</w:t>
-      </w:r>
-      <w:r>
-        <w:rPr>
-          <w:b/>
-          <w:bCs/>
-          <w:color w:val="000000" w:themeColor="text1"/>
-          <w:sz w:val="24"/>
-          <w:szCs w:val="24"/>
-          <w:u w:val="single"/>
-        </w:rPr>
-        <w:t>:</w:t>
+        <w:t>Cloud-Native Architecture:</w:t>
       </w:r>
     </w:p>
     <w:p>
@@ -4637,7 +4910,21 @@
         <w:rPr>
           <w:color w:val="000000" w:themeColor="text1"/>
         </w:rPr>
-        <w:t xml:space="preserve">Usually has different services communicating through an API, uses container based deployment for example docker + </w:t>
+        <w:t xml:space="preserve">Usually has different services communicating through an API, uses </w:t>
+      </w:r>
+      <w:proofErr w:type="gramStart"/>
+      <w:r>
+        <w:rPr>
+          <w:color w:val="000000" w:themeColor="text1"/>
+        </w:rPr>
+        <w:t>container based</w:t>
+      </w:r>
+      <w:proofErr w:type="gramEnd"/>
+      <w:r>
+        <w:rPr>
+          <w:color w:val="000000" w:themeColor="text1"/>
+        </w:rPr>
+        <w:t xml:space="preserve"> deployment for example docker + </w:t>
       </w:r>
       <w:proofErr w:type="spellStart"/>
       <w:r>
@@ -6196,6 +6483,7 @@
   <w:style w:type="character" w:default="1" w:styleId="DefaultParagraphFont">
     <w:name w:val="Default Paragraph Font"/>
     <w:uiPriority w:val="1"/>
+    <w:semiHidden/>
     <w:unhideWhenUsed/>
   </w:style>
   <w:style w:type="table" w:default="1" w:styleId="TableNormal">

--- a/SWARD/Lectures/Lecture 9.docx
+++ b/SWARD/Lectures/Lecture 9.docx
@@ -52,6 +52,8 @@
     <w:p>
       <w:pPr>
         <w:rPr>
+          <w:b/>
+          <w:bCs/>
           <w:color w:val="000000" w:themeColor="text1"/>
           <w:u w:val="single"/>
           <w:lang w:val="en-US"/>
@@ -59,6 +61,8 @@
       </w:pPr>
       <w:r>
         <w:rPr>
+          <w:b/>
+          <w:bCs/>
           <w:color w:val="000000" w:themeColor="text1"/>
           <w:u w:val="single"/>
           <w:lang w:val="en-US"/>
@@ -68,6 +72,8 @@
       <w:proofErr w:type="gramStart"/>
       <w:r>
         <w:rPr>
+          <w:b/>
+          <w:bCs/>
           <w:color w:val="000000" w:themeColor="text1"/>
           <w:u w:val="single"/>
           <w:lang w:val="en-US"/>
@@ -77,6 +83,8 @@
       <w:proofErr w:type="gramEnd"/>
       <w:r>
         <w:rPr>
+          <w:b/>
+          <w:bCs/>
           <w:color w:val="000000" w:themeColor="text1"/>
           <w:u w:val="single"/>
           <w:lang w:val="en-US"/>
@@ -113,20 +121,26 @@
     <w:p>
       <w:pPr>
         <w:rPr>
-          <w:color w:val="000000" w:themeColor="text1"/>
-          <w:u w:val="single"/>
-        </w:rPr>
-      </w:pPr>
-    </w:p>
-    <w:p>
-      <w:pPr>
-        <w:rPr>
-          <w:color w:val="000000" w:themeColor="text1"/>
-          <w:u w:val="single"/>
-        </w:rPr>
-      </w:pPr>
-      <w:r>
-        <w:rPr>
+          <w:b/>
+          <w:bCs/>
+          <w:color w:val="000000" w:themeColor="text1"/>
+          <w:u w:val="single"/>
+        </w:rPr>
+      </w:pPr>
+    </w:p>
+    <w:p>
+      <w:pPr>
+        <w:rPr>
+          <w:b/>
+          <w:bCs/>
+          <w:color w:val="000000" w:themeColor="text1"/>
+          <w:u w:val="single"/>
+        </w:rPr>
+      </w:pPr>
+      <w:r>
+        <w:rPr>
+          <w:b/>
+          <w:bCs/>
           <w:color w:val="000000" w:themeColor="text1"/>
           <w:u w:val="single"/>
         </w:rPr>
@@ -135,17 +149,12 @@
       <w:proofErr w:type="gramStart"/>
       <w:r>
         <w:rPr>
-          <w:color w:val="000000" w:themeColor="text1"/>
-          <w:u w:val="single"/>
-        </w:rPr>
-        <w:t>it?</w:t>
-      </w:r>
-      <w:r>
-        <w:rPr>
-          <w:color w:val="000000" w:themeColor="text1"/>
-          <w:u w:val="single"/>
-        </w:rPr>
-        <w:t>:</w:t>
+          <w:b/>
+          <w:bCs/>
+          <w:color w:val="000000" w:themeColor="text1"/>
+          <w:u w:val="single"/>
+        </w:rPr>
+        <w:t>it?:</w:t>
       </w:r>
       <w:proofErr w:type="gramEnd"/>
     </w:p>
@@ -2616,16 +2625,14 @@
         <w:rPr>
           <w:color w:val="000000" w:themeColor="text1"/>
         </w:rPr>
-        <w:t xml:space="preserve">Each service provides an independent </w:t>
-      </w:r>
-      <w:proofErr w:type="gramStart"/>
-      <w:r>
-        <w:rPr>
-          <w:color w:val="000000" w:themeColor="text1"/>
-        </w:rPr>
-        <w:t>an</w:t>
-      </w:r>
-      <w:proofErr w:type="gramEnd"/>
+        <w:t>Each service provides an independent an</w:t>
+      </w:r>
+      <w:r>
+        <w:rPr>
+          <w:color w:val="000000" w:themeColor="text1"/>
+        </w:rPr>
+        <w:t>d</w:t>
+      </w:r>
       <w:r>
         <w:rPr>
           <w:color w:val="000000" w:themeColor="text1"/>
@@ -3723,12 +3730,6 @@
           <w:color w:val="000000" w:themeColor="text1"/>
         </w:rPr>
         <w:t>Microservices are small independent services that work together to build a system.</w:t>
-      </w:r>
-      <w:r>
-        <w:rPr>
-          <w:color w:val="000000" w:themeColor="text1"/>
-        </w:rPr>
-        <w:t>\</w:t>
       </w:r>
     </w:p>
     <w:p>
